--- a/Clients/MWAR/Monaco-Wheel-AI-Growth-Report.docx
+++ b/Clients/MWAR/Monaco-Wheel-AI-Growth-Report.docx
@@ -6288,7 +6288,7 @@
       <w:r>
         <w:drawing>
           <wp:inline distT="0" distB="0" distL="0" distR="0">
-            <wp:extent cx="5524500" cy="3562350"/>
+            <wp:extent cx="5524500" cy="3686175"/>
             <wp:effectExtent t="0" r="0" b="0" l="0"/>
             <wp:docPr id="1" name="Monaco Customer Personas — Frequency vs. Revenue" descr="Monaco Customer Personas — Frequency vs. Revenue" title="Monaco Customer Personas — Frequency vs. Revenue"/>
             <wp:cNvGraphicFramePr>
@@ -6313,7 +6313,7 @@
                   <pic:spPr bwMode="auto">
                     <a:xfrm>
                       <a:off x="0" y="0"/>
-                      <a:ext cx="5524500" cy="3562350"/>
+                      <a:ext cx="5524500" cy="3686175"/>
                     </a:xfrm>
                     <a:prstGeom prst="rect">
                       <a:avLst/>
@@ -10248,6 +10248,139 @@
     </w:tbl>
     <w:p>
       <w:pPr>
+        <w:spacing w:after="0" w:before="140"/>
+      </w:pPr>
+      <w:r>
+        <w:t xml:space="preserve"/>
+      </w:r>
+    </w:p>
+    <w:tbl>
+      <w:tblPr>
+        <w:tblW w:type="dxa" w:w="9360"/>
+        <w:tblBorders>
+          <w:top w:val="single" w:color="auto" w:sz="4"/>
+          <w:left w:val="single" w:color="auto" w:sz="4"/>
+          <w:bottom w:val="single" w:color="auto" w:sz="4"/>
+          <w:right w:val="single" w:color="auto" w:sz="4"/>
+          <w:insideH w:val="single" w:color="auto" w:sz="4"/>
+          <w:insideV w:val="single" w:color="auto" w:sz="4"/>
+        </w:tblBorders>
+      </w:tblPr>
+      <w:tblGrid>
+        <w:gridCol w:w="80"/>
+        <w:gridCol w:w="9280"/>
+      </w:tblGrid>
+      <w:tr>
+        <w:trPr>
+          <w:cantSplit/>
+        </w:trPr>
+        <w:tc>
+          <w:tcPr>
+            <w:tcW w:type="dxa" w:w="80"/>
+            <w:tcBorders>
+              <w:top w:val="none" w:color="FFFFFF" w:sz="0"/>
+              <w:left w:val="none" w:color="FFFFFF" w:sz="0"/>
+              <w:bottom w:val="none" w:color="FFFFFF" w:sz="0"/>
+              <w:right w:val="none" w:color="FFFFFF" w:sz="0"/>
+            </w:tcBorders>
+            <w:shd w:fill="006DB6" w:val="clear"/>
+          </w:tcPr>
+          <w:p>
+            <w:r>
+              <w:t xml:space="preserve"/>
+            </w:r>
+          </w:p>
+        </w:tc>
+        <w:tc>
+          <w:tcPr>
+            <w:tcW w:type="dxa" w:w="9280"/>
+            <w:tcBorders>
+              <w:top w:val="none" w:color="FFFFFF" w:sz="0"/>
+              <w:left w:val="none" w:color="FFFFFF" w:sz="0"/>
+              <w:bottom w:val="none" w:color="FFFFFF" w:sz="0"/>
+              <w:right w:val="none" w:color="FFFFFF" w:sz="0"/>
+            </w:tcBorders>
+            <w:shd w:fill="F8F9FA" w:val="clear"/>
+            <w:tcMar>
+              <w:top w:type="dxa" w:w="160"/>
+              <w:left w:type="dxa" w:w="240"/>
+              <w:bottom w:type="dxa" w:w="160"/>
+              <w:right w:type="dxa" w:w="200"/>
+            </w:tcMar>
+          </w:tcPr>
+          <w:p>
+            <w:pPr>
+              <w:keepNext/>
+              <w:spacing w:after="80"/>
+            </w:pPr>
+            <w:r>
+              <w:rPr>
+                <w:rFonts w:ascii="Open Sans" w:cs="Open Sans" w:eastAsia="Open Sans" w:hAnsi="Open Sans"/>
+                <w:b/>
+                <w:bCs/>
+                <w:color w:val="1A1A2E"/>
+                <w:sz w:val="22"/>
+                <w:szCs w:val="22"/>
+              </w:rPr>
+              <w:t xml:space="preserve">Proven Build 5 — My AI Lead Gen: Automated Outbound Prospecting</w:t>
+            </w:r>
+          </w:p>
+          <w:p>
+            <w:pPr>
+              <w:keepNext/>
+              <w:spacing w:after="60"/>
+            </w:pPr>
+            <w:r>
+              <w:rPr>
+                <w:rFonts w:ascii="Open Sans" w:cs="Open Sans" w:eastAsia="Open Sans" w:hAnsi="Open Sans"/>
+                <w:b/>
+                <w:bCs/>
+                <w:color w:val="006DB6"/>
+                <w:sz w:val="20"/>
+                <w:szCs w:val="20"/>
+              </w:rPr>
+              <w:t xml:space="preserve">What Technijian Built: </w:t>
+            </w:r>
+            <w:r>
+              <w:rPr>
+                <w:rFonts w:ascii="Open Sans" w:cs="Open Sans" w:eastAsia="Open Sans" w:hAnsi="Open Sans"/>
+                <w:color w:val="59595B"/>
+                <w:sz w:val="20"/>
+                <w:szCs w:val="20"/>
+              </w:rPr>
+              <w:t xml:space="preserve">Technijian's My AI Lead Gen platform automates the full outbound prospecting cycle: identify high-fit B2B targets from public data (dealer inventory systems, fleet operator directories, collision shop listings), draft AI-personalized outreach sequences in the client's voice, and manage follow-up cadences until a reply or a booked call — all without manual effort.</w:t>
+            </w:r>
+          </w:p>
+          <w:p>
+            <w:pPr>
+              <w:spacing w:after="60"/>
+            </w:pPr>
+            <w:r>
+              <w:rPr>
+                <w:rFonts w:ascii="Open Sans" w:cs="Open Sans" w:eastAsia="Open Sans" w:hAnsi="Open Sans"/>
+                <w:b/>
+                <w:bCs/>
+                <w:color w:val="F67D4B"/>
+                <w:sz w:val="20"/>
+                <w:szCs w:val="20"/>
+              </w:rPr>
+              <w:t xml:space="preserve">How This Applies to Monaco: </w:t>
+            </w:r>
+            <w:r>
+              <w:rPr>
+                <w:rFonts w:ascii="Open Sans" w:cs="Open Sans" w:eastAsia="Open Sans" w:hAnsi="Open Sans"/>
+                <w:color w:val="59595B"/>
+                <w:sz w:val="20"/>
+                <w:szCs w:val="20"/>
+              </w:rPr>
+              <w:t xml:space="preserve">Applied to Monaco: Technijian runs a dealer and fleet outreach program targeting Orange County and Las Vegas new-car dealers who accumulate wheel damage from lot moves and test drives. AI-personalized emails go out from Javon's inbox, with automated Day 3 and Day 7 follow-ups. Positive responses are flagged for Javon to close personally. Secondary sequences target fleet managers and corporate accounts. Goal: 2 new wholesale dealer accounts within 60 days; 8+ by end of Year 1 — adding an estimated $8,000–$12,000 per month in B2B revenue at volume pricing.</w:t>
+            </w:r>
+          </w:p>
+        </w:tc>
+      </w:tr>
+    </w:tbl>
+    <w:p>
+      <w:pPr>
         <w:pStyle w:val="Heading1"/>
         <w:keepNext/>
         <w:spacing w:after="120" w:before="480" w:line="240"/>
@@ -10372,7 +10505,7 @@
       <w:r>
         <w:drawing>
           <wp:inline distT="0" distB="0" distL="0" distR="0">
-            <wp:extent cx="5524500" cy="3209925"/>
+            <wp:extent cx="5334000" cy="3314700"/>
             <wp:effectExtent t="0" r="0" b="0" l="0"/>
             <wp:docPr id="1" name="Monaco AI Growth Engine Architecture" descr="Monaco AI Growth Engine Architecture" title="Monaco AI Growth Engine Architecture"/>
             <wp:cNvGraphicFramePr>
@@ -10397,7 +10530,7 @@
                   <pic:spPr bwMode="auto">
                     <a:xfrm>
                       <a:off x="0" y="0"/>
-                      <a:ext cx="5524500" cy="3209925"/>
+                      <a:ext cx="5334000" cy="3314700"/>
                     </a:xfrm>
                     <a:prstGeom prst="rect">
                       <a:avLst/>
@@ -11605,7 +11738,7 @@
                 <w:sz w:val="20"/>
                 <w:szCs w:val="20"/>
               </w:rPr>
-              <w:t xml:space="preserve">Dealer outreach automation</w:t>
+              <w:t xml:space="preserve">My AI Lead Gen — dealer prospecting</w:t>
             </w:r>
           </w:p>
         </w:tc>
@@ -11640,7 +11773,7 @@
                 <w:sz w:val="20"/>
                 <w:szCs w:val="20"/>
               </w:rPr>
-              <w:t xml:space="preserve">Identify &amp; sequence new OC dealerships</w:t>
+              <w:t xml:space="preserve">Identify &amp; AI-sequence OC + LV new-car dealers; personalized emails from Javon's inbox + auto follow-up</w:t>
             </w:r>
           </w:p>
         </w:tc>
@@ -11675,7 +11808,7 @@
                 <w:sz w:val="20"/>
                 <w:szCs w:val="20"/>
               </w:rPr>
-              <w:t xml:space="preserve">New dealer accounts / quarter</w:t>
+              <w:t xml:space="preserve">New wholesale dealer accounts / quarter</w:t>
             </w:r>
           </w:p>
         </w:tc>
@@ -11710,7 +11843,7 @@
                 <w:sz w:val="20"/>
                 <w:szCs w:val="20"/>
               </w:rPr>
-              <w:t xml:space="preserve">My AI</w:t>
+              <w:t xml:space="preserve">My AI Lead Gen</w:t>
             </w:r>
           </w:p>
         </w:tc>
@@ -11785,7 +11918,7 @@
                 <w:sz w:val="20"/>
                 <w:szCs w:val="20"/>
               </w:rPr>
-              <w:t xml:space="preserve">Referral activation</w:t>
+              <w:t xml:space="preserve">My AI Lead Gen — fleet &amp; B2B</w:t>
             </w:r>
           </w:p>
         </w:tc>
@@ -11820,7 +11953,7 @@
                 <w:sz w:val="20"/>
                 <w:szCs w:val="20"/>
               </w:rPr>
-              <w:t xml:space="preserve">Body shop partner loyalty + volume tracking</w:t>
+              <w:t xml:space="preserve">Fleet managers, corporate accounts, rental operators — outbound prospecting sequences</w:t>
             </w:r>
           </w:p>
         </w:tc>
@@ -11855,7 +11988,7 @@
                 <w:sz w:val="20"/>
                 <w:szCs w:val="20"/>
               </w:rPr>
-              <w:t xml:space="preserve">Partner referral revenue</w:t>
+              <w:t xml:space="preserve">Fleet accounts closed / quarter</w:t>
             </w:r>
           </w:p>
         </w:tc>
@@ -11890,7 +12023,7 @@
                 <w:sz w:val="20"/>
                 <w:szCs w:val="20"/>
               </w:rPr>
-              <w:t xml:space="preserve">My Dev</w:t>
+              <w:t xml:space="preserve">My AI Lead Gen</w:t>
             </w:r>
           </w:p>
         </w:tc>
@@ -11930,7 +12063,7 @@
                 <w:sz w:val="20"/>
                 <w:szCs w:val="20"/>
               </w:rPr>
-              <w:t xml:space="preserve">Internal</w:t>
+              <w:t xml:space="preserve">Outbound</w:t>
             </w:r>
           </w:p>
         </w:tc>
@@ -11965,7 +12098,7 @@
                 <w:sz w:val="20"/>
                 <w:szCs w:val="20"/>
               </w:rPr>
-              <w:t xml:space="preserve">AI booking &amp; quote bot</w:t>
+              <w:t xml:space="preserve">Referral activation</w:t>
             </w:r>
           </w:p>
         </w:tc>
@@ -12000,7 +12133,7 @@
                 <w:sz w:val="20"/>
                 <w:szCs w:val="20"/>
               </w:rPr>
-              <w:t xml:space="preserve">After-hours intake, photo-to-quote, scheduling</w:t>
+              <w:t xml:space="preserve">Body shop partner loyalty + volume tracking</w:t>
             </w:r>
           </w:p>
         </w:tc>
@@ -12035,7 +12168,7 @@
                 <w:sz w:val="20"/>
                 <w:szCs w:val="20"/>
               </w:rPr>
-              <w:t xml:space="preserve">After-hours bookings captured</w:t>
+              <w:t xml:space="preserve">Partner referral revenue</w:t>
             </w:r>
           </w:p>
         </w:tc>
@@ -12145,7 +12278,7 @@
                 <w:sz w:val="20"/>
                 <w:szCs w:val="20"/>
               </w:rPr>
-              <w:t xml:space="preserve">Upsell prompt engine</w:t>
+              <w:t xml:space="preserve">AI booking &amp; quote bot</w:t>
             </w:r>
           </w:p>
         </w:tc>
@@ -12180,7 +12313,7 @@
                 <w:sz w:val="20"/>
                 <w:szCs w:val="20"/>
               </w:rPr>
-              <w:t xml:space="preserve">Caliper / chrome delete combo suggestions at booking</w:t>
+              <w:t xml:space="preserve">After-hours intake, photo-to-quote, scheduling</w:t>
             </w:r>
           </w:p>
         </w:tc>
@@ -12215,7 +12348,7 @@
                 <w:sz w:val="20"/>
                 <w:szCs w:val="20"/>
               </w:rPr>
-              <w:t xml:space="preserve">Avg ticket lift %</w:t>
+              <w:t xml:space="preserve">After-hours bookings captured</w:t>
             </w:r>
           </w:p>
         </w:tc>
@@ -12250,7 +12383,7 @@
                 <w:sz w:val="20"/>
                 <w:szCs w:val="20"/>
               </w:rPr>
-              <w:t xml:space="preserve">My AI</w:t>
+              <w:t xml:space="preserve">My Dev</w:t>
             </w:r>
           </w:p>
         </w:tc>
@@ -12325,6 +12458,186 @@
                 <w:sz w:val="20"/>
                 <w:szCs w:val="20"/>
               </w:rPr>
+              <w:t xml:space="preserve">Upsell prompt engine</w:t>
+            </w:r>
+          </w:p>
+        </w:tc>
+        <w:tc>
+          <w:tcPr>
+            <w:tcW w:type="dxa" w:w="2674"/>
+            <w:tcBorders>
+              <w:top w:val="single" w:color="E9ECEF" w:sz="4"/>
+              <w:left w:val="single" w:color="E9ECEF" w:sz="4"/>
+              <w:bottom w:val="single" w:color="E9ECEF" w:sz="4"/>
+              <w:right w:val="single" w:color="E9ECEF" w:sz="4"/>
+            </w:tcBorders>
+            <w:shd w:fill="F8F9FA" w:val="clear"/>
+            <w:tcMar>
+              <w:top w:type="dxa" w:w="100"/>
+              <w:left w:type="dxa" w:w="140"/>
+              <w:bottom w:type="dxa" w:w="100"/>
+              <w:right w:type="dxa" w:w="140"/>
+            </w:tcMar>
+            <w:vAlign w:val="center"/>
+          </w:tcPr>
+          <w:p>
+            <w:pPr>
+              <w:jc w:val="left"/>
+            </w:pPr>
+            <w:r>
+              <w:rPr>
+                <w:rFonts w:ascii="Open Sans" w:cs="Open Sans" w:eastAsia="Open Sans" w:hAnsi="Open Sans"/>
+                <w:b w:val="false"/>
+                <w:bCs w:val="false"/>
+                <w:color w:val="59595B"/>
+                <w:sz w:val="20"/>
+                <w:szCs w:val="20"/>
+              </w:rPr>
+              <w:t xml:space="preserve">Caliper / chrome delete combo suggestions at booking</w:t>
+            </w:r>
+          </w:p>
+        </w:tc>
+        <w:tc>
+          <w:tcPr>
+            <w:tcW w:type="dxa" w:w="1782"/>
+            <w:tcBorders>
+              <w:top w:val="single" w:color="E9ECEF" w:sz="4"/>
+              <w:left w:val="single" w:color="E9ECEF" w:sz="4"/>
+              <w:bottom w:val="single" w:color="E9ECEF" w:sz="4"/>
+              <w:right w:val="single" w:color="E9ECEF" w:sz="4"/>
+            </w:tcBorders>
+            <w:shd w:fill="F8F9FA" w:val="clear"/>
+            <w:tcMar>
+              <w:top w:type="dxa" w:w="100"/>
+              <w:left w:type="dxa" w:w="140"/>
+              <w:bottom w:type="dxa" w:w="100"/>
+              <w:right w:type="dxa" w:w="140"/>
+            </w:tcMar>
+            <w:vAlign w:val="center"/>
+          </w:tcPr>
+          <w:p>
+            <w:pPr>
+              <w:jc w:val="left"/>
+            </w:pPr>
+            <w:r>
+              <w:rPr>
+                <w:rFonts w:ascii="Open Sans" w:cs="Open Sans" w:eastAsia="Open Sans" w:hAnsi="Open Sans"/>
+                <w:b w:val="false"/>
+                <w:bCs w:val="false"/>
+                <w:color w:val="59595B"/>
+                <w:sz w:val="20"/>
+                <w:szCs w:val="20"/>
+              </w:rPr>
+              <w:t xml:space="preserve">Avg ticket lift %</w:t>
+            </w:r>
+          </w:p>
+        </w:tc>
+        <w:tc>
+          <w:tcPr>
+            <w:tcW w:type="dxa" w:w="1339"/>
+            <w:tcBorders>
+              <w:top w:val="single" w:color="E9ECEF" w:sz="4"/>
+              <w:left w:val="single" w:color="E9ECEF" w:sz="4"/>
+              <w:bottom w:val="single" w:color="E9ECEF" w:sz="4"/>
+              <w:right w:val="single" w:color="E9ECEF" w:sz="4"/>
+            </w:tcBorders>
+            <w:shd w:fill="F8F9FA" w:val="clear"/>
+            <w:tcMar>
+              <w:top w:type="dxa" w:w="100"/>
+              <w:left w:type="dxa" w:w="140"/>
+              <w:bottom w:type="dxa" w:w="100"/>
+              <w:right w:type="dxa" w:w="140"/>
+            </w:tcMar>
+            <w:vAlign w:val="center"/>
+          </w:tcPr>
+          <w:p>
+            <w:pPr>
+              <w:jc w:val="left"/>
+            </w:pPr>
+            <w:r>
+              <w:rPr>
+                <w:rFonts w:ascii="Open Sans" w:cs="Open Sans" w:eastAsia="Open Sans" w:hAnsi="Open Sans"/>
+                <w:b w:val="false"/>
+                <w:bCs w:val="false"/>
+                <w:color w:val="59595B"/>
+                <w:sz w:val="20"/>
+                <w:szCs w:val="20"/>
+              </w:rPr>
+              <w:t xml:space="preserve">My AI</w:t>
+            </w:r>
+          </w:p>
+        </w:tc>
+      </w:tr>
+      <w:tr>
+        <w:trPr>
+          <w:cantSplit/>
+        </w:trPr>
+        <w:tc>
+          <w:tcPr>
+            <w:tcW w:type="dxa" w:w="1337"/>
+            <w:tcBorders>
+              <w:top w:val="single" w:color="E9ECEF" w:sz="4"/>
+              <w:left w:val="single" w:color="E9ECEF" w:sz="4"/>
+              <w:bottom w:val="single" w:color="E9ECEF" w:sz="4"/>
+              <w:right w:val="single" w:color="E9ECEF" w:sz="4"/>
+            </w:tcBorders>
+            <w:shd w:fill="FFFFFF" w:val="clear"/>
+            <w:tcMar>
+              <w:top w:type="dxa" w:w="100"/>
+              <w:left w:type="dxa" w:w="140"/>
+              <w:bottom w:type="dxa" w:w="100"/>
+              <w:right w:type="dxa" w:w="140"/>
+            </w:tcMar>
+            <w:vAlign w:val="center"/>
+          </w:tcPr>
+          <w:p>
+            <w:pPr>
+              <w:jc w:val="left"/>
+            </w:pPr>
+            <w:r>
+              <w:rPr>
+                <w:rFonts w:ascii="Open Sans" w:cs="Open Sans" w:eastAsia="Open Sans" w:hAnsi="Open Sans"/>
+                <w:b w:val="false"/>
+                <w:bCs w:val="false"/>
+                <w:color w:val="59595B"/>
+                <w:sz w:val="20"/>
+                <w:szCs w:val="20"/>
+              </w:rPr>
+              <w:t xml:space="preserve">Internal</w:t>
+            </w:r>
+          </w:p>
+        </w:tc>
+        <w:tc>
+          <w:tcPr>
+            <w:tcW w:type="dxa" w:w="2228"/>
+            <w:tcBorders>
+              <w:top w:val="single" w:color="E9ECEF" w:sz="4"/>
+              <w:left w:val="single" w:color="E9ECEF" w:sz="4"/>
+              <w:bottom w:val="single" w:color="E9ECEF" w:sz="4"/>
+              <w:right w:val="single" w:color="E9ECEF" w:sz="4"/>
+            </w:tcBorders>
+            <w:shd w:fill="FFFFFF" w:val="clear"/>
+            <w:tcMar>
+              <w:top w:type="dxa" w:w="100"/>
+              <w:left w:type="dxa" w:w="140"/>
+              <w:bottom w:type="dxa" w:w="100"/>
+              <w:right w:type="dxa" w:w="140"/>
+            </w:tcMar>
+            <w:vAlign w:val="center"/>
+          </w:tcPr>
+          <w:p>
+            <w:pPr>
+              <w:jc w:val="left"/>
+            </w:pPr>
+            <w:r>
+              <w:rPr>
+                <w:rFonts w:ascii="Open Sans" w:cs="Open Sans" w:eastAsia="Open Sans" w:hAnsi="Open Sans"/>
+                <w:b w:val="false"/>
+                <w:bCs w:val="false"/>
+                <w:color w:val="59595B"/>
+                <w:sz w:val="20"/>
+                <w:szCs w:val="20"/>
+              </w:rPr>
               <w:t xml:space="preserve">Customer CRM</w:t>
             </w:r>
           </w:p>
@@ -12338,7 +12651,7 @@
               <w:bottom w:val="single" w:color="E9ECEF" w:sz="4"/>
               <w:right w:val="single" w:color="E9ECEF" w:sz="4"/>
             </w:tcBorders>
-            <w:shd w:fill="F8F9FA" w:val="clear"/>
+            <w:shd w:fill="FFFFFF" w:val="clear"/>
             <w:tcMar>
               <w:top w:type="dxa" w:w="100"/>
               <w:left w:type="dxa" w:w="140"/>
@@ -12373,7 +12686,7 @@
               <w:bottom w:val="single" w:color="E9ECEF" w:sz="4"/>
               <w:right w:val="single" w:color="E9ECEF" w:sz="4"/>
             </w:tcBorders>
-            <w:shd w:fill="F8F9FA" w:val="clear"/>
+            <w:shd w:fill="FFFFFF" w:val="clear"/>
             <w:tcMar>
               <w:top w:type="dxa" w:w="100"/>
               <w:left w:type="dxa" w:w="140"/>
@@ -12408,7 +12721,7 @@
               <w:bottom w:val="single" w:color="E9ECEF" w:sz="4"/>
               <w:right w:val="single" w:color="E9ECEF" w:sz="4"/>
             </w:tcBorders>
-            <w:shd w:fill="F8F9FA" w:val="clear"/>
+            <w:shd w:fill="FFFFFF" w:val="clear"/>
             <w:tcMar>
               <w:top w:type="dxa" w:w="100"/>
               <w:left w:type="dxa" w:w="140"/>
@@ -16139,7 +16452,7 @@
           <w:sz w:val="2"/>
           <w:szCs w:val="2"/>
         </w:rPr>
-        <w:t xml:space="preserve">10  Implementation Roadmap</w:t>
+        <w:t xml:space="preserve">10  Subscription &amp; Membership Pricing Strategy</w:t>
       </w:r>
     </w:p>
     <w:tbl>
@@ -16203,7 +16516,3674 @@
                 <w:sz w:val="34"/>
                 <w:szCs w:val="34"/>
               </w:rPr>
-              <w:t xml:space="preserve">10  Implementation Roadmap</w:t>
+              <w:t xml:space="preserve">10  Subscription &amp; Membership Pricing Strategy</w:t>
+            </w:r>
+          </w:p>
+        </w:tc>
+      </w:tr>
+    </w:tbl>
+    <w:p>
+      <w:pPr>
+        <w:spacing w:after="0" w:before="100"/>
+      </w:pPr>
+      <w:r>
+        <w:t xml:space="preserve"/>
+      </w:r>
+    </w:p>
+    <w:p>
+      <w:pPr>
+        <w:spacing w:after="140" w:before="0" w:line="320"/>
+        <w:jc w:val="both"/>
+      </w:pPr>
+      <w:r>
+        <w:rPr>
+          <w:rFonts w:ascii="Open Sans" w:cs="Open Sans" w:eastAsia="Open Sans" w:hAnsi="Open Sans"/>
+          <w:b w:val="false"/>
+          <w:bCs w:val="false"/>
+          <w:i w:val="false"/>
+          <w:iCs w:val="false"/>
+          <w:color w:val="59595B"/>
+          <w:sz w:val="22"/>
+          <w:szCs w:val="22"/>
+        </w:rPr>
+        <w:t xml:space="preserve">As Monaco's AI program matures and the customer base grows, a subscription or membership model creates predictable monthly recurring revenue, locks in loyalty, and enables capacity planning. Done correctly, it also builds a competitive moat that is nearly impossible for solo-operator competitors to replicate.</w:t>
+      </w:r>
+    </w:p>
+    <w:p>
+      <w:pPr>
+        <w:spacing w:after="0" w:before="120"/>
+      </w:pPr>
+      <w:r>
+        <w:t xml:space="preserve"/>
+      </w:r>
+    </w:p>
+    <w:p>
+      <w:pPr>
+        <w:pStyle w:val="Heading2"/>
+        <w:keepNext/>
+        <w:keepLines/>
+        <w:spacing w:after="120" w:before="280"/>
+      </w:pPr>
+      <w:r>
+        <w:rPr>
+          <w:rFonts w:ascii="Open Sans" w:cs="Open Sans" w:eastAsia="Open Sans" w:hAnsi="Open Sans"/>
+          <w:b/>
+          <w:bCs/>
+          <w:color w:val="006DB6"/>
+          <w:sz w:val="26"/>
+          <w:szCs w:val="26"/>
+        </w:rPr>
+        <w:t xml:space="preserve">Why Subscriptions Work for Monaco</w:t>
+      </w:r>
+    </w:p>
+    <w:tbl>
+      <w:tblPr>
+        <w:tblW w:type="dxa" w:w="9360"/>
+        <w:tblBorders>
+          <w:top w:val="single" w:color="auto" w:sz="4"/>
+          <w:left w:val="single" w:color="auto" w:sz="4"/>
+          <w:bottom w:val="single" w:color="auto" w:sz="4"/>
+          <w:right w:val="single" w:color="auto" w:sz="4"/>
+          <w:insideH w:val="single" w:color="auto" w:sz="4"/>
+          <w:insideV w:val="single" w:color="auto" w:sz="4"/>
+        </w:tblBorders>
+      </w:tblPr>
+      <w:tblGrid>
+        <w:gridCol w:w="3120"/>
+        <w:gridCol w:w="6240"/>
+      </w:tblGrid>
+      <w:tr>
+        <w:trPr>
+          <w:cantSplit/>
+          <w:tblHeader/>
+        </w:trPr>
+        <w:tc>
+          <w:tcPr>
+            <w:tcW w:type="dxa" w:w="3120"/>
+            <w:tcBorders>
+              <w:top w:val="single" w:color="E9ECEF" w:sz="4"/>
+              <w:left w:val="single" w:color="E9ECEF" w:sz="4"/>
+              <w:bottom w:val="single" w:color="E9ECEF" w:sz="4"/>
+              <w:right w:val="single" w:color="E9ECEF" w:sz="4"/>
+            </w:tcBorders>
+            <w:shd w:fill="006DB6" w:val="clear"/>
+            <w:tcMar>
+              <w:top w:type="dxa" w:w="120"/>
+              <w:left w:type="dxa" w:w="140"/>
+              <w:bottom w:type="dxa" w:w="120"/>
+              <w:right w:type="dxa" w:w="140"/>
+            </w:tcMar>
+            <w:vAlign w:val="center"/>
+          </w:tcPr>
+          <w:p>
+            <w:pPr>
+              <w:jc w:val="left"/>
+            </w:pPr>
+            <w:r>
+              <w:rPr>
+                <w:rFonts w:ascii="Open Sans" w:cs="Open Sans" w:eastAsia="Open Sans" w:hAnsi="Open Sans"/>
+                <w:b/>
+                <w:bCs/>
+                <w:color w:val="FFFFFF"/>
+                <w:sz w:val="20"/>
+                <w:szCs w:val="20"/>
+              </w:rPr>
+              <w:t xml:space="preserve">Benefit</w:t>
+            </w:r>
+          </w:p>
+        </w:tc>
+        <w:tc>
+          <w:tcPr>
+            <w:tcW w:type="dxa" w:w="6240"/>
+            <w:tcBorders>
+              <w:top w:val="single" w:color="E9ECEF" w:sz="4"/>
+              <w:left w:val="single" w:color="E9ECEF" w:sz="4"/>
+              <w:bottom w:val="single" w:color="E9ECEF" w:sz="4"/>
+              <w:right w:val="single" w:color="E9ECEF" w:sz="4"/>
+            </w:tcBorders>
+            <w:shd w:fill="006DB6" w:val="clear"/>
+            <w:tcMar>
+              <w:top w:type="dxa" w:w="120"/>
+              <w:left w:type="dxa" w:w="140"/>
+              <w:bottom w:type="dxa" w:w="120"/>
+              <w:right w:type="dxa" w:w="140"/>
+            </w:tcMar>
+            <w:vAlign w:val="center"/>
+          </w:tcPr>
+          <w:p>
+            <w:pPr>
+              <w:jc w:val="left"/>
+            </w:pPr>
+            <w:r>
+              <w:rPr>
+                <w:rFonts w:ascii="Open Sans" w:cs="Open Sans" w:eastAsia="Open Sans" w:hAnsi="Open Sans"/>
+                <w:b/>
+                <w:bCs/>
+                <w:color w:val="FFFFFF"/>
+                <w:sz w:val="20"/>
+                <w:szCs w:val="20"/>
+              </w:rPr>
+              <w:t xml:space="preserve">What It Means for Monaco</w:t>
+            </w:r>
+          </w:p>
+        </w:tc>
+      </w:tr>
+      <w:tr>
+        <w:trPr>
+          <w:cantSplit/>
+        </w:trPr>
+        <w:tc>
+          <w:tcPr>
+            <w:tcW w:type="dxa" w:w="3120"/>
+            <w:tcBorders>
+              <w:top w:val="single" w:color="E9ECEF" w:sz="4"/>
+              <w:left w:val="single" w:color="E9ECEF" w:sz="4"/>
+              <w:bottom w:val="single" w:color="E9ECEF" w:sz="4"/>
+              <w:right w:val="single" w:color="E9ECEF" w:sz="4"/>
+            </w:tcBorders>
+            <w:shd w:fill="FFFFFF" w:val="clear"/>
+            <w:tcMar>
+              <w:top w:type="dxa" w:w="100"/>
+              <w:left w:type="dxa" w:w="140"/>
+              <w:bottom w:type="dxa" w:w="100"/>
+              <w:right w:type="dxa" w:w="140"/>
+            </w:tcMar>
+            <w:vAlign w:val="center"/>
+          </w:tcPr>
+          <w:p>
+            <w:pPr>
+              <w:jc w:val="left"/>
+            </w:pPr>
+            <w:r>
+              <w:rPr>
+                <w:rFonts w:ascii="Open Sans" w:cs="Open Sans" w:eastAsia="Open Sans" w:hAnsi="Open Sans"/>
+                <w:b w:val="false"/>
+                <w:bCs w:val="false"/>
+                <w:color w:val="59595B"/>
+                <w:sz w:val="20"/>
+                <w:szCs w:val="20"/>
+              </w:rPr>
+              <w:t xml:space="preserve">Predictable revenue</w:t>
+            </w:r>
+          </w:p>
+        </w:tc>
+        <w:tc>
+          <w:tcPr>
+            <w:tcW w:type="dxa" w:w="6240"/>
+            <w:tcBorders>
+              <w:top w:val="single" w:color="E9ECEF" w:sz="4"/>
+              <w:left w:val="single" w:color="E9ECEF" w:sz="4"/>
+              <w:bottom w:val="single" w:color="E9ECEF" w:sz="4"/>
+              <w:right w:val="single" w:color="E9ECEF" w:sz="4"/>
+            </w:tcBorders>
+            <w:shd w:fill="FFFFFF" w:val="clear"/>
+            <w:tcMar>
+              <w:top w:type="dxa" w:w="100"/>
+              <w:left w:type="dxa" w:w="140"/>
+              <w:bottom w:type="dxa" w:w="100"/>
+              <w:right w:type="dxa" w:w="140"/>
+            </w:tcMar>
+            <w:vAlign w:val="center"/>
+          </w:tcPr>
+          <w:p>
+            <w:pPr>
+              <w:jc w:val="left"/>
+            </w:pPr>
+            <w:r>
+              <w:rPr>
+                <w:rFonts w:ascii="Open Sans" w:cs="Open Sans" w:eastAsia="Open Sans" w:hAnsi="Open Sans"/>
+                <w:b w:val="false"/>
+                <w:bCs w:val="false"/>
+                <w:color w:val="59595B"/>
+                <w:sz w:val="20"/>
+                <w:szCs w:val="20"/>
+              </w:rPr>
+              <w:t xml:space="preserve">Subscription fees arrive regardless of whether damage occurs — smoothing seasonal dips</w:t>
+            </w:r>
+          </w:p>
+        </w:tc>
+      </w:tr>
+      <w:tr>
+        <w:trPr>
+          <w:cantSplit/>
+        </w:trPr>
+        <w:tc>
+          <w:tcPr>
+            <w:tcW w:type="dxa" w:w="3120"/>
+            <w:tcBorders>
+              <w:top w:val="single" w:color="E9ECEF" w:sz="4"/>
+              <w:left w:val="single" w:color="E9ECEF" w:sz="4"/>
+              <w:bottom w:val="single" w:color="E9ECEF" w:sz="4"/>
+              <w:right w:val="single" w:color="E9ECEF" w:sz="4"/>
+            </w:tcBorders>
+            <w:shd w:fill="F8F9FA" w:val="clear"/>
+            <w:tcMar>
+              <w:top w:type="dxa" w:w="100"/>
+              <w:left w:type="dxa" w:w="140"/>
+              <w:bottom w:type="dxa" w:w="100"/>
+              <w:right w:type="dxa" w:w="140"/>
+            </w:tcMar>
+            <w:vAlign w:val="center"/>
+          </w:tcPr>
+          <w:p>
+            <w:pPr>
+              <w:jc w:val="left"/>
+            </w:pPr>
+            <w:r>
+              <w:rPr>
+                <w:rFonts w:ascii="Open Sans" w:cs="Open Sans" w:eastAsia="Open Sans" w:hAnsi="Open Sans"/>
+                <w:b w:val="false"/>
+                <w:bCs w:val="false"/>
+                <w:color w:val="59595B"/>
+                <w:sz w:val="20"/>
+                <w:szCs w:val="20"/>
+              </w:rPr>
+              <w:t xml:space="preserve">Capacity planning</w:t>
+            </w:r>
+          </w:p>
+        </w:tc>
+        <w:tc>
+          <w:tcPr>
+            <w:tcW w:type="dxa" w:w="6240"/>
+            <w:tcBorders>
+              <w:top w:val="single" w:color="E9ECEF" w:sz="4"/>
+              <w:left w:val="single" w:color="E9ECEF" w:sz="4"/>
+              <w:bottom w:val="single" w:color="E9ECEF" w:sz="4"/>
+              <w:right w:val="single" w:color="E9ECEF" w:sz="4"/>
+            </w:tcBorders>
+            <w:shd w:fill="F8F9FA" w:val="clear"/>
+            <w:tcMar>
+              <w:top w:type="dxa" w:w="100"/>
+              <w:left w:type="dxa" w:w="140"/>
+              <w:bottom w:type="dxa" w:w="100"/>
+              <w:right w:type="dxa" w:w="140"/>
+            </w:tcMar>
+            <w:vAlign w:val="center"/>
+          </w:tcPr>
+          <w:p>
+            <w:pPr>
+              <w:jc w:val="left"/>
+            </w:pPr>
+            <w:r>
+              <w:rPr>
+                <w:rFonts w:ascii="Open Sans" w:cs="Open Sans" w:eastAsia="Open Sans" w:hAnsi="Open Sans"/>
+                <w:b w:val="false"/>
+                <w:bCs w:val="false"/>
+                <w:color w:val="59595B"/>
+                <w:sz w:val="20"/>
+                <w:szCs w:val="20"/>
+              </w:rPr>
+              <w:t xml:space="preserve">Knowing 100 subscribers will book ~400 repairs/year lets Javon schedule staff and mobile routes proactively</w:t>
+            </w:r>
+          </w:p>
+        </w:tc>
+      </w:tr>
+      <w:tr>
+        <w:trPr>
+          <w:cantSplit/>
+        </w:trPr>
+        <w:tc>
+          <w:tcPr>
+            <w:tcW w:type="dxa" w:w="3120"/>
+            <w:tcBorders>
+              <w:top w:val="single" w:color="E9ECEF" w:sz="4"/>
+              <w:left w:val="single" w:color="E9ECEF" w:sz="4"/>
+              <w:bottom w:val="single" w:color="E9ECEF" w:sz="4"/>
+              <w:right w:val="single" w:color="E9ECEF" w:sz="4"/>
+            </w:tcBorders>
+            <w:shd w:fill="FFFFFF" w:val="clear"/>
+            <w:tcMar>
+              <w:top w:type="dxa" w:w="100"/>
+              <w:left w:type="dxa" w:w="140"/>
+              <w:bottom w:type="dxa" w:w="100"/>
+              <w:right w:type="dxa" w:w="140"/>
+            </w:tcMar>
+            <w:vAlign w:val="center"/>
+          </w:tcPr>
+          <w:p>
+            <w:pPr>
+              <w:jc w:val="left"/>
+            </w:pPr>
+            <w:r>
+              <w:rPr>
+                <w:rFonts w:ascii="Open Sans" w:cs="Open Sans" w:eastAsia="Open Sans" w:hAnsi="Open Sans"/>
+                <w:b w:val="false"/>
+                <w:bCs w:val="false"/>
+                <w:color w:val="59595B"/>
+                <w:sz w:val="20"/>
+                <w:szCs w:val="20"/>
+              </w:rPr>
+              <w:t xml:space="preserve">Customer lock-in</w:t>
+            </w:r>
+          </w:p>
+        </w:tc>
+        <w:tc>
+          <w:tcPr>
+            <w:tcW w:type="dxa" w:w="6240"/>
+            <w:tcBorders>
+              <w:top w:val="single" w:color="E9ECEF" w:sz="4"/>
+              <w:left w:val="single" w:color="E9ECEF" w:sz="4"/>
+              <w:bottom w:val="single" w:color="E9ECEF" w:sz="4"/>
+              <w:right w:val="single" w:color="E9ECEF" w:sz="4"/>
+            </w:tcBorders>
+            <w:shd w:fill="FFFFFF" w:val="clear"/>
+            <w:tcMar>
+              <w:top w:type="dxa" w:w="100"/>
+              <w:left w:type="dxa" w:w="140"/>
+              <w:bottom w:type="dxa" w:w="100"/>
+              <w:right w:type="dxa" w:w="140"/>
+            </w:tcMar>
+            <w:vAlign w:val="center"/>
+          </w:tcPr>
+          <w:p>
+            <w:pPr>
+              <w:jc w:val="left"/>
+            </w:pPr>
+            <w:r>
+              <w:rPr>
+                <w:rFonts w:ascii="Open Sans" w:cs="Open Sans" w:eastAsia="Open Sans" w:hAnsi="Open Sans"/>
+                <w:b w:val="false"/>
+                <w:bCs w:val="false"/>
+                <w:color w:val="59595B"/>
+                <w:sz w:val="20"/>
+                <w:szCs w:val="20"/>
+              </w:rPr>
+              <w:t xml:space="preserve">Subscribers are 3–5× less likely to shop a competitor for each repair — they already paid</w:t>
+            </w:r>
+          </w:p>
+        </w:tc>
+      </w:tr>
+      <w:tr>
+        <w:trPr>
+          <w:cantSplit/>
+        </w:trPr>
+        <w:tc>
+          <w:tcPr>
+            <w:tcW w:type="dxa" w:w="3120"/>
+            <w:tcBorders>
+              <w:top w:val="single" w:color="E9ECEF" w:sz="4"/>
+              <w:left w:val="single" w:color="E9ECEF" w:sz="4"/>
+              <w:bottom w:val="single" w:color="E9ECEF" w:sz="4"/>
+              <w:right w:val="single" w:color="E9ECEF" w:sz="4"/>
+            </w:tcBorders>
+            <w:shd w:fill="F8F9FA" w:val="clear"/>
+            <w:tcMar>
+              <w:top w:type="dxa" w:w="100"/>
+              <w:left w:type="dxa" w:w="140"/>
+              <w:bottom w:type="dxa" w:w="100"/>
+              <w:right w:type="dxa" w:w="140"/>
+            </w:tcMar>
+            <w:vAlign w:val="center"/>
+          </w:tcPr>
+          <w:p>
+            <w:pPr>
+              <w:jc w:val="left"/>
+            </w:pPr>
+            <w:r>
+              <w:rPr>
+                <w:rFonts w:ascii="Open Sans" w:cs="Open Sans" w:eastAsia="Open Sans" w:hAnsi="Open Sans"/>
+                <w:b w:val="false"/>
+                <w:bCs w:val="false"/>
+                <w:color w:val="59595B"/>
+                <w:sz w:val="20"/>
+                <w:szCs w:val="20"/>
+              </w:rPr>
+              <w:t xml:space="preserve">AI upsell surface</w:t>
+            </w:r>
+          </w:p>
+        </w:tc>
+        <w:tc>
+          <w:tcPr>
+            <w:tcW w:type="dxa" w:w="6240"/>
+            <w:tcBorders>
+              <w:top w:val="single" w:color="E9ECEF" w:sz="4"/>
+              <w:left w:val="single" w:color="E9ECEF" w:sz="4"/>
+              <w:bottom w:val="single" w:color="E9ECEF" w:sz="4"/>
+              <w:right w:val="single" w:color="E9ECEF" w:sz="4"/>
+            </w:tcBorders>
+            <w:shd w:fill="F8F9FA" w:val="clear"/>
+            <w:tcMar>
+              <w:top w:type="dxa" w:w="100"/>
+              <w:left w:type="dxa" w:w="140"/>
+              <w:bottom w:type="dxa" w:w="100"/>
+              <w:right w:type="dxa" w:w="140"/>
+            </w:tcMar>
+            <w:vAlign w:val="center"/>
+          </w:tcPr>
+          <w:p>
+            <w:pPr>
+              <w:jc w:val="left"/>
+            </w:pPr>
+            <w:r>
+              <w:rPr>
+                <w:rFonts w:ascii="Open Sans" w:cs="Open Sans" w:eastAsia="Open Sans" w:hAnsi="Open Sans"/>
+                <w:b w:val="false"/>
+                <w:bCs w:val="false"/>
+                <w:color w:val="59595B"/>
+                <w:sz w:val="20"/>
+                <w:szCs w:val="20"/>
+              </w:rPr>
+              <w:t xml:space="preserve">Subscription CRM flags renewal dates, upgrade opportunities, and add-on services (calipers, chrome delete)</w:t>
+            </w:r>
+          </w:p>
+        </w:tc>
+      </w:tr>
+      <w:tr>
+        <w:trPr>
+          <w:cantSplit/>
+        </w:trPr>
+        <w:tc>
+          <w:tcPr>
+            <w:tcW w:type="dxa" w:w="3120"/>
+            <w:tcBorders>
+              <w:top w:val="single" w:color="E9ECEF" w:sz="4"/>
+              <w:left w:val="single" w:color="E9ECEF" w:sz="4"/>
+              <w:bottom w:val="single" w:color="E9ECEF" w:sz="4"/>
+              <w:right w:val="single" w:color="E9ECEF" w:sz="4"/>
+            </w:tcBorders>
+            <w:shd w:fill="FFFFFF" w:val="clear"/>
+            <w:tcMar>
+              <w:top w:type="dxa" w:w="100"/>
+              <w:left w:type="dxa" w:w="140"/>
+              <w:bottom w:type="dxa" w:w="100"/>
+              <w:right w:type="dxa" w:w="140"/>
+            </w:tcMar>
+            <w:vAlign w:val="center"/>
+          </w:tcPr>
+          <w:p>
+            <w:pPr>
+              <w:jc w:val="left"/>
+            </w:pPr>
+            <w:r>
+              <w:rPr>
+                <w:rFonts w:ascii="Open Sans" w:cs="Open Sans" w:eastAsia="Open Sans" w:hAnsi="Open Sans"/>
+                <w:b w:val="false"/>
+                <w:bCs w:val="false"/>
+                <w:color w:val="59595B"/>
+                <w:sz w:val="20"/>
+                <w:szCs w:val="20"/>
+              </w:rPr>
+              <w:t xml:space="preserve">Moat</w:t>
+            </w:r>
+          </w:p>
+        </w:tc>
+        <w:tc>
+          <w:tcPr>
+            <w:tcW w:type="dxa" w:w="6240"/>
+            <w:tcBorders>
+              <w:top w:val="single" w:color="E9ECEF" w:sz="4"/>
+              <w:left w:val="single" w:color="E9ECEF" w:sz="4"/>
+              <w:bottom w:val="single" w:color="E9ECEF" w:sz="4"/>
+              <w:right w:val="single" w:color="E9ECEF" w:sz="4"/>
+            </w:tcBorders>
+            <w:shd w:fill="FFFFFF" w:val="clear"/>
+            <w:tcMar>
+              <w:top w:type="dxa" w:w="100"/>
+              <w:left w:type="dxa" w:w="140"/>
+              <w:bottom w:type="dxa" w:w="100"/>
+              <w:right w:type="dxa" w:w="140"/>
+            </w:tcMar>
+            <w:vAlign w:val="center"/>
+          </w:tcPr>
+          <w:p>
+            <w:pPr>
+              <w:jc w:val="left"/>
+            </w:pPr>
+            <w:r>
+              <w:rPr>
+                <w:rFonts w:ascii="Open Sans" w:cs="Open Sans" w:eastAsia="Open Sans" w:hAnsi="Open Sans"/>
+                <w:b w:val="false"/>
+                <w:bCs w:val="false"/>
+                <w:color w:val="59595B"/>
+                <w:sz w:val="20"/>
+                <w:szCs w:val="20"/>
+              </w:rPr>
+              <w:t xml:space="preserve">No solo mobile operator can afford to offer a structured subscription program — this differentiates Monaco immediately</w:t>
+            </w:r>
+          </w:p>
+        </w:tc>
+      </w:tr>
+    </w:tbl>
+    <w:p>
+      <w:pPr>
+        <w:spacing w:after="0" w:before="160"/>
+      </w:pPr>
+      <w:r>
+        <w:t xml:space="preserve"/>
+      </w:r>
+    </w:p>
+    <w:p>
+      <w:pPr>
+        <w:pStyle w:val="Heading2"/>
+        <w:keepNext/>
+        <w:keepLines/>
+        <w:spacing w:after="120" w:before="280"/>
+      </w:pPr>
+      <w:r>
+        <w:rPr>
+          <w:rFonts w:ascii="Open Sans" w:cs="Open Sans" w:eastAsia="Open Sans" w:hAnsi="Open Sans"/>
+          <w:b/>
+          <w:bCs/>
+          <w:color w:val="006DB6"/>
+          <w:sz w:val="26"/>
+          <w:szCs w:val="26"/>
+        </w:rPr>
+        <w:t xml:space="preserve">Recommended Tier Structure</w:t>
+      </w:r>
+    </w:p>
+    <w:tbl>
+      <w:tblPr>
+        <w:tblW w:type="dxa" w:w="9360"/>
+        <w:tblBorders>
+          <w:top w:val="single" w:color="auto" w:sz="4"/>
+          <w:left w:val="single" w:color="auto" w:sz="4"/>
+          <w:bottom w:val="single" w:color="auto" w:sz="4"/>
+          <w:right w:val="single" w:color="auto" w:sz="4"/>
+          <w:insideH w:val="single" w:color="auto" w:sz="4"/>
+          <w:insideV w:val="single" w:color="auto" w:sz="4"/>
+        </w:tblBorders>
+      </w:tblPr>
+      <w:tblGrid>
+        <w:gridCol w:w="1477"/>
+        <w:gridCol w:w="1477"/>
+        <w:gridCol w:w="1477"/>
+        <w:gridCol w:w="1477"/>
+        <w:gridCol w:w="985"/>
+        <w:gridCol w:w="2467"/>
+      </w:tblGrid>
+      <w:tr>
+        <w:trPr>
+          <w:cantSplit/>
+          <w:tblHeader/>
+        </w:trPr>
+        <w:tc>
+          <w:tcPr>
+            <w:tcW w:type="dxa" w:w="1477"/>
+            <w:tcBorders>
+              <w:top w:val="single" w:color="E9ECEF" w:sz="4"/>
+              <w:left w:val="single" w:color="E9ECEF" w:sz="4"/>
+              <w:bottom w:val="single" w:color="E9ECEF" w:sz="4"/>
+              <w:right w:val="single" w:color="E9ECEF" w:sz="4"/>
+            </w:tcBorders>
+            <w:shd w:fill="006DB6" w:val="clear"/>
+            <w:tcMar>
+              <w:top w:type="dxa" w:w="120"/>
+              <w:left w:type="dxa" w:w="140"/>
+              <w:bottom w:type="dxa" w:w="120"/>
+              <w:right w:type="dxa" w:w="140"/>
+            </w:tcMar>
+            <w:vAlign w:val="center"/>
+          </w:tcPr>
+          <w:p>
+            <w:pPr>
+              <w:jc w:val="left"/>
+            </w:pPr>
+            <w:r>
+              <w:rPr>
+                <w:rFonts w:ascii="Open Sans" w:cs="Open Sans" w:eastAsia="Open Sans" w:hAnsi="Open Sans"/>
+                <w:b/>
+                <w:bCs/>
+                <w:color w:val="FFFFFF"/>
+                <w:sz w:val="20"/>
+                <w:szCs w:val="20"/>
+              </w:rPr>
+              <w:t xml:space="preserve">Tier</w:t>
+            </w:r>
+          </w:p>
+        </w:tc>
+        <w:tc>
+          <w:tcPr>
+            <w:tcW w:type="dxa" w:w="1477"/>
+            <w:tcBorders>
+              <w:top w:val="single" w:color="E9ECEF" w:sz="4"/>
+              <w:left w:val="single" w:color="E9ECEF" w:sz="4"/>
+              <w:bottom w:val="single" w:color="E9ECEF" w:sz="4"/>
+              <w:right w:val="single" w:color="E9ECEF" w:sz="4"/>
+            </w:tcBorders>
+            <w:shd w:fill="006DB6" w:val="clear"/>
+            <w:tcMar>
+              <w:top w:type="dxa" w:w="120"/>
+              <w:left w:type="dxa" w:w="140"/>
+              <w:bottom w:type="dxa" w:w="120"/>
+              <w:right w:type="dxa" w:w="140"/>
+            </w:tcMar>
+            <w:vAlign w:val="center"/>
+          </w:tcPr>
+          <w:p>
+            <w:pPr>
+              <w:jc w:val="left"/>
+            </w:pPr>
+            <w:r>
+              <w:rPr>
+                <w:rFonts w:ascii="Open Sans" w:cs="Open Sans" w:eastAsia="Open Sans" w:hAnsi="Open Sans"/>
+                <w:b/>
+                <w:bCs/>
+                <w:color w:val="FFFFFF"/>
+                <w:sz w:val="20"/>
+                <w:szCs w:val="20"/>
+              </w:rPr>
+              <w:t xml:space="preserve">Annual Fee</w:t>
+            </w:r>
+          </w:p>
+        </w:tc>
+        <w:tc>
+          <w:tcPr>
+            <w:tcW w:type="dxa" w:w="1477"/>
+            <w:tcBorders>
+              <w:top w:val="single" w:color="E9ECEF" w:sz="4"/>
+              <w:left w:val="single" w:color="E9ECEF" w:sz="4"/>
+              <w:bottom w:val="single" w:color="E9ECEF" w:sz="4"/>
+              <w:right w:val="single" w:color="E9ECEF" w:sz="4"/>
+            </w:tcBorders>
+            <w:shd w:fill="006DB6" w:val="clear"/>
+            <w:tcMar>
+              <w:top w:type="dxa" w:w="120"/>
+              <w:left w:type="dxa" w:w="140"/>
+              <w:bottom w:type="dxa" w:w="120"/>
+              <w:right w:type="dxa" w:w="140"/>
+            </w:tcMar>
+            <w:vAlign w:val="center"/>
+          </w:tcPr>
+          <w:p>
+            <w:pPr>
+              <w:jc w:val="left"/>
+            </w:pPr>
+            <w:r>
+              <w:rPr>
+                <w:rFonts w:ascii="Open Sans" w:cs="Open Sans" w:eastAsia="Open Sans" w:hAnsi="Open Sans"/>
+                <w:b/>
+                <w:bCs/>
+                <w:color w:val="FFFFFF"/>
+                <w:sz w:val="20"/>
+                <w:szCs w:val="20"/>
+              </w:rPr>
+              <w:t xml:space="preserve">Included Repairs</w:t>
+            </w:r>
+          </w:p>
+        </w:tc>
+        <w:tc>
+          <w:tcPr>
+            <w:tcW w:type="dxa" w:w="1477"/>
+            <w:tcBorders>
+              <w:top w:val="single" w:color="E9ECEF" w:sz="4"/>
+              <w:left w:val="single" w:color="E9ECEF" w:sz="4"/>
+              <w:bottom w:val="single" w:color="E9ECEF" w:sz="4"/>
+              <w:right w:val="single" w:color="E9ECEF" w:sz="4"/>
+            </w:tcBorders>
+            <w:shd w:fill="006DB6" w:val="clear"/>
+            <w:tcMar>
+              <w:top w:type="dxa" w:w="120"/>
+              <w:left w:type="dxa" w:w="140"/>
+              <w:bottom w:type="dxa" w:w="120"/>
+              <w:right w:type="dxa" w:w="140"/>
+            </w:tcMar>
+            <w:vAlign w:val="center"/>
+          </w:tcPr>
+          <w:p>
+            <w:pPr>
+              <w:jc w:val="left"/>
+            </w:pPr>
+            <w:r>
+              <w:rPr>
+                <w:rFonts w:ascii="Open Sans" w:cs="Open Sans" w:eastAsia="Open Sans" w:hAnsi="Open Sans"/>
+                <w:b/>
+                <w:bCs/>
+                <w:color w:val="FFFFFF"/>
+                <w:sz w:val="20"/>
+                <w:szCs w:val="20"/>
+              </w:rPr>
+              <w:t xml:space="preserve">Retail Value</w:t>
+            </w:r>
+          </w:p>
+        </w:tc>
+        <w:tc>
+          <w:tcPr>
+            <w:tcW w:type="dxa" w:w="985"/>
+            <w:tcBorders>
+              <w:top w:val="single" w:color="E9ECEF" w:sz="4"/>
+              <w:left w:val="single" w:color="E9ECEF" w:sz="4"/>
+              <w:bottom w:val="single" w:color="E9ECEF" w:sz="4"/>
+              <w:right w:val="single" w:color="E9ECEF" w:sz="4"/>
+            </w:tcBorders>
+            <w:shd w:fill="006DB6" w:val="clear"/>
+            <w:tcMar>
+              <w:top w:type="dxa" w:w="120"/>
+              <w:left w:type="dxa" w:w="140"/>
+              <w:bottom w:type="dxa" w:w="120"/>
+              <w:right w:type="dxa" w:w="140"/>
+            </w:tcMar>
+            <w:vAlign w:val="center"/>
+          </w:tcPr>
+          <w:p>
+            <w:pPr>
+              <w:jc w:val="left"/>
+            </w:pPr>
+            <w:r>
+              <w:rPr>
+                <w:rFonts w:ascii="Open Sans" w:cs="Open Sans" w:eastAsia="Open Sans" w:hAnsi="Open Sans"/>
+                <w:b/>
+                <w:bCs/>
+                <w:color w:val="FFFFFF"/>
+                <w:sz w:val="20"/>
+                <w:szCs w:val="20"/>
+              </w:rPr>
+              <w:t xml:space="preserve">Savings</w:t>
+            </w:r>
+          </w:p>
+        </w:tc>
+        <w:tc>
+          <w:tcPr>
+            <w:tcW w:type="dxa" w:w="2467"/>
+            <w:tcBorders>
+              <w:top w:val="single" w:color="E9ECEF" w:sz="4"/>
+              <w:left w:val="single" w:color="E9ECEF" w:sz="4"/>
+              <w:bottom w:val="single" w:color="E9ECEF" w:sz="4"/>
+              <w:right w:val="single" w:color="E9ECEF" w:sz="4"/>
+            </w:tcBorders>
+            <w:shd w:fill="006DB6" w:val="clear"/>
+            <w:tcMar>
+              <w:top w:type="dxa" w:w="120"/>
+              <w:left w:type="dxa" w:w="140"/>
+              <w:bottom w:type="dxa" w:w="120"/>
+              <w:right w:type="dxa" w:w="140"/>
+            </w:tcMar>
+            <w:vAlign w:val="center"/>
+          </w:tcPr>
+          <w:p>
+            <w:pPr>
+              <w:jc w:val="left"/>
+            </w:pPr>
+            <w:r>
+              <w:rPr>
+                <w:rFonts w:ascii="Open Sans" w:cs="Open Sans" w:eastAsia="Open Sans" w:hAnsi="Open Sans"/>
+                <w:b/>
+                <w:bCs/>
+                <w:color w:val="FFFFFF"/>
+                <w:sz w:val="20"/>
+                <w:szCs w:val="20"/>
+              </w:rPr>
+              <w:t xml:space="preserve">Best For</w:t>
+            </w:r>
+          </w:p>
+        </w:tc>
+      </w:tr>
+      <w:tr>
+        <w:trPr>
+          <w:cantSplit/>
+        </w:trPr>
+        <w:tc>
+          <w:tcPr>
+            <w:tcW w:type="dxa" w:w="1477"/>
+            <w:tcBorders>
+              <w:top w:val="single" w:color="E9ECEF" w:sz="4"/>
+              <w:left w:val="single" w:color="E9ECEF" w:sz="4"/>
+              <w:bottom w:val="single" w:color="E9ECEF" w:sz="4"/>
+              <w:right w:val="single" w:color="E9ECEF" w:sz="4"/>
+            </w:tcBorders>
+            <w:shd w:fill="FFFFFF" w:val="clear"/>
+            <w:tcMar>
+              <w:top w:type="dxa" w:w="100"/>
+              <w:left w:type="dxa" w:w="140"/>
+              <w:bottom w:type="dxa" w:w="100"/>
+              <w:right w:type="dxa" w:w="140"/>
+            </w:tcMar>
+            <w:vAlign w:val="center"/>
+          </w:tcPr>
+          <w:p>
+            <w:pPr>
+              <w:jc w:val="left"/>
+            </w:pPr>
+            <w:r>
+              <w:rPr>
+                <w:rFonts w:ascii="Open Sans" w:cs="Open Sans" w:eastAsia="Open Sans" w:hAnsi="Open Sans"/>
+                <w:b w:val="false"/>
+                <w:bCs w:val="false"/>
+                <w:color w:val="59595B"/>
+                <w:sz w:val="20"/>
+                <w:szCs w:val="20"/>
+              </w:rPr>
+              <w:t xml:space="preserve">Silver</w:t>
+            </w:r>
+          </w:p>
+        </w:tc>
+        <w:tc>
+          <w:tcPr>
+            <w:tcW w:type="dxa" w:w="1477"/>
+            <w:tcBorders>
+              <w:top w:val="single" w:color="E9ECEF" w:sz="4"/>
+              <w:left w:val="single" w:color="E9ECEF" w:sz="4"/>
+              <w:bottom w:val="single" w:color="E9ECEF" w:sz="4"/>
+              <w:right w:val="single" w:color="E9ECEF" w:sz="4"/>
+            </w:tcBorders>
+            <w:shd w:fill="FFFFFF" w:val="clear"/>
+            <w:tcMar>
+              <w:top w:type="dxa" w:w="100"/>
+              <w:left w:type="dxa" w:w="140"/>
+              <w:bottom w:type="dxa" w:w="100"/>
+              <w:right w:type="dxa" w:w="140"/>
+            </w:tcMar>
+            <w:vAlign w:val="center"/>
+          </w:tcPr>
+          <w:p>
+            <w:pPr>
+              <w:jc w:val="left"/>
+            </w:pPr>
+            <w:r>
+              <w:rPr>
+                <w:rFonts w:ascii="Open Sans" w:cs="Open Sans" w:eastAsia="Open Sans" w:hAnsi="Open Sans"/>
+                <w:b w:val="false"/>
+                <w:bCs w:val="false"/>
+                <w:color w:val="59595B"/>
+                <w:sz w:val="20"/>
+                <w:szCs w:val="20"/>
+              </w:rPr>
+              <w:t xml:space="preserve">$349/yr ($29/mo)</w:t>
+            </w:r>
+          </w:p>
+        </w:tc>
+        <w:tc>
+          <w:tcPr>
+            <w:tcW w:type="dxa" w:w="1477"/>
+            <w:tcBorders>
+              <w:top w:val="single" w:color="E9ECEF" w:sz="4"/>
+              <w:left w:val="single" w:color="E9ECEF" w:sz="4"/>
+              <w:bottom w:val="single" w:color="E9ECEF" w:sz="4"/>
+              <w:right w:val="single" w:color="E9ECEF" w:sz="4"/>
+            </w:tcBorders>
+            <w:shd w:fill="FFFFFF" w:val="clear"/>
+            <w:tcMar>
+              <w:top w:type="dxa" w:w="100"/>
+              <w:left w:type="dxa" w:w="140"/>
+              <w:bottom w:type="dxa" w:w="100"/>
+              <w:right w:type="dxa" w:w="140"/>
+            </w:tcMar>
+            <w:vAlign w:val="center"/>
+          </w:tcPr>
+          <w:p>
+            <w:pPr>
+              <w:jc w:val="left"/>
+            </w:pPr>
+            <w:r>
+              <w:rPr>
+                <w:rFonts w:ascii="Open Sans" w:cs="Open Sans" w:eastAsia="Open Sans" w:hAnsi="Open Sans"/>
+                <w:b w:val="false"/>
+                <w:bCs w:val="false"/>
+                <w:color w:val="59595B"/>
+                <w:sz w:val="20"/>
+                <w:szCs w:val="20"/>
+              </w:rPr>
+              <w:t xml:space="preserve">4 repairs/yr</w:t>
+            </w:r>
+          </w:p>
+        </w:tc>
+        <w:tc>
+          <w:tcPr>
+            <w:tcW w:type="dxa" w:w="1477"/>
+            <w:tcBorders>
+              <w:top w:val="single" w:color="E9ECEF" w:sz="4"/>
+              <w:left w:val="single" w:color="E9ECEF" w:sz="4"/>
+              <w:bottom w:val="single" w:color="E9ECEF" w:sz="4"/>
+              <w:right w:val="single" w:color="E9ECEF" w:sz="4"/>
+            </w:tcBorders>
+            <w:shd w:fill="FFFFFF" w:val="clear"/>
+            <w:tcMar>
+              <w:top w:type="dxa" w:w="100"/>
+              <w:left w:type="dxa" w:w="140"/>
+              <w:bottom w:type="dxa" w:w="100"/>
+              <w:right w:type="dxa" w:w="140"/>
+            </w:tcMar>
+            <w:vAlign w:val="center"/>
+          </w:tcPr>
+          <w:p>
+            <w:pPr>
+              <w:jc w:val="left"/>
+            </w:pPr>
+            <w:r>
+              <w:rPr>
+                <w:rFonts w:ascii="Open Sans" w:cs="Open Sans" w:eastAsia="Open Sans" w:hAnsi="Open Sans"/>
+                <w:b w:val="false"/>
+                <w:bCs w:val="false"/>
+                <w:color w:val="59595B"/>
+                <w:sz w:val="20"/>
+                <w:szCs w:val="20"/>
+              </w:rPr>
+              <w:t xml:space="preserve">$500</w:t>
+            </w:r>
+          </w:p>
+        </w:tc>
+        <w:tc>
+          <w:tcPr>
+            <w:tcW w:type="dxa" w:w="985"/>
+            <w:tcBorders>
+              <w:top w:val="single" w:color="E9ECEF" w:sz="4"/>
+              <w:left w:val="single" w:color="E9ECEF" w:sz="4"/>
+              <w:bottom w:val="single" w:color="E9ECEF" w:sz="4"/>
+              <w:right w:val="single" w:color="E9ECEF" w:sz="4"/>
+            </w:tcBorders>
+            <w:shd w:fill="FFFFFF" w:val="clear"/>
+            <w:tcMar>
+              <w:top w:type="dxa" w:w="100"/>
+              <w:left w:type="dxa" w:w="140"/>
+              <w:bottom w:type="dxa" w:w="100"/>
+              <w:right w:type="dxa" w:w="140"/>
+            </w:tcMar>
+            <w:vAlign w:val="center"/>
+          </w:tcPr>
+          <w:p>
+            <w:pPr>
+              <w:jc w:val="left"/>
+            </w:pPr>
+            <w:r>
+              <w:rPr>
+                <w:rFonts w:ascii="Open Sans" w:cs="Open Sans" w:eastAsia="Open Sans" w:hAnsi="Open Sans"/>
+                <w:b w:val="false"/>
+                <w:bCs w:val="false"/>
+                <w:color w:val="59595B"/>
+                <w:sz w:val="20"/>
+                <w:szCs w:val="20"/>
+              </w:rPr>
+              <w:t xml:space="preserve">30%</w:t>
+            </w:r>
+          </w:p>
+        </w:tc>
+        <w:tc>
+          <w:tcPr>
+            <w:tcW w:type="dxa" w:w="2467"/>
+            <w:tcBorders>
+              <w:top w:val="single" w:color="E9ECEF" w:sz="4"/>
+              <w:left w:val="single" w:color="E9ECEF" w:sz="4"/>
+              <w:bottom w:val="single" w:color="E9ECEF" w:sz="4"/>
+              <w:right w:val="single" w:color="E9ECEF" w:sz="4"/>
+            </w:tcBorders>
+            <w:shd w:fill="FFFFFF" w:val="clear"/>
+            <w:tcMar>
+              <w:top w:type="dxa" w:w="100"/>
+              <w:left w:type="dxa" w:w="140"/>
+              <w:bottom w:type="dxa" w:w="100"/>
+              <w:right w:type="dxa" w:w="140"/>
+            </w:tcMar>
+            <w:vAlign w:val="center"/>
+          </w:tcPr>
+          <w:p>
+            <w:pPr>
+              <w:jc w:val="left"/>
+            </w:pPr>
+            <w:r>
+              <w:rPr>
+                <w:rFonts w:ascii="Open Sans" w:cs="Open Sans" w:eastAsia="Open Sans" w:hAnsi="Open Sans"/>
+                <w:b w:val="false"/>
+                <w:bCs w:val="false"/>
+                <w:color w:val="59595B"/>
+                <w:sz w:val="20"/>
+                <w:szCs w:val="20"/>
+              </w:rPr>
+              <w:t xml:space="preserve">Single-car owners, lease drivers</w:t>
+            </w:r>
+          </w:p>
+        </w:tc>
+      </w:tr>
+      <w:tr>
+        <w:trPr>
+          <w:cantSplit/>
+        </w:trPr>
+        <w:tc>
+          <w:tcPr>
+            <w:tcW w:type="dxa" w:w="1477"/>
+            <w:tcBorders>
+              <w:top w:val="single" w:color="E9ECEF" w:sz="4"/>
+              <w:left w:val="single" w:color="E9ECEF" w:sz="4"/>
+              <w:bottom w:val="single" w:color="E9ECEF" w:sz="4"/>
+              <w:right w:val="single" w:color="E9ECEF" w:sz="4"/>
+            </w:tcBorders>
+            <w:shd w:fill="F8F9FA" w:val="clear"/>
+            <w:tcMar>
+              <w:top w:type="dxa" w:w="100"/>
+              <w:left w:type="dxa" w:w="140"/>
+              <w:bottom w:type="dxa" w:w="100"/>
+              <w:right w:type="dxa" w:w="140"/>
+            </w:tcMar>
+            <w:vAlign w:val="center"/>
+          </w:tcPr>
+          <w:p>
+            <w:pPr>
+              <w:jc w:val="left"/>
+            </w:pPr>
+            <w:r>
+              <w:rPr>
+                <w:rFonts w:ascii="Open Sans" w:cs="Open Sans" w:eastAsia="Open Sans" w:hAnsi="Open Sans"/>
+                <w:b w:val="false"/>
+                <w:bCs w:val="false"/>
+                <w:color w:val="59595B"/>
+                <w:sz w:val="20"/>
+                <w:szCs w:val="20"/>
+              </w:rPr>
+              <w:t xml:space="preserve">Gold</w:t>
+            </w:r>
+          </w:p>
+        </w:tc>
+        <w:tc>
+          <w:tcPr>
+            <w:tcW w:type="dxa" w:w="1477"/>
+            <w:tcBorders>
+              <w:top w:val="single" w:color="E9ECEF" w:sz="4"/>
+              <w:left w:val="single" w:color="E9ECEF" w:sz="4"/>
+              <w:bottom w:val="single" w:color="E9ECEF" w:sz="4"/>
+              <w:right w:val="single" w:color="E9ECEF" w:sz="4"/>
+            </w:tcBorders>
+            <w:shd w:fill="F8F9FA" w:val="clear"/>
+            <w:tcMar>
+              <w:top w:type="dxa" w:w="100"/>
+              <w:left w:type="dxa" w:w="140"/>
+              <w:bottom w:type="dxa" w:w="100"/>
+              <w:right w:type="dxa" w:w="140"/>
+            </w:tcMar>
+            <w:vAlign w:val="center"/>
+          </w:tcPr>
+          <w:p>
+            <w:pPr>
+              <w:jc w:val="left"/>
+            </w:pPr>
+            <w:r>
+              <w:rPr>
+                <w:rFonts w:ascii="Open Sans" w:cs="Open Sans" w:eastAsia="Open Sans" w:hAnsi="Open Sans"/>
+                <w:b w:val="false"/>
+                <w:bCs w:val="false"/>
+                <w:color w:val="59595B"/>
+                <w:sz w:val="20"/>
+                <w:szCs w:val="20"/>
+              </w:rPr>
+              <w:t xml:space="preserve">$649/yr ($54/mo)</w:t>
+            </w:r>
+          </w:p>
+        </w:tc>
+        <w:tc>
+          <w:tcPr>
+            <w:tcW w:type="dxa" w:w="1477"/>
+            <w:tcBorders>
+              <w:top w:val="single" w:color="E9ECEF" w:sz="4"/>
+              <w:left w:val="single" w:color="E9ECEF" w:sz="4"/>
+              <w:bottom w:val="single" w:color="E9ECEF" w:sz="4"/>
+              <w:right w:val="single" w:color="E9ECEF" w:sz="4"/>
+            </w:tcBorders>
+            <w:shd w:fill="F8F9FA" w:val="clear"/>
+            <w:tcMar>
+              <w:top w:type="dxa" w:w="100"/>
+              <w:left w:type="dxa" w:w="140"/>
+              <w:bottom w:type="dxa" w:w="100"/>
+              <w:right w:type="dxa" w:w="140"/>
+            </w:tcMar>
+            <w:vAlign w:val="center"/>
+          </w:tcPr>
+          <w:p>
+            <w:pPr>
+              <w:jc w:val="left"/>
+            </w:pPr>
+            <w:r>
+              <w:rPr>
+                <w:rFonts w:ascii="Open Sans" w:cs="Open Sans" w:eastAsia="Open Sans" w:hAnsi="Open Sans"/>
+                <w:b w:val="false"/>
+                <w:bCs w:val="false"/>
+                <w:color w:val="59595B"/>
+                <w:sz w:val="20"/>
+                <w:szCs w:val="20"/>
+              </w:rPr>
+              <w:t xml:space="preserve">8 repairs/yr</w:t>
+            </w:r>
+          </w:p>
+        </w:tc>
+        <w:tc>
+          <w:tcPr>
+            <w:tcW w:type="dxa" w:w="1477"/>
+            <w:tcBorders>
+              <w:top w:val="single" w:color="E9ECEF" w:sz="4"/>
+              <w:left w:val="single" w:color="E9ECEF" w:sz="4"/>
+              <w:bottom w:val="single" w:color="E9ECEF" w:sz="4"/>
+              <w:right w:val="single" w:color="E9ECEF" w:sz="4"/>
+            </w:tcBorders>
+            <w:shd w:fill="F8F9FA" w:val="clear"/>
+            <w:tcMar>
+              <w:top w:type="dxa" w:w="100"/>
+              <w:left w:type="dxa" w:w="140"/>
+              <w:bottom w:type="dxa" w:w="100"/>
+              <w:right w:type="dxa" w:w="140"/>
+            </w:tcMar>
+            <w:vAlign w:val="center"/>
+          </w:tcPr>
+          <w:p>
+            <w:pPr>
+              <w:jc w:val="left"/>
+            </w:pPr>
+            <w:r>
+              <w:rPr>
+                <w:rFonts w:ascii="Open Sans" w:cs="Open Sans" w:eastAsia="Open Sans" w:hAnsi="Open Sans"/>
+                <w:b w:val="false"/>
+                <w:bCs w:val="false"/>
+                <w:color w:val="59595B"/>
+                <w:sz w:val="20"/>
+                <w:szCs w:val="20"/>
+              </w:rPr>
+              <w:t xml:space="preserve">$1,000</w:t>
+            </w:r>
+          </w:p>
+        </w:tc>
+        <w:tc>
+          <w:tcPr>
+            <w:tcW w:type="dxa" w:w="985"/>
+            <w:tcBorders>
+              <w:top w:val="single" w:color="E9ECEF" w:sz="4"/>
+              <w:left w:val="single" w:color="E9ECEF" w:sz="4"/>
+              <w:bottom w:val="single" w:color="E9ECEF" w:sz="4"/>
+              <w:right w:val="single" w:color="E9ECEF" w:sz="4"/>
+            </w:tcBorders>
+            <w:shd w:fill="F8F9FA" w:val="clear"/>
+            <w:tcMar>
+              <w:top w:type="dxa" w:w="100"/>
+              <w:left w:type="dxa" w:w="140"/>
+              <w:bottom w:type="dxa" w:w="100"/>
+              <w:right w:type="dxa" w:w="140"/>
+            </w:tcMar>
+            <w:vAlign w:val="center"/>
+          </w:tcPr>
+          <w:p>
+            <w:pPr>
+              <w:jc w:val="left"/>
+            </w:pPr>
+            <w:r>
+              <w:rPr>
+                <w:rFonts w:ascii="Open Sans" w:cs="Open Sans" w:eastAsia="Open Sans" w:hAnsi="Open Sans"/>
+                <w:b w:val="false"/>
+                <w:bCs w:val="false"/>
+                <w:color w:val="59595B"/>
+                <w:sz w:val="20"/>
+                <w:szCs w:val="20"/>
+              </w:rPr>
+              <w:t xml:space="preserve">35%</w:t>
+            </w:r>
+          </w:p>
+        </w:tc>
+        <w:tc>
+          <w:tcPr>
+            <w:tcW w:type="dxa" w:w="2467"/>
+            <w:tcBorders>
+              <w:top w:val="single" w:color="E9ECEF" w:sz="4"/>
+              <w:left w:val="single" w:color="E9ECEF" w:sz="4"/>
+              <w:bottom w:val="single" w:color="E9ECEF" w:sz="4"/>
+              <w:right w:val="single" w:color="E9ECEF" w:sz="4"/>
+            </w:tcBorders>
+            <w:shd w:fill="F8F9FA" w:val="clear"/>
+            <w:tcMar>
+              <w:top w:type="dxa" w:w="100"/>
+              <w:left w:type="dxa" w:w="140"/>
+              <w:bottom w:type="dxa" w:w="100"/>
+              <w:right w:type="dxa" w:w="140"/>
+            </w:tcMar>
+            <w:vAlign w:val="center"/>
+          </w:tcPr>
+          <w:p>
+            <w:pPr>
+              <w:jc w:val="left"/>
+            </w:pPr>
+            <w:r>
+              <w:rPr>
+                <w:rFonts w:ascii="Open Sans" w:cs="Open Sans" w:eastAsia="Open Sans" w:hAnsi="Open Sans"/>
+                <w:b w:val="false"/>
+                <w:bCs w:val="false"/>
+                <w:color w:val="59595B"/>
+                <w:sz w:val="20"/>
+                <w:szCs w:val="20"/>
+              </w:rPr>
+              <w:t xml:space="preserve">Dual-car households, Tesla owners</w:t>
+            </w:r>
+          </w:p>
+        </w:tc>
+      </w:tr>
+      <w:tr>
+        <w:trPr>
+          <w:cantSplit/>
+        </w:trPr>
+        <w:tc>
+          <w:tcPr>
+            <w:tcW w:type="dxa" w:w="1477"/>
+            <w:tcBorders>
+              <w:top w:val="single" w:color="E9ECEF" w:sz="4"/>
+              <w:left w:val="single" w:color="E9ECEF" w:sz="4"/>
+              <w:bottom w:val="single" w:color="E9ECEF" w:sz="4"/>
+              <w:right w:val="single" w:color="E9ECEF" w:sz="4"/>
+            </w:tcBorders>
+            <w:shd w:fill="FFFFFF" w:val="clear"/>
+            <w:tcMar>
+              <w:top w:type="dxa" w:w="100"/>
+              <w:left w:type="dxa" w:w="140"/>
+              <w:bottom w:type="dxa" w:w="100"/>
+              <w:right w:type="dxa" w:w="140"/>
+            </w:tcMar>
+            <w:vAlign w:val="center"/>
+          </w:tcPr>
+          <w:p>
+            <w:pPr>
+              <w:jc w:val="left"/>
+            </w:pPr>
+            <w:r>
+              <w:rPr>
+                <w:rFonts w:ascii="Open Sans" w:cs="Open Sans" w:eastAsia="Open Sans" w:hAnsi="Open Sans"/>
+                <w:b w:val="false"/>
+                <w:bCs w:val="false"/>
+                <w:color w:val="59595B"/>
+                <w:sz w:val="20"/>
+                <w:szCs w:val="20"/>
+              </w:rPr>
+              <w:t xml:space="preserve">Platinum</w:t>
+            </w:r>
+          </w:p>
+        </w:tc>
+        <w:tc>
+          <w:tcPr>
+            <w:tcW w:type="dxa" w:w="1477"/>
+            <w:tcBorders>
+              <w:top w:val="single" w:color="E9ECEF" w:sz="4"/>
+              <w:left w:val="single" w:color="E9ECEF" w:sz="4"/>
+              <w:bottom w:val="single" w:color="E9ECEF" w:sz="4"/>
+              <w:right w:val="single" w:color="E9ECEF" w:sz="4"/>
+            </w:tcBorders>
+            <w:shd w:fill="FFFFFF" w:val="clear"/>
+            <w:tcMar>
+              <w:top w:type="dxa" w:w="100"/>
+              <w:left w:type="dxa" w:w="140"/>
+              <w:bottom w:type="dxa" w:w="100"/>
+              <w:right w:type="dxa" w:w="140"/>
+            </w:tcMar>
+            <w:vAlign w:val="center"/>
+          </w:tcPr>
+          <w:p>
+            <w:pPr>
+              <w:jc w:val="left"/>
+            </w:pPr>
+            <w:r>
+              <w:rPr>
+                <w:rFonts w:ascii="Open Sans" w:cs="Open Sans" w:eastAsia="Open Sans" w:hAnsi="Open Sans"/>
+                <w:b w:val="false"/>
+                <w:bCs w:val="false"/>
+                <w:color w:val="59595B"/>
+                <w:sz w:val="20"/>
+                <w:szCs w:val="20"/>
+              </w:rPr>
+              <w:t xml:space="preserve">$999/yr ($83/mo)</w:t>
+            </w:r>
+          </w:p>
+        </w:tc>
+        <w:tc>
+          <w:tcPr>
+            <w:tcW w:type="dxa" w:w="1477"/>
+            <w:tcBorders>
+              <w:top w:val="single" w:color="E9ECEF" w:sz="4"/>
+              <w:left w:val="single" w:color="E9ECEF" w:sz="4"/>
+              <w:bottom w:val="single" w:color="E9ECEF" w:sz="4"/>
+              <w:right w:val="single" w:color="E9ECEF" w:sz="4"/>
+            </w:tcBorders>
+            <w:shd w:fill="FFFFFF" w:val="clear"/>
+            <w:tcMar>
+              <w:top w:type="dxa" w:w="100"/>
+              <w:left w:type="dxa" w:w="140"/>
+              <w:bottom w:type="dxa" w:w="100"/>
+              <w:right w:type="dxa" w:w="140"/>
+            </w:tcMar>
+            <w:vAlign w:val="center"/>
+          </w:tcPr>
+          <w:p>
+            <w:pPr>
+              <w:jc w:val="left"/>
+            </w:pPr>
+            <w:r>
+              <w:rPr>
+                <w:rFonts w:ascii="Open Sans" w:cs="Open Sans" w:eastAsia="Open Sans" w:hAnsi="Open Sans"/>
+                <w:b w:val="false"/>
+                <w:bCs w:val="false"/>
+                <w:color w:val="59595B"/>
+                <w:sz w:val="20"/>
+                <w:szCs w:val="20"/>
+              </w:rPr>
+              <w:t xml:space="preserve">12 repairs/yr</w:t>
+            </w:r>
+          </w:p>
+        </w:tc>
+        <w:tc>
+          <w:tcPr>
+            <w:tcW w:type="dxa" w:w="1477"/>
+            <w:tcBorders>
+              <w:top w:val="single" w:color="E9ECEF" w:sz="4"/>
+              <w:left w:val="single" w:color="E9ECEF" w:sz="4"/>
+              <w:bottom w:val="single" w:color="E9ECEF" w:sz="4"/>
+              <w:right w:val="single" w:color="E9ECEF" w:sz="4"/>
+            </w:tcBorders>
+            <w:shd w:fill="FFFFFF" w:val="clear"/>
+            <w:tcMar>
+              <w:top w:type="dxa" w:w="100"/>
+              <w:left w:type="dxa" w:w="140"/>
+              <w:bottom w:type="dxa" w:w="100"/>
+              <w:right w:type="dxa" w:w="140"/>
+            </w:tcMar>
+            <w:vAlign w:val="center"/>
+          </w:tcPr>
+          <w:p>
+            <w:pPr>
+              <w:jc w:val="left"/>
+            </w:pPr>
+            <w:r>
+              <w:rPr>
+                <w:rFonts w:ascii="Open Sans" w:cs="Open Sans" w:eastAsia="Open Sans" w:hAnsi="Open Sans"/>
+                <w:b w:val="false"/>
+                <w:bCs w:val="false"/>
+                <w:color w:val="59595B"/>
+                <w:sz w:val="20"/>
+                <w:szCs w:val="20"/>
+              </w:rPr>
+              <w:t xml:space="preserve">$1,500</w:t>
+            </w:r>
+          </w:p>
+        </w:tc>
+        <w:tc>
+          <w:tcPr>
+            <w:tcW w:type="dxa" w:w="985"/>
+            <w:tcBorders>
+              <w:top w:val="single" w:color="E9ECEF" w:sz="4"/>
+              <w:left w:val="single" w:color="E9ECEF" w:sz="4"/>
+              <w:bottom w:val="single" w:color="E9ECEF" w:sz="4"/>
+              <w:right w:val="single" w:color="E9ECEF" w:sz="4"/>
+            </w:tcBorders>
+            <w:shd w:fill="FFFFFF" w:val="clear"/>
+            <w:tcMar>
+              <w:top w:type="dxa" w:w="100"/>
+              <w:left w:type="dxa" w:w="140"/>
+              <w:bottom w:type="dxa" w:w="100"/>
+              <w:right w:type="dxa" w:w="140"/>
+            </w:tcMar>
+            <w:vAlign w:val="center"/>
+          </w:tcPr>
+          <w:p>
+            <w:pPr>
+              <w:jc w:val="left"/>
+            </w:pPr>
+            <w:r>
+              <w:rPr>
+                <w:rFonts w:ascii="Open Sans" w:cs="Open Sans" w:eastAsia="Open Sans" w:hAnsi="Open Sans"/>
+                <w:b w:val="false"/>
+                <w:bCs w:val="false"/>
+                <w:color w:val="59595B"/>
+                <w:sz w:val="20"/>
+                <w:szCs w:val="20"/>
+              </w:rPr>
+              <w:t xml:space="preserve">33%</w:t>
+            </w:r>
+          </w:p>
+        </w:tc>
+        <w:tc>
+          <w:tcPr>
+            <w:tcW w:type="dxa" w:w="2467"/>
+            <w:tcBorders>
+              <w:top w:val="single" w:color="E9ECEF" w:sz="4"/>
+              <w:left w:val="single" w:color="E9ECEF" w:sz="4"/>
+              <w:bottom w:val="single" w:color="E9ECEF" w:sz="4"/>
+              <w:right w:val="single" w:color="E9ECEF" w:sz="4"/>
+            </w:tcBorders>
+            <w:shd w:fill="FFFFFF" w:val="clear"/>
+            <w:tcMar>
+              <w:top w:type="dxa" w:w="100"/>
+              <w:left w:type="dxa" w:w="140"/>
+              <w:bottom w:type="dxa" w:w="100"/>
+              <w:right w:type="dxa" w:w="140"/>
+            </w:tcMar>
+            <w:vAlign w:val="center"/>
+          </w:tcPr>
+          <w:p>
+            <w:pPr>
+              <w:jc w:val="left"/>
+            </w:pPr>
+            <w:r>
+              <w:rPr>
+                <w:rFonts w:ascii="Open Sans" w:cs="Open Sans" w:eastAsia="Open Sans" w:hAnsi="Open Sans"/>
+                <w:b w:val="false"/>
+                <w:bCs w:val="false"/>
+                <w:color w:val="59595B"/>
+                <w:sz w:val="20"/>
+                <w:szCs w:val="20"/>
+              </w:rPr>
+              <w:t xml:space="preserve">Car enthusiasts, collectors</w:t>
+            </w:r>
+          </w:p>
+        </w:tc>
+      </w:tr>
+      <w:tr>
+        <w:trPr>
+          <w:cantSplit/>
+        </w:trPr>
+        <w:tc>
+          <w:tcPr>
+            <w:tcW w:type="dxa" w:w="1477"/>
+            <w:tcBorders>
+              <w:top w:val="single" w:color="E9ECEF" w:sz="4"/>
+              <w:left w:val="single" w:color="E9ECEF" w:sz="4"/>
+              <w:bottom w:val="single" w:color="E9ECEF" w:sz="4"/>
+              <w:right w:val="single" w:color="E9ECEF" w:sz="4"/>
+            </w:tcBorders>
+            <w:shd w:fill="F8F9FA" w:val="clear"/>
+            <w:tcMar>
+              <w:top w:type="dxa" w:w="100"/>
+              <w:left w:type="dxa" w:w="140"/>
+              <w:bottom w:type="dxa" w:w="100"/>
+              <w:right w:type="dxa" w:w="140"/>
+            </w:tcMar>
+            <w:vAlign w:val="center"/>
+          </w:tcPr>
+          <w:p>
+            <w:pPr>
+              <w:jc w:val="left"/>
+            </w:pPr>
+            <w:r>
+              <w:rPr>
+                <w:rFonts w:ascii="Open Sans" w:cs="Open Sans" w:eastAsia="Open Sans" w:hAnsi="Open Sans"/>
+                <w:b w:val="false"/>
+                <w:bCs w:val="false"/>
+                <w:color w:val="59595B"/>
+                <w:sz w:val="20"/>
+                <w:szCs w:val="20"/>
+              </w:rPr>
+              <w:t xml:space="preserve">Fleet / Dealer</w:t>
+            </w:r>
+          </w:p>
+        </w:tc>
+        <w:tc>
+          <w:tcPr>
+            <w:tcW w:type="dxa" w:w="1477"/>
+            <w:tcBorders>
+              <w:top w:val="single" w:color="E9ECEF" w:sz="4"/>
+              <w:left w:val="single" w:color="E9ECEF" w:sz="4"/>
+              <w:bottom w:val="single" w:color="E9ECEF" w:sz="4"/>
+              <w:right w:val="single" w:color="E9ECEF" w:sz="4"/>
+            </w:tcBorders>
+            <w:shd w:fill="F8F9FA" w:val="clear"/>
+            <w:tcMar>
+              <w:top w:type="dxa" w:w="100"/>
+              <w:left w:type="dxa" w:w="140"/>
+              <w:bottom w:type="dxa" w:w="100"/>
+              <w:right w:type="dxa" w:w="140"/>
+            </w:tcMar>
+            <w:vAlign w:val="center"/>
+          </w:tcPr>
+          <w:p>
+            <w:pPr>
+              <w:jc w:val="left"/>
+            </w:pPr>
+            <w:r>
+              <w:rPr>
+                <w:rFonts w:ascii="Open Sans" w:cs="Open Sans" w:eastAsia="Open Sans" w:hAnsi="Open Sans"/>
+                <w:b w:val="false"/>
+                <w:bCs w:val="false"/>
+                <w:color w:val="59595B"/>
+                <w:sz w:val="20"/>
+                <w:szCs w:val="20"/>
+              </w:rPr>
+              <w:t xml:space="preserve">Custom — min. $1,200/yr</w:t>
+            </w:r>
+          </w:p>
+        </w:tc>
+        <w:tc>
+          <w:tcPr>
+            <w:tcW w:type="dxa" w:w="1477"/>
+            <w:tcBorders>
+              <w:top w:val="single" w:color="E9ECEF" w:sz="4"/>
+              <w:left w:val="single" w:color="E9ECEF" w:sz="4"/>
+              <w:bottom w:val="single" w:color="E9ECEF" w:sz="4"/>
+              <w:right w:val="single" w:color="E9ECEF" w:sz="4"/>
+            </w:tcBorders>
+            <w:shd w:fill="F8F9FA" w:val="clear"/>
+            <w:tcMar>
+              <w:top w:type="dxa" w:w="100"/>
+              <w:left w:type="dxa" w:w="140"/>
+              <w:bottom w:type="dxa" w:w="100"/>
+              <w:right w:type="dxa" w:w="140"/>
+            </w:tcMar>
+            <w:vAlign w:val="center"/>
+          </w:tcPr>
+          <w:p>
+            <w:pPr>
+              <w:jc w:val="left"/>
+            </w:pPr>
+            <w:r>
+              <w:rPr>
+                <w:rFonts w:ascii="Open Sans" w:cs="Open Sans" w:eastAsia="Open Sans" w:hAnsi="Open Sans"/>
+                <w:b w:val="false"/>
+                <w:bCs w:val="false"/>
+                <w:color w:val="59595B"/>
+                <w:sz w:val="20"/>
+                <w:szCs w:val="20"/>
+              </w:rPr>
+              <w:t xml:space="preserve">Unlimited at volume rate</w:t>
+            </w:r>
+          </w:p>
+        </w:tc>
+        <w:tc>
+          <w:tcPr>
+            <w:tcW w:type="dxa" w:w="1477"/>
+            <w:tcBorders>
+              <w:top w:val="single" w:color="E9ECEF" w:sz="4"/>
+              <w:left w:val="single" w:color="E9ECEF" w:sz="4"/>
+              <w:bottom w:val="single" w:color="E9ECEF" w:sz="4"/>
+              <w:right w:val="single" w:color="E9ECEF" w:sz="4"/>
+            </w:tcBorders>
+            <w:shd w:fill="F8F9FA" w:val="clear"/>
+            <w:tcMar>
+              <w:top w:type="dxa" w:w="100"/>
+              <w:left w:type="dxa" w:w="140"/>
+              <w:bottom w:type="dxa" w:w="100"/>
+              <w:right w:type="dxa" w:w="140"/>
+            </w:tcMar>
+            <w:vAlign w:val="center"/>
+          </w:tcPr>
+          <w:p>
+            <w:pPr>
+              <w:jc w:val="left"/>
+            </w:pPr>
+            <w:r>
+              <w:rPr>
+                <w:rFonts w:ascii="Open Sans" w:cs="Open Sans" w:eastAsia="Open Sans" w:hAnsi="Open Sans"/>
+                <w:b w:val="false"/>
+                <w:bCs w:val="false"/>
+                <w:color w:val="59595B"/>
+                <w:sz w:val="20"/>
+                <w:szCs w:val="20"/>
+              </w:rPr>
+              <w:t xml:space="preserve">—</w:t>
+            </w:r>
+          </w:p>
+        </w:tc>
+        <w:tc>
+          <w:tcPr>
+            <w:tcW w:type="dxa" w:w="985"/>
+            <w:tcBorders>
+              <w:top w:val="single" w:color="E9ECEF" w:sz="4"/>
+              <w:left w:val="single" w:color="E9ECEF" w:sz="4"/>
+              <w:bottom w:val="single" w:color="E9ECEF" w:sz="4"/>
+              <w:right w:val="single" w:color="E9ECEF" w:sz="4"/>
+            </w:tcBorders>
+            <w:shd w:fill="F8F9FA" w:val="clear"/>
+            <w:tcMar>
+              <w:top w:type="dxa" w:w="100"/>
+              <w:left w:type="dxa" w:w="140"/>
+              <w:bottom w:type="dxa" w:w="100"/>
+              <w:right w:type="dxa" w:w="140"/>
+            </w:tcMar>
+            <w:vAlign w:val="center"/>
+          </w:tcPr>
+          <w:p>
+            <w:pPr>
+              <w:jc w:val="left"/>
+            </w:pPr>
+            <w:r>
+              <w:rPr>
+                <w:rFonts w:ascii="Open Sans" w:cs="Open Sans" w:eastAsia="Open Sans" w:hAnsi="Open Sans"/>
+                <w:b w:val="false"/>
+                <w:bCs w:val="false"/>
+                <w:color w:val="59595B"/>
+                <w:sz w:val="20"/>
+                <w:szCs w:val="20"/>
+              </w:rPr>
+              <w:t xml:space="preserve">$75–$85/wheel</w:t>
+            </w:r>
+          </w:p>
+        </w:tc>
+        <w:tc>
+          <w:tcPr>
+            <w:tcW w:type="dxa" w:w="2467"/>
+            <w:tcBorders>
+              <w:top w:val="single" w:color="E9ECEF" w:sz="4"/>
+              <w:left w:val="single" w:color="E9ECEF" w:sz="4"/>
+              <w:bottom w:val="single" w:color="E9ECEF" w:sz="4"/>
+              <w:right w:val="single" w:color="E9ECEF" w:sz="4"/>
+            </w:tcBorders>
+            <w:shd w:fill="F8F9FA" w:val="clear"/>
+            <w:tcMar>
+              <w:top w:type="dxa" w:w="100"/>
+              <w:left w:type="dxa" w:w="140"/>
+              <w:bottom w:type="dxa" w:w="100"/>
+              <w:right w:type="dxa" w:w="140"/>
+            </w:tcMar>
+            <w:vAlign w:val="center"/>
+          </w:tcPr>
+          <w:p>
+            <w:pPr>
+              <w:jc w:val="left"/>
+            </w:pPr>
+            <w:r>
+              <w:rPr>
+                <w:rFonts w:ascii="Open Sans" w:cs="Open Sans" w:eastAsia="Open Sans" w:hAnsi="Open Sans"/>
+                <w:b w:val="false"/>
+                <w:bCs w:val="false"/>
+                <w:color w:val="59595B"/>
+                <w:sz w:val="20"/>
+                <w:szCs w:val="20"/>
+              </w:rPr>
+              <w:t xml:space="preserve">Dealerships, fleet managers</w:t>
+            </w:r>
+          </w:p>
+        </w:tc>
+      </w:tr>
+    </w:tbl>
+    <w:p>
+      <w:pPr>
+        <w:spacing w:after="0" w:before="120"/>
+      </w:pPr>
+      <w:r>
+        <w:t xml:space="preserve"/>
+      </w:r>
+    </w:p>
+    <w:p>
+      <w:pPr>
+        <w:spacing w:after="140" w:before="0" w:line="320"/>
+        <w:jc w:val="both"/>
+      </w:pPr>
+      <w:r>
+        <w:rPr>
+          <w:rFonts w:ascii="Open Sans" w:cs="Open Sans" w:eastAsia="Open Sans" w:hAnsi="Open Sans"/>
+          <w:b w:val="false"/>
+          <w:bCs w:val="false"/>
+          <w:i w:val="false"/>
+          <w:iCs w:val="false"/>
+          <w:color w:val="59595B"/>
+          <w:sz w:val="22"/>
+          <w:szCs w:val="22"/>
+        </w:rPr>
+        <w:t xml:space="preserve">Each tier is priced to deliver meaningful customer savings while protecting Monaco's per-repair margin. At volume, a subscription repair costs Monaco approximately the same as a walk-in — but generates guaranteed pipeline.</w:t>
+      </w:r>
+    </w:p>
+    <w:p>
+      <w:pPr>
+        <w:spacing w:after="0" w:before="160"/>
+      </w:pPr>
+      <w:r>
+        <w:t xml:space="preserve"/>
+      </w:r>
+    </w:p>
+    <w:p>
+      <w:pPr>
+        <w:pStyle w:val="Heading2"/>
+        <w:keepNext/>
+        <w:keepLines/>
+        <w:spacing w:after="120" w:before="280"/>
+      </w:pPr>
+      <w:r>
+        <w:rPr>
+          <w:rFonts w:ascii="Open Sans" w:cs="Open Sans" w:eastAsia="Open Sans" w:hAnsi="Open Sans"/>
+          <w:b/>
+          <w:bCs/>
+          <w:color w:val="006DB6"/>
+          <w:sz w:val="26"/>
+          <w:szCs w:val="26"/>
+        </w:rPr>
+        <w:t xml:space="preserve">Usage Abuse Prevention — The Fair-Use Framework</w:t>
+      </w:r>
+    </w:p>
+    <w:p>
+      <w:pPr>
+        <w:spacing w:after="140" w:before="0" w:line="320"/>
+        <w:jc w:val="both"/>
+      </w:pPr>
+      <w:r>
+        <w:rPr>
+          <w:rFonts w:ascii="Open Sans" w:cs="Open Sans" w:eastAsia="Open Sans" w:hAnsi="Open Sans"/>
+          <w:b w:val="false"/>
+          <w:bCs w:val="false"/>
+          <w:i w:val="false"/>
+          <w:iCs w:val="false"/>
+          <w:color w:val="59595B"/>
+          <w:sz w:val="22"/>
+          <w:szCs w:val="22"/>
+        </w:rPr>
+        <w:t xml:space="preserve">The highest-risk scenario: a customer on the 4-repair Silver plan damages 8–12 wheels in a year. The following layered approach prevents margin erosion without punishing honest customers.</w:t>
+      </w:r>
+    </w:p>
+    <w:p>
+      <w:pPr>
+        <w:spacing w:after="0" w:before="100"/>
+      </w:pPr>
+      <w:r>
+        <w:t xml:space="preserve"/>
+      </w:r>
+    </w:p>
+    <w:tbl>
+      <w:tblPr>
+        <w:tblW w:type="dxa" w:w="9360"/>
+        <w:tblBorders>
+          <w:top w:val="single" w:color="auto" w:sz="4"/>
+          <w:left w:val="single" w:color="auto" w:sz="4"/>
+          <w:bottom w:val="single" w:color="auto" w:sz="4"/>
+          <w:right w:val="single" w:color="auto" w:sz="4"/>
+          <w:insideH w:val="single" w:color="auto" w:sz="4"/>
+          <w:insideV w:val="single" w:color="auto" w:sz="4"/>
+        </w:tblBorders>
+      </w:tblPr>
+      <w:tblGrid>
+        <w:gridCol w:w="2202"/>
+        <w:gridCol w:w="4404"/>
+        <w:gridCol w:w="2754"/>
+      </w:tblGrid>
+      <w:tr>
+        <w:trPr>
+          <w:cantSplit/>
+          <w:tblHeader/>
+        </w:trPr>
+        <w:tc>
+          <w:tcPr>
+            <w:tcW w:type="dxa" w:w="2202"/>
+            <w:tcBorders>
+              <w:top w:val="single" w:color="E9ECEF" w:sz="4"/>
+              <w:left w:val="single" w:color="E9ECEF" w:sz="4"/>
+              <w:bottom w:val="single" w:color="E9ECEF" w:sz="4"/>
+              <w:right w:val="single" w:color="E9ECEF" w:sz="4"/>
+            </w:tcBorders>
+            <w:shd w:fill="006DB6" w:val="clear"/>
+            <w:tcMar>
+              <w:top w:type="dxa" w:w="120"/>
+              <w:left w:type="dxa" w:w="140"/>
+              <w:bottom w:type="dxa" w:w="120"/>
+              <w:right w:type="dxa" w:w="140"/>
+            </w:tcMar>
+            <w:vAlign w:val="center"/>
+          </w:tcPr>
+          <w:p>
+            <w:pPr>
+              <w:jc w:val="left"/>
+            </w:pPr>
+            <w:r>
+              <w:rPr>
+                <w:rFonts w:ascii="Open Sans" w:cs="Open Sans" w:eastAsia="Open Sans" w:hAnsi="Open Sans"/>
+                <w:b/>
+                <w:bCs/>
+                <w:color w:val="FFFFFF"/>
+                <w:sz w:val="20"/>
+                <w:szCs w:val="20"/>
+              </w:rPr>
+              <w:t xml:space="preserve">Control Layer</w:t>
+            </w:r>
+          </w:p>
+        </w:tc>
+        <w:tc>
+          <w:tcPr>
+            <w:tcW w:type="dxa" w:w="4404"/>
+            <w:tcBorders>
+              <w:top w:val="single" w:color="E9ECEF" w:sz="4"/>
+              <w:left w:val="single" w:color="E9ECEF" w:sz="4"/>
+              <w:bottom w:val="single" w:color="E9ECEF" w:sz="4"/>
+              <w:right w:val="single" w:color="E9ECEF" w:sz="4"/>
+            </w:tcBorders>
+            <w:shd w:fill="006DB6" w:val="clear"/>
+            <w:tcMar>
+              <w:top w:type="dxa" w:w="120"/>
+              <w:left w:type="dxa" w:w="140"/>
+              <w:bottom w:type="dxa" w:w="120"/>
+              <w:right w:type="dxa" w:w="140"/>
+            </w:tcMar>
+            <w:vAlign w:val="center"/>
+          </w:tcPr>
+          <w:p>
+            <w:pPr>
+              <w:jc w:val="left"/>
+            </w:pPr>
+            <w:r>
+              <w:rPr>
+                <w:rFonts w:ascii="Open Sans" w:cs="Open Sans" w:eastAsia="Open Sans" w:hAnsi="Open Sans"/>
+                <w:b/>
+                <w:bCs/>
+                <w:color w:val="FFFFFF"/>
+                <w:sz w:val="20"/>
+                <w:szCs w:val="20"/>
+              </w:rPr>
+              <w:t xml:space="preserve">How It Works</w:t>
+            </w:r>
+          </w:p>
+        </w:tc>
+        <w:tc>
+          <w:tcPr>
+            <w:tcW w:type="dxa" w:w="2754"/>
+            <w:tcBorders>
+              <w:top w:val="single" w:color="E9ECEF" w:sz="4"/>
+              <w:left w:val="single" w:color="E9ECEF" w:sz="4"/>
+              <w:bottom w:val="single" w:color="E9ECEF" w:sz="4"/>
+              <w:right w:val="single" w:color="E9ECEF" w:sz="4"/>
+            </w:tcBorders>
+            <w:shd w:fill="006DB6" w:val="clear"/>
+            <w:tcMar>
+              <w:top w:type="dxa" w:w="120"/>
+              <w:left w:type="dxa" w:w="140"/>
+              <w:bottom w:type="dxa" w:w="120"/>
+              <w:right w:type="dxa" w:w="140"/>
+            </w:tcMar>
+            <w:vAlign w:val="center"/>
+          </w:tcPr>
+          <w:p>
+            <w:pPr>
+              <w:jc w:val="left"/>
+            </w:pPr>
+            <w:r>
+              <w:rPr>
+                <w:rFonts w:ascii="Open Sans" w:cs="Open Sans" w:eastAsia="Open Sans" w:hAnsi="Open Sans"/>
+                <w:b/>
+                <w:bCs/>
+                <w:color w:val="FFFFFF"/>
+                <w:sz w:val="20"/>
+                <w:szCs w:val="20"/>
+              </w:rPr>
+              <w:t xml:space="preserve">Enforcement</w:t>
+            </w:r>
+          </w:p>
+        </w:tc>
+      </w:tr>
+      <w:tr>
+        <w:trPr>
+          <w:cantSplit/>
+        </w:trPr>
+        <w:tc>
+          <w:tcPr>
+            <w:tcW w:type="dxa" w:w="2202"/>
+            <w:tcBorders>
+              <w:top w:val="single" w:color="E9ECEF" w:sz="4"/>
+              <w:left w:val="single" w:color="E9ECEF" w:sz="4"/>
+              <w:bottom w:val="single" w:color="E9ECEF" w:sz="4"/>
+              <w:right w:val="single" w:color="E9ECEF" w:sz="4"/>
+            </w:tcBorders>
+            <w:shd w:fill="FFFFFF" w:val="clear"/>
+            <w:tcMar>
+              <w:top w:type="dxa" w:w="100"/>
+              <w:left w:type="dxa" w:w="140"/>
+              <w:bottom w:type="dxa" w:w="100"/>
+              <w:right w:type="dxa" w:w="140"/>
+            </w:tcMar>
+            <w:vAlign w:val="center"/>
+          </w:tcPr>
+          <w:p>
+            <w:pPr>
+              <w:jc w:val="left"/>
+            </w:pPr>
+            <w:r>
+              <w:rPr>
+                <w:rFonts w:ascii="Open Sans" w:cs="Open Sans" w:eastAsia="Open Sans" w:hAnsi="Open Sans"/>
+                <w:b w:val="false"/>
+                <w:bCs w:val="false"/>
+                <w:color w:val="59595B"/>
+                <w:sz w:val="20"/>
+                <w:szCs w:val="20"/>
+              </w:rPr>
+              <w:t xml:space="preserve">VIN linkage</w:t>
+            </w:r>
+          </w:p>
+        </w:tc>
+        <w:tc>
+          <w:tcPr>
+            <w:tcW w:type="dxa" w:w="4404"/>
+            <w:tcBorders>
+              <w:top w:val="single" w:color="E9ECEF" w:sz="4"/>
+              <w:left w:val="single" w:color="E9ECEF" w:sz="4"/>
+              <w:bottom w:val="single" w:color="E9ECEF" w:sz="4"/>
+              <w:right w:val="single" w:color="E9ECEF" w:sz="4"/>
+            </w:tcBorders>
+            <w:shd w:fill="FFFFFF" w:val="clear"/>
+            <w:tcMar>
+              <w:top w:type="dxa" w:w="100"/>
+              <w:left w:type="dxa" w:w="140"/>
+              <w:bottom w:type="dxa" w:w="100"/>
+              <w:right w:type="dxa" w:w="140"/>
+            </w:tcMar>
+            <w:vAlign w:val="center"/>
+          </w:tcPr>
+          <w:p>
+            <w:pPr>
+              <w:jc w:val="left"/>
+            </w:pPr>
+            <w:r>
+              <w:rPr>
+                <w:rFonts w:ascii="Open Sans" w:cs="Open Sans" w:eastAsia="Open Sans" w:hAnsi="Open Sans"/>
+                <w:b w:val="false"/>
+                <w:bCs w:val="false"/>
+                <w:color w:val="59595B"/>
+                <w:sz w:val="20"/>
+                <w:szCs w:val="20"/>
+              </w:rPr>
+              <w:t xml:space="preserve">Each subscription is tied to one registered vehicle's VIN. A second vehicle = second subscription.</w:t>
+            </w:r>
+          </w:p>
+        </w:tc>
+        <w:tc>
+          <w:tcPr>
+            <w:tcW w:type="dxa" w:w="2754"/>
+            <w:tcBorders>
+              <w:top w:val="single" w:color="E9ECEF" w:sz="4"/>
+              <w:left w:val="single" w:color="E9ECEF" w:sz="4"/>
+              <w:bottom w:val="single" w:color="E9ECEF" w:sz="4"/>
+              <w:right w:val="single" w:color="E9ECEF" w:sz="4"/>
+            </w:tcBorders>
+            <w:shd w:fill="FFFFFF" w:val="clear"/>
+            <w:tcMar>
+              <w:top w:type="dxa" w:w="100"/>
+              <w:left w:type="dxa" w:w="140"/>
+              <w:bottom w:type="dxa" w:w="100"/>
+              <w:right w:type="dxa" w:w="140"/>
+            </w:tcMar>
+            <w:vAlign w:val="center"/>
+          </w:tcPr>
+          <w:p>
+            <w:pPr>
+              <w:jc w:val="left"/>
+            </w:pPr>
+            <w:r>
+              <w:rPr>
+                <w:rFonts w:ascii="Open Sans" w:cs="Open Sans" w:eastAsia="Open Sans" w:hAnsi="Open Sans"/>
+                <w:b w:val="false"/>
+                <w:bCs w:val="false"/>
+                <w:color w:val="59595B"/>
+                <w:sz w:val="20"/>
+                <w:szCs w:val="20"/>
+              </w:rPr>
+              <w:t xml:space="preserve">Captured at sign-up; AI CRM validates at booking</w:t>
+            </w:r>
+          </w:p>
+        </w:tc>
+      </w:tr>
+      <w:tr>
+        <w:trPr>
+          <w:cantSplit/>
+        </w:trPr>
+        <w:tc>
+          <w:tcPr>
+            <w:tcW w:type="dxa" w:w="2202"/>
+            <w:tcBorders>
+              <w:top w:val="single" w:color="E9ECEF" w:sz="4"/>
+              <w:left w:val="single" w:color="E9ECEF" w:sz="4"/>
+              <w:bottom w:val="single" w:color="E9ECEF" w:sz="4"/>
+              <w:right w:val="single" w:color="E9ECEF" w:sz="4"/>
+            </w:tcBorders>
+            <w:shd w:fill="F8F9FA" w:val="clear"/>
+            <w:tcMar>
+              <w:top w:type="dxa" w:w="100"/>
+              <w:left w:type="dxa" w:w="140"/>
+              <w:bottom w:type="dxa" w:w="100"/>
+              <w:right w:type="dxa" w:w="140"/>
+            </w:tcMar>
+            <w:vAlign w:val="center"/>
+          </w:tcPr>
+          <w:p>
+            <w:pPr>
+              <w:jc w:val="left"/>
+            </w:pPr>
+            <w:r>
+              <w:rPr>
+                <w:rFonts w:ascii="Open Sans" w:cs="Open Sans" w:eastAsia="Open Sans" w:hAnsi="Open Sans"/>
+                <w:b w:val="false"/>
+                <w:bCs w:val="false"/>
+                <w:color w:val="59595B"/>
+                <w:sz w:val="20"/>
+                <w:szCs w:val="20"/>
+              </w:rPr>
+              <w:t xml:space="preserve">Cooldown window</w:t>
+            </w:r>
+          </w:p>
+        </w:tc>
+        <w:tc>
+          <w:tcPr>
+            <w:tcW w:type="dxa" w:w="4404"/>
+            <w:tcBorders>
+              <w:top w:val="single" w:color="E9ECEF" w:sz="4"/>
+              <w:left w:val="single" w:color="E9ECEF" w:sz="4"/>
+              <w:bottom w:val="single" w:color="E9ECEF" w:sz="4"/>
+              <w:right w:val="single" w:color="E9ECEF" w:sz="4"/>
+            </w:tcBorders>
+            <w:shd w:fill="F8F9FA" w:val="clear"/>
+            <w:tcMar>
+              <w:top w:type="dxa" w:w="100"/>
+              <w:left w:type="dxa" w:w="140"/>
+              <w:bottom w:type="dxa" w:w="100"/>
+              <w:right w:type="dxa" w:w="140"/>
+            </w:tcMar>
+            <w:vAlign w:val="center"/>
+          </w:tcPr>
+          <w:p>
+            <w:pPr>
+              <w:jc w:val="left"/>
+            </w:pPr>
+            <w:r>
+              <w:rPr>
+                <w:rFonts w:ascii="Open Sans" w:cs="Open Sans" w:eastAsia="Open Sans" w:hAnsi="Open Sans"/>
+                <w:b w:val="false"/>
+                <w:bCs w:val="false"/>
+                <w:color w:val="59595B"/>
+                <w:sz w:val="20"/>
+                <w:szCs w:val="20"/>
+              </w:rPr>
+              <w:t xml:space="preserve">The same wheel is not eligible for repair within 60 days of a previous repair on that wheel.</w:t>
+            </w:r>
+          </w:p>
+        </w:tc>
+        <w:tc>
+          <w:tcPr>
+            <w:tcW w:type="dxa" w:w="2754"/>
+            <w:tcBorders>
+              <w:top w:val="single" w:color="E9ECEF" w:sz="4"/>
+              <w:left w:val="single" w:color="E9ECEF" w:sz="4"/>
+              <w:bottom w:val="single" w:color="E9ECEF" w:sz="4"/>
+              <w:right w:val="single" w:color="E9ECEF" w:sz="4"/>
+            </w:tcBorders>
+            <w:shd w:fill="F8F9FA" w:val="clear"/>
+            <w:tcMar>
+              <w:top w:type="dxa" w:w="100"/>
+              <w:left w:type="dxa" w:w="140"/>
+              <w:bottom w:type="dxa" w:w="100"/>
+              <w:right w:type="dxa" w:w="140"/>
+            </w:tcMar>
+            <w:vAlign w:val="center"/>
+          </w:tcPr>
+          <w:p>
+            <w:pPr>
+              <w:jc w:val="left"/>
+            </w:pPr>
+            <w:r>
+              <w:rPr>
+                <w:rFonts w:ascii="Open Sans" w:cs="Open Sans" w:eastAsia="Open Sans" w:hAnsi="Open Sans"/>
+                <w:b w:val="false"/>
+                <w:bCs w:val="false"/>
+                <w:color w:val="59595B"/>
+                <w:sz w:val="20"/>
+                <w:szCs w:val="20"/>
+              </w:rPr>
+              <w:t xml:space="preserve">CRM blocks booking; AI flags duplicate requests</w:t>
+            </w:r>
+          </w:p>
+        </w:tc>
+      </w:tr>
+      <w:tr>
+        <w:trPr>
+          <w:cantSplit/>
+        </w:trPr>
+        <w:tc>
+          <w:tcPr>
+            <w:tcW w:type="dxa" w:w="2202"/>
+            <w:tcBorders>
+              <w:top w:val="single" w:color="E9ECEF" w:sz="4"/>
+              <w:left w:val="single" w:color="E9ECEF" w:sz="4"/>
+              <w:bottom w:val="single" w:color="E9ECEF" w:sz="4"/>
+              <w:right w:val="single" w:color="E9ECEF" w:sz="4"/>
+            </w:tcBorders>
+            <w:shd w:fill="FFFFFF" w:val="clear"/>
+            <w:tcMar>
+              <w:top w:type="dxa" w:w="100"/>
+              <w:left w:type="dxa" w:w="140"/>
+              <w:bottom w:type="dxa" w:w="100"/>
+              <w:right w:type="dxa" w:w="140"/>
+            </w:tcMar>
+            <w:vAlign w:val="center"/>
+          </w:tcPr>
+          <w:p>
+            <w:pPr>
+              <w:jc w:val="left"/>
+            </w:pPr>
+            <w:r>
+              <w:rPr>
+                <w:rFonts w:ascii="Open Sans" w:cs="Open Sans" w:eastAsia="Open Sans" w:hAnsi="Open Sans"/>
+                <w:b w:val="false"/>
+                <w:bCs w:val="false"/>
+                <w:color w:val="59595B"/>
+                <w:sz w:val="20"/>
+                <w:szCs w:val="20"/>
+              </w:rPr>
+              <w:t xml:space="preserve">Overage pricing</w:t>
+            </w:r>
+          </w:p>
+        </w:tc>
+        <w:tc>
+          <w:tcPr>
+            <w:tcW w:type="dxa" w:w="4404"/>
+            <w:tcBorders>
+              <w:top w:val="single" w:color="E9ECEF" w:sz="4"/>
+              <w:left w:val="single" w:color="E9ECEF" w:sz="4"/>
+              <w:bottom w:val="single" w:color="E9ECEF" w:sz="4"/>
+              <w:right w:val="single" w:color="E9ECEF" w:sz="4"/>
+            </w:tcBorders>
+            <w:shd w:fill="FFFFFF" w:val="clear"/>
+            <w:tcMar>
+              <w:top w:type="dxa" w:w="100"/>
+              <w:left w:type="dxa" w:w="140"/>
+              <w:bottom w:type="dxa" w:w="100"/>
+              <w:right w:type="dxa" w:w="140"/>
+            </w:tcMar>
+            <w:vAlign w:val="center"/>
+          </w:tcPr>
+          <w:p>
+            <w:pPr>
+              <w:jc w:val="left"/>
+            </w:pPr>
+            <w:r>
+              <w:rPr>
+                <w:rFonts w:ascii="Open Sans" w:cs="Open Sans" w:eastAsia="Open Sans" w:hAnsi="Open Sans"/>
+                <w:b w:val="false"/>
+                <w:bCs w:val="false"/>
+                <w:color w:val="59595B"/>
+                <w:sz w:val="20"/>
+                <w:szCs w:val="20"/>
+              </w:rPr>
+              <w:t xml:space="preserve">Repairs 1–4 at member rate. Repairs 5–8 at 15% discount. Repairs 9+ at full retail ($125–$175).</w:t>
+            </w:r>
+          </w:p>
+        </w:tc>
+        <w:tc>
+          <w:tcPr>
+            <w:tcW w:type="dxa" w:w="2754"/>
+            <w:tcBorders>
+              <w:top w:val="single" w:color="E9ECEF" w:sz="4"/>
+              <w:left w:val="single" w:color="E9ECEF" w:sz="4"/>
+              <w:bottom w:val="single" w:color="E9ECEF" w:sz="4"/>
+              <w:right w:val="single" w:color="E9ECEF" w:sz="4"/>
+            </w:tcBorders>
+            <w:shd w:fill="FFFFFF" w:val="clear"/>
+            <w:tcMar>
+              <w:top w:type="dxa" w:w="100"/>
+              <w:left w:type="dxa" w:w="140"/>
+              <w:bottom w:type="dxa" w:w="100"/>
+              <w:right w:type="dxa" w:w="140"/>
+            </w:tcMar>
+            <w:vAlign w:val="center"/>
+          </w:tcPr>
+          <w:p>
+            <w:pPr>
+              <w:jc w:val="left"/>
+            </w:pPr>
+            <w:r>
+              <w:rPr>
+                <w:rFonts w:ascii="Open Sans" w:cs="Open Sans" w:eastAsia="Open Sans" w:hAnsi="Open Sans"/>
+                <w:b w:val="false"/>
+                <w:bCs w:val="false"/>
+                <w:color w:val="59595B"/>
+                <w:sz w:val="20"/>
+                <w:szCs w:val="20"/>
+              </w:rPr>
+              <w:t xml:space="preserve">Pricing applied automatically at checkout</w:t>
+            </w:r>
+          </w:p>
+        </w:tc>
+      </w:tr>
+      <w:tr>
+        <w:trPr>
+          <w:cantSplit/>
+        </w:trPr>
+        <w:tc>
+          <w:tcPr>
+            <w:tcW w:type="dxa" w:w="2202"/>
+            <w:tcBorders>
+              <w:top w:val="single" w:color="E9ECEF" w:sz="4"/>
+              <w:left w:val="single" w:color="E9ECEF" w:sz="4"/>
+              <w:bottom w:val="single" w:color="E9ECEF" w:sz="4"/>
+              <w:right w:val="single" w:color="E9ECEF" w:sz="4"/>
+            </w:tcBorders>
+            <w:shd w:fill="F8F9FA" w:val="clear"/>
+            <w:tcMar>
+              <w:top w:type="dxa" w:w="100"/>
+              <w:left w:type="dxa" w:w="140"/>
+              <w:bottom w:type="dxa" w:w="100"/>
+              <w:right w:type="dxa" w:w="140"/>
+            </w:tcMar>
+            <w:vAlign w:val="center"/>
+          </w:tcPr>
+          <w:p>
+            <w:pPr>
+              <w:jc w:val="left"/>
+            </w:pPr>
+            <w:r>
+              <w:rPr>
+                <w:rFonts w:ascii="Open Sans" w:cs="Open Sans" w:eastAsia="Open Sans" w:hAnsi="Open Sans"/>
+                <w:b w:val="false"/>
+                <w:bCs w:val="false"/>
+                <w:color w:val="59595B"/>
+                <w:sz w:val="20"/>
+                <w:szCs w:val="20"/>
+              </w:rPr>
+              <w:t xml:space="preserve">AI usage monitoring</w:t>
+            </w:r>
+          </w:p>
+        </w:tc>
+        <w:tc>
+          <w:tcPr>
+            <w:tcW w:type="dxa" w:w="4404"/>
+            <w:tcBorders>
+              <w:top w:val="single" w:color="E9ECEF" w:sz="4"/>
+              <w:left w:val="single" w:color="E9ECEF" w:sz="4"/>
+              <w:bottom w:val="single" w:color="E9ECEF" w:sz="4"/>
+              <w:right w:val="single" w:color="E9ECEF" w:sz="4"/>
+            </w:tcBorders>
+            <w:shd w:fill="F8F9FA" w:val="clear"/>
+            <w:tcMar>
+              <w:top w:type="dxa" w:w="100"/>
+              <w:left w:type="dxa" w:w="140"/>
+              <w:bottom w:type="dxa" w:w="100"/>
+              <w:right w:type="dxa" w:w="140"/>
+            </w:tcMar>
+            <w:vAlign w:val="center"/>
+          </w:tcPr>
+          <w:p>
+            <w:pPr>
+              <w:jc w:val="left"/>
+            </w:pPr>
+            <w:r>
+              <w:rPr>
+                <w:rFonts w:ascii="Open Sans" w:cs="Open Sans" w:eastAsia="Open Sans" w:hAnsi="Open Sans"/>
+                <w:b w:val="false"/>
+                <w:bCs w:val="false"/>
+                <w:color w:val="59595B"/>
+                <w:sz w:val="20"/>
+                <w:szCs w:val="20"/>
+              </w:rPr>
+              <w:t xml:space="preserve">CRM flags any account using 2× the cohort average. Ravi or Javon receives an alert for manual review.</w:t>
+            </w:r>
+          </w:p>
+        </w:tc>
+        <w:tc>
+          <w:tcPr>
+            <w:tcW w:type="dxa" w:w="2754"/>
+            <w:tcBorders>
+              <w:top w:val="single" w:color="E9ECEF" w:sz="4"/>
+              <w:left w:val="single" w:color="E9ECEF" w:sz="4"/>
+              <w:bottom w:val="single" w:color="E9ECEF" w:sz="4"/>
+              <w:right w:val="single" w:color="E9ECEF" w:sz="4"/>
+            </w:tcBorders>
+            <w:shd w:fill="F8F9FA" w:val="clear"/>
+            <w:tcMar>
+              <w:top w:type="dxa" w:w="100"/>
+              <w:left w:type="dxa" w:w="140"/>
+              <w:bottom w:type="dxa" w:w="100"/>
+              <w:right w:type="dxa" w:w="140"/>
+            </w:tcMar>
+            <w:vAlign w:val="center"/>
+          </w:tcPr>
+          <w:p>
+            <w:pPr>
+              <w:jc w:val="left"/>
+            </w:pPr>
+            <w:r>
+              <w:rPr>
+                <w:rFonts w:ascii="Open Sans" w:cs="Open Sans" w:eastAsia="Open Sans" w:hAnsi="Open Sans"/>
+                <w:b w:val="false"/>
+                <w:bCs w:val="false"/>
+                <w:color w:val="59595B"/>
+                <w:sz w:val="20"/>
+                <w:szCs w:val="20"/>
+              </w:rPr>
+              <w:t xml:space="preserve">My AI CRM anomaly detection; monthly report</w:t>
+            </w:r>
+          </w:p>
+        </w:tc>
+      </w:tr>
+      <w:tr>
+        <w:trPr>
+          <w:cantSplit/>
+        </w:trPr>
+        <w:tc>
+          <w:tcPr>
+            <w:tcW w:type="dxa" w:w="2202"/>
+            <w:tcBorders>
+              <w:top w:val="single" w:color="E9ECEF" w:sz="4"/>
+              <w:left w:val="single" w:color="E9ECEF" w:sz="4"/>
+              <w:bottom w:val="single" w:color="E9ECEF" w:sz="4"/>
+              <w:right w:val="single" w:color="E9ECEF" w:sz="4"/>
+            </w:tcBorders>
+            <w:shd w:fill="FFFFFF" w:val="clear"/>
+            <w:tcMar>
+              <w:top w:type="dxa" w:w="100"/>
+              <w:left w:type="dxa" w:w="140"/>
+              <w:bottom w:type="dxa" w:w="100"/>
+              <w:right w:type="dxa" w:w="140"/>
+            </w:tcMar>
+            <w:vAlign w:val="center"/>
+          </w:tcPr>
+          <w:p>
+            <w:pPr>
+              <w:jc w:val="left"/>
+            </w:pPr>
+            <w:r>
+              <w:rPr>
+                <w:rFonts w:ascii="Open Sans" w:cs="Open Sans" w:eastAsia="Open Sans" w:hAnsi="Open Sans"/>
+                <w:b w:val="false"/>
+                <w:bCs w:val="false"/>
+                <w:color w:val="59595B"/>
+                <w:sz w:val="20"/>
+                <w:szCs w:val="20"/>
+              </w:rPr>
+              <w:t xml:space="preserve">Early-term clause</w:t>
+            </w:r>
+          </w:p>
+        </w:tc>
+        <w:tc>
+          <w:tcPr>
+            <w:tcW w:type="dxa" w:w="4404"/>
+            <w:tcBorders>
+              <w:top w:val="single" w:color="E9ECEF" w:sz="4"/>
+              <w:left w:val="single" w:color="E9ECEF" w:sz="4"/>
+              <w:bottom w:val="single" w:color="E9ECEF" w:sz="4"/>
+              <w:right w:val="single" w:color="E9ECEF" w:sz="4"/>
+            </w:tcBorders>
+            <w:shd w:fill="FFFFFF" w:val="clear"/>
+            <w:tcMar>
+              <w:top w:type="dxa" w:w="100"/>
+              <w:left w:type="dxa" w:w="140"/>
+              <w:bottom w:type="dxa" w:w="100"/>
+              <w:right w:type="dxa" w:w="140"/>
+            </w:tcMar>
+            <w:vAlign w:val="center"/>
+          </w:tcPr>
+          <w:p>
+            <w:pPr>
+              <w:jc w:val="left"/>
+            </w:pPr>
+            <w:r>
+              <w:rPr>
+                <w:rFonts w:ascii="Open Sans" w:cs="Open Sans" w:eastAsia="Open Sans" w:hAnsi="Open Sans"/>
+                <w:b w:val="false"/>
+                <w:bCs w:val="false"/>
+                <w:color w:val="59595B"/>
+                <w:sz w:val="20"/>
+                <w:szCs w:val="20"/>
+              </w:rPr>
+              <w:t xml:space="preserve">Accounts showing systematic over-use within 90 days may be offered an upgrade or a plan exit at prorated refund.</w:t>
+            </w:r>
+          </w:p>
+        </w:tc>
+        <w:tc>
+          <w:tcPr>
+            <w:tcW w:type="dxa" w:w="2754"/>
+            <w:tcBorders>
+              <w:top w:val="single" w:color="E9ECEF" w:sz="4"/>
+              <w:left w:val="single" w:color="E9ECEF" w:sz="4"/>
+              <w:bottom w:val="single" w:color="E9ECEF" w:sz="4"/>
+              <w:right w:val="single" w:color="E9ECEF" w:sz="4"/>
+            </w:tcBorders>
+            <w:shd w:fill="FFFFFF" w:val="clear"/>
+            <w:tcMar>
+              <w:top w:type="dxa" w:w="100"/>
+              <w:left w:type="dxa" w:w="140"/>
+              <w:bottom w:type="dxa" w:w="100"/>
+              <w:right w:type="dxa" w:w="140"/>
+            </w:tcMar>
+            <w:vAlign w:val="center"/>
+          </w:tcPr>
+          <w:p>
+            <w:pPr>
+              <w:jc w:val="left"/>
+            </w:pPr>
+            <w:r>
+              <w:rPr>
+                <w:rFonts w:ascii="Open Sans" w:cs="Open Sans" w:eastAsia="Open Sans" w:hAnsi="Open Sans"/>
+                <w:b w:val="false"/>
+                <w:bCs w:val="false"/>
+                <w:color w:val="59595B"/>
+                <w:sz w:val="20"/>
+                <w:szCs w:val="20"/>
+              </w:rPr>
+              <w:t xml:space="preserve">Human decision; AI surfaces the candidates</w:t>
+            </w:r>
+          </w:p>
+        </w:tc>
+      </w:tr>
+    </w:tbl>
+    <w:p>
+      <w:pPr>
+        <w:spacing w:after="0" w:before="120"/>
+      </w:pPr>
+      <w:r>
+        <w:t xml:space="preserve"/>
+      </w:r>
+    </w:p>
+    <w:p>
+      <w:pPr>
+        <w:spacing w:after="140" w:before="0" w:line="320"/>
+        <w:jc w:val="both"/>
+      </w:pPr>
+      <w:r>
+        <w:rPr>
+          <w:rFonts w:ascii="Open Sans" w:cs="Open Sans" w:eastAsia="Open Sans" w:hAnsi="Open Sans"/>
+          <w:b w:val="false"/>
+          <w:bCs w:val="false"/>
+          <w:i w:val="false"/>
+          <w:iCs w:val="false"/>
+          <w:color w:val="59595B"/>
+          <w:sz w:val="22"/>
+          <w:szCs w:val="22"/>
+        </w:rPr>
+        <w:t xml:space="preserve">The key principle: make the price of abuse higher than the price of upgrading. A customer repairing 8 wheels should find it cheaper to upgrade to Gold than to pay Silver + overage fees — steering them toward the right tier organically.</w:t>
+      </w:r>
+    </w:p>
+    <w:p>
+      <w:pPr>
+        <w:spacing w:after="0" w:before="160"/>
+      </w:pPr>
+      <w:r>
+        <w:t xml:space="preserve"/>
+      </w:r>
+    </w:p>
+    <w:p>
+      <w:pPr>
+        <w:pStyle w:val="Heading2"/>
+        <w:keepNext/>
+        <w:keepLines/>
+        <w:spacing w:after="120" w:before="280"/>
+      </w:pPr>
+      <w:r>
+        <w:rPr>
+          <w:rFonts w:ascii="Open Sans" w:cs="Open Sans" w:eastAsia="Open Sans" w:hAnsi="Open Sans"/>
+          <w:b/>
+          <w:bCs/>
+          <w:color w:val="006DB6"/>
+          <w:sz w:val="26"/>
+          <w:szCs w:val="26"/>
+        </w:rPr>
+        <w:t xml:space="preserve">Revenue Impact Scenarios</w:t>
+      </w:r>
+    </w:p>
+    <w:tbl>
+      <w:tblPr>
+        <w:tblW w:type="dxa" w:w="9360"/>
+        <w:tblBorders>
+          <w:top w:val="single" w:color="auto" w:sz="4"/>
+          <w:left w:val="single" w:color="auto" w:sz="4"/>
+          <w:bottom w:val="single" w:color="auto" w:sz="4"/>
+          <w:right w:val="single" w:color="auto" w:sz="4"/>
+          <w:insideH w:val="single" w:color="auto" w:sz="4"/>
+          <w:insideV w:val="single" w:color="auto" w:sz="4"/>
+        </w:tblBorders>
+      </w:tblPr>
+      <w:tblGrid>
+        <w:gridCol w:w="1970"/>
+        <w:gridCol w:w="985"/>
+        <w:gridCol w:w="1477"/>
+        <w:gridCol w:w="1477"/>
+        <w:gridCol w:w="1970"/>
+        <w:gridCol w:w="1481"/>
+      </w:tblGrid>
+      <w:tr>
+        <w:trPr>
+          <w:cantSplit/>
+          <w:tblHeader/>
+        </w:trPr>
+        <w:tc>
+          <w:tcPr>
+            <w:tcW w:type="dxa" w:w="1970"/>
+            <w:tcBorders>
+              <w:top w:val="single" w:color="E9ECEF" w:sz="4"/>
+              <w:left w:val="single" w:color="E9ECEF" w:sz="4"/>
+              <w:bottom w:val="single" w:color="E9ECEF" w:sz="4"/>
+              <w:right w:val="single" w:color="E9ECEF" w:sz="4"/>
+            </w:tcBorders>
+            <w:shd w:fill="006DB6" w:val="clear"/>
+            <w:tcMar>
+              <w:top w:type="dxa" w:w="120"/>
+              <w:left w:type="dxa" w:w="140"/>
+              <w:bottom w:type="dxa" w:w="120"/>
+              <w:right w:type="dxa" w:w="140"/>
+            </w:tcMar>
+            <w:vAlign w:val="center"/>
+          </w:tcPr>
+          <w:p>
+            <w:pPr>
+              <w:jc w:val="left"/>
+            </w:pPr>
+            <w:r>
+              <w:rPr>
+                <w:rFonts w:ascii="Open Sans" w:cs="Open Sans" w:eastAsia="Open Sans" w:hAnsi="Open Sans"/>
+                <w:b/>
+                <w:bCs/>
+                <w:color w:val="FFFFFF"/>
+                <w:sz w:val="20"/>
+                <w:szCs w:val="20"/>
+              </w:rPr>
+              <w:t xml:space="preserve">Scenario</w:t>
+            </w:r>
+          </w:p>
+        </w:tc>
+        <w:tc>
+          <w:tcPr>
+            <w:tcW w:type="dxa" w:w="985"/>
+            <w:tcBorders>
+              <w:top w:val="single" w:color="E9ECEF" w:sz="4"/>
+              <w:left w:val="single" w:color="E9ECEF" w:sz="4"/>
+              <w:bottom w:val="single" w:color="E9ECEF" w:sz="4"/>
+              <w:right w:val="single" w:color="E9ECEF" w:sz="4"/>
+            </w:tcBorders>
+            <w:shd w:fill="006DB6" w:val="clear"/>
+            <w:tcMar>
+              <w:top w:type="dxa" w:w="120"/>
+              <w:left w:type="dxa" w:w="140"/>
+              <w:bottom w:type="dxa" w:w="120"/>
+              <w:right w:type="dxa" w:w="140"/>
+            </w:tcMar>
+            <w:vAlign w:val="center"/>
+          </w:tcPr>
+          <w:p>
+            <w:pPr>
+              <w:jc w:val="left"/>
+            </w:pPr>
+            <w:r>
+              <w:rPr>
+                <w:rFonts w:ascii="Open Sans" w:cs="Open Sans" w:eastAsia="Open Sans" w:hAnsi="Open Sans"/>
+                <w:b/>
+                <w:bCs/>
+                <w:color w:val="FFFFFF"/>
+                <w:sz w:val="20"/>
+                <w:szCs w:val="20"/>
+              </w:rPr>
+              <w:t xml:space="preserve">Subscribers</w:t>
+            </w:r>
+          </w:p>
+        </w:tc>
+        <w:tc>
+          <w:tcPr>
+            <w:tcW w:type="dxa" w:w="1477"/>
+            <w:tcBorders>
+              <w:top w:val="single" w:color="E9ECEF" w:sz="4"/>
+              <w:left w:val="single" w:color="E9ECEF" w:sz="4"/>
+              <w:bottom w:val="single" w:color="E9ECEF" w:sz="4"/>
+              <w:right w:val="single" w:color="E9ECEF" w:sz="4"/>
+            </w:tcBorders>
+            <w:shd w:fill="006DB6" w:val="clear"/>
+            <w:tcMar>
+              <w:top w:type="dxa" w:w="120"/>
+              <w:left w:type="dxa" w:w="140"/>
+              <w:bottom w:type="dxa" w:w="120"/>
+              <w:right w:type="dxa" w:w="140"/>
+            </w:tcMar>
+            <w:vAlign w:val="center"/>
+          </w:tcPr>
+          <w:p>
+            <w:pPr>
+              <w:jc w:val="left"/>
+            </w:pPr>
+            <w:r>
+              <w:rPr>
+                <w:rFonts w:ascii="Open Sans" w:cs="Open Sans" w:eastAsia="Open Sans" w:hAnsi="Open Sans"/>
+                <w:b/>
+                <w:bCs/>
+                <w:color w:val="FFFFFF"/>
+                <w:sz w:val="20"/>
+                <w:szCs w:val="20"/>
+              </w:rPr>
+              <w:t xml:space="preserve">Avg Repairs/Yr</w:t>
+            </w:r>
+          </w:p>
+        </w:tc>
+        <w:tc>
+          <w:tcPr>
+            <w:tcW w:type="dxa" w:w="1477"/>
+            <w:tcBorders>
+              <w:top w:val="single" w:color="E9ECEF" w:sz="4"/>
+              <w:left w:val="single" w:color="E9ECEF" w:sz="4"/>
+              <w:bottom w:val="single" w:color="E9ECEF" w:sz="4"/>
+              <w:right w:val="single" w:color="E9ECEF" w:sz="4"/>
+            </w:tcBorders>
+            <w:shd w:fill="006DB6" w:val="clear"/>
+            <w:tcMar>
+              <w:top w:type="dxa" w:w="120"/>
+              <w:left w:type="dxa" w:w="140"/>
+              <w:bottom w:type="dxa" w:w="120"/>
+              <w:right w:type="dxa" w:w="140"/>
+            </w:tcMar>
+            <w:vAlign w:val="center"/>
+          </w:tcPr>
+          <w:p>
+            <w:pPr>
+              <w:jc w:val="left"/>
+            </w:pPr>
+            <w:r>
+              <w:rPr>
+                <w:rFonts w:ascii="Open Sans" w:cs="Open Sans" w:eastAsia="Open Sans" w:hAnsi="Open Sans"/>
+                <w:b/>
+                <w:bCs/>
+                <w:color w:val="FFFFFF"/>
+                <w:sz w:val="20"/>
+                <w:szCs w:val="20"/>
+              </w:rPr>
+              <w:t xml:space="preserve">Avg Fee/Yr</w:t>
+            </w:r>
+          </w:p>
+        </w:tc>
+        <w:tc>
+          <w:tcPr>
+            <w:tcW w:type="dxa" w:w="1970"/>
+            <w:tcBorders>
+              <w:top w:val="single" w:color="E9ECEF" w:sz="4"/>
+              <w:left w:val="single" w:color="E9ECEF" w:sz="4"/>
+              <w:bottom w:val="single" w:color="E9ECEF" w:sz="4"/>
+              <w:right w:val="single" w:color="E9ECEF" w:sz="4"/>
+            </w:tcBorders>
+            <w:shd w:fill="006DB6" w:val="clear"/>
+            <w:tcMar>
+              <w:top w:type="dxa" w:w="120"/>
+              <w:left w:type="dxa" w:w="140"/>
+              <w:bottom w:type="dxa" w:w="120"/>
+              <w:right w:type="dxa" w:w="140"/>
+            </w:tcMar>
+            <w:vAlign w:val="center"/>
+          </w:tcPr>
+          <w:p>
+            <w:pPr>
+              <w:jc w:val="left"/>
+            </w:pPr>
+            <w:r>
+              <w:rPr>
+                <w:rFonts w:ascii="Open Sans" w:cs="Open Sans" w:eastAsia="Open Sans" w:hAnsi="Open Sans"/>
+                <w:b/>
+                <w:bCs/>
+                <w:color w:val="FFFFFF"/>
+                <w:sz w:val="20"/>
+                <w:szCs w:val="20"/>
+              </w:rPr>
+              <w:t xml:space="preserve">Annual Recurring Revenue</w:t>
+            </w:r>
+          </w:p>
+        </w:tc>
+        <w:tc>
+          <w:tcPr>
+            <w:tcW w:type="dxa" w:w="1481"/>
+            <w:tcBorders>
+              <w:top w:val="single" w:color="E9ECEF" w:sz="4"/>
+              <w:left w:val="single" w:color="E9ECEF" w:sz="4"/>
+              <w:bottom w:val="single" w:color="E9ECEF" w:sz="4"/>
+              <w:right w:val="single" w:color="E9ECEF" w:sz="4"/>
+            </w:tcBorders>
+            <w:shd w:fill="006DB6" w:val="clear"/>
+            <w:tcMar>
+              <w:top w:type="dxa" w:w="120"/>
+              <w:left w:type="dxa" w:w="140"/>
+              <w:bottom w:type="dxa" w:w="120"/>
+              <w:right w:type="dxa" w:w="140"/>
+            </w:tcMar>
+            <w:vAlign w:val="center"/>
+          </w:tcPr>
+          <w:p>
+            <w:pPr>
+              <w:jc w:val="left"/>
+            </w:pPr>
+            <w:r>
+              <w:rPr>
+                <w:rFonts w:ascii="Open Sans" w:cs="Open Sans" w:eastAsia="Open Sans" w:hAnsi="Open Sans"/>
+                <w:b/>
+                <w:bCs/>
+                <w:color w:val="FFFFFF"/>
+                <w:sz w:val="20"/>
+                <w:szCs w:val="20"/>
+              </w:rPr>
+              <w:t xml:space="preserve">Monthly Recurring Revenue</w:t>
+            </w:r>
+          </w:p>
+        </w:tc>
+      </w:tr>
+      <w:tr>
+        <w:trPr>
+          <w:cantSplit/>
+        </w:trPr>
+        <w:tc>
+          <w:tcPr>
+            <w:tcW w:type="dxa" w:w="1970"/>
+            <w:tcBorders>
+              <w:top w:val="single" w:color="E9ECEF" w:sz="4"/>
+              <w:left w:val="single" w:color="E9ECEF" w:sz="4"/>
+              <w:bottom w:val="single" w:color="E9ECEF" w:sz="4"/>
+              <w:right w:val="single" w:color="E9ECEF" w:sz="4"/>
+            </w:tcBorders>
+            <w:shd w:fill="FFFFFF" w:val="clear"/>
+            <w:tcMar>
+              <w:top w:type="dxa" w:w="100"/>
+              <w:left w:type="dxa" w:w="140"/>
+              <w:bottom w:type="dxa" w:w="100"/>
+              <w:right w:type="dxa" w:w="140"/>
+            </w:tcMar>
+            <w:vAlign w:val="center"/>
+          </w:tcPr>
+          <w:p>
+            <w:pPr>
+              <w:jc w:val="left"/>
+            </w:pPr>
+            <w:r>
+              <w:rPr>
+                <w:rFonts w:ascii="Open Sans" w:cs="Open Sans" w:eastAsia="Open Sans" w:hAnsi="Open Sans"/>
+                <w:b w:val="false"/>
+                <w:bCs w:val="false"/>
+                <w:color w:val="59595B"/>
+                <w:sz w:val="20"/>
+                <w:szCs w:val="20"/>
+              </w:rPr>
+              <w:t xml:space="preserve">Conservative (Yr 1)</w:t>
+            </w:r>
+          </w:p>
+        </w:tc>
+        <w:tc>
+          <w:tcPr>
+            <w:tcW w:type="dxa" w:w="985"/>
+            <w:tcBorders>
+              <w:top w:val="single" w:color="E9ECEF" w:sz="4"/>
+              <w:left w:val="single" w:color="E9ECEF" w:sz="4"/>
+              <w:bottom w:val="single" w:color="E9ECEF" w:sz="4"/>
+              <w:right w:val="single" w:color="E9ECEF" w:sz="4"/>
+            </w:tcBorders>
+            <w:shd w:fill="FFFFFF" w:val="clear"/>
+            <w:tcMar>
+              <w:top w:type="dxa" w:w="100"/>
+              <w:left w:type="dxa" w:w="140"/>
+              <w:bottom w:type="dxa" w:w="100"/>
+              <w:right w:type="dxa" w:w="140"/>
+            </w:tcMar>
+            <w:vAlign w:val="center"/>
+          </w:tcPr>
+          <w:p>
+            <w:pPr>
+              <w:jc w:val="left"/>
+            </w:pPr>
+            <w:r>
+              <w:rPr>
+                <w:rFonts w:ascii="Open Sans" w:cs="Open Sans" w:eastAsia="Open Sans" w:hAnsi="Open Sans"/>
+                <w:b w:val="false"/>
+                <w:bCs w:val="false"/>
+                <w:color w:val="59595B"/>
+                <w:sz w:val="20"/>
+                <w:szCs w:val="20"/>
+              </w:rPr>
+              <w:t xml:space="preserve">50</w:t>
+            </w:r>
+          </w:p>
+        </w:tc>
+        <w:tc>
+          <w:tcPr>
+            <w:tcW w:type="dxa" w:w="1477"/>
+            <w:tcBorders>
+              <w:top w:val="single" w:color="E9ECEF" w:sz="4"/>
+              <w:left w:val="single" w:color="E9ECEF" w:sz="4"/>
+              <w:bottom w:val="single" w:color="E9ECEF" w:sz="4"/>
+              <w:right w:val="single" w:color="E9ECEF" w:sz="4"/>
+            </w:tcBorders>
+            <w:shd w:fill="FFFFFF" w:val="clear"/>
+            <w:tcMar>
+              <w:top w:type="dxa" w:w="100"/>
+              <w:left w:type="dxa" w:w="140"/>
+              <w:bottom w:type="dxa" w:w="100"/>
+              <w:right w:type="dxa" w:w="140"/>
+            </w:tcMar>
+            <w:vAlign w:val="center"/>
+          </w:tcPr>
+          <w:p>
+            <w:pPr>
+              <w:jc w:val="left"/>
+            </w:pPr>
+            <w:r>
+              <w:rPr>
+                <w:rFonts w:ascii="Open Sans" w:cs="Open Sans" w:eastAsia="Open Sans" w:hAnsi="Open Sans"/>
+                <w:b w:val="false"/>
+                <w:bCs w:val="false"/>
+                <w:color w:val="59595B"/>
+                <w:sz w:val="20"/>
+                <w:szCs w:val="20"/>
+              </w:rPr>
+              <w:t xml:space="preserve">4.2</w:t>
+            </w:r>
+          </w:p>
+        </w:tc>
+        <w:tc>
+          <w:tcPr>
+            <w:tcW w:type="dxa" w:w="1477"/>
+            <w:tcBorders>
+              <w:top w:val="single" w:color="E9ECEF" w:sz="4"/>
+              <w:left w:val="single" w:color="E9ECEF" w:sz="4"/>
+              <w:bottom w:val="single" w:color="E9ECEF" w:sz="4"/>
+              <w:right w:val="single" w:color="E9ECEF" w:sz="4"/>
+            </w:tcBorders>
+            <w:shd w:fill="FFFFFF" w:val="clear"/>
+            <w:tcMar>
+              <w:top w:type="dxa" w:w="100"/>
+              <w:left w:type="dxa" w:w="140"/>
+              <w:bottom w:type="dxa" w:w="100"/>
+              <w:right w:type="dxa" w:w="140"/>
+            </w:tcMar>
+            <w:vAlign w:val="center"/>
+          </w:tcPr>
+          <w:p>
+            <w:pPr>
+              <w:jc w:val="left"/>
+            </w:pPr>
+            <w:r>
+              <w:rPr>
+                <w:rFonts w:ascii="Open Sans" w:cs="Open Sans" w:eastAsia="Open Sans" w:hAnsi="Open Sans"/>
+                <w:b w:val="false"/>
+                <w:bCs w:val="false"/>
+                <w:color w:val="59595B"/>
+                <w:sz w:val="20"/>
+                <w:szCs w:val="20"/>
+              </w:rPr>
+              <w:t xml:space="preserve">$399</w:t>
+            </w:r>
+          </w:p>
+        </w:tc>
+        <w:tc>
+          <w:tcPr>
+            <w:tcW w:type="dxa" w:w="1970"/>
+            <w:tcBorders>
+              <w:top w:val="single" w:color="E9ECEF" w:sz="4"/>
+              <w:left w:val="single" w:color="E9ECEF" w:sz="4"/>
+              <w:bottom w:val="single" w:color="E9ECEF" w:sz="4"/>
+              <w:right w:val="single" w:color="E9ECEF" w:sz="4"/>
+            </w:tcBorders>
+            <w:shd w:fill="FFFFFF" w:val="clear"/>
+            <w:tcMar>
+              <w:top w:type="dxa" w:w="100"/>
+              <w:left w:type="dxa" w:w="140"/>
+              <w:bottom w:type="dxa" w:w="100"/>
+              <w:right w:type="dxa" w:w="140"/>
+            </w:tcMar>
+            <w:vAlign w:val="center"/>
+          </w:tcPr>
+          <w:p>
+            <w:pPr>
+              <w:jc w:val="left"/>
+            </w:pPr>
+            <w:r>
+              <w:rPr>
+                <w:rFonts w:ascii="Open Sans" w:cs="Open Sans" w:eastAsia="Open Sans" w:hAnsi="Open Sans"/>
+                <w:b w:val="false"/>
+                <w:bCs w:val="false"/>
+                <w:color w:val="59595B"/>
+                <w:sz w:val="20"/>
+                <w:szCs w:val="20"/>
+              </w:rPr>
+              <w:t xml:space="preserve">$19,950</w:t>
+            </w:r>
+          </w:p>
+        </w:tc>
+        <w:tc>
+          <w:tcPr>
+            <w:tcW w:type="dxa" w:w="1481"/>
+            <w:tcBorders>
+              <w:top w:val="single" w:color="E9ECEF" w:sz="4"/>
+              <w:left w:val="single" w:color="E9ECEF" w:sz="4"/>
+              <w:bottom w:val="single" w:color="E9ECEF" w:sz="4"/>
+              <w:right w:val="single" w:color="E9ECEF" w:sz="4"/>
+            </w:tcBorders>
+            <w:shd w:fill="FFFFFF" w:val="clear"/>
+            <w:tcMar>
+              <w:top w:type="dxa" w:w="100"/>
+              <w:left w:type="dxa" w:w="140"/>
+              <w:bottom w:type="dxa" w:w="100"/>
+              <w:right w:type="dxa" w:w="140"/>
+            </w:tcMar>
+            <w:vAlign w:val="center"/>
+          </w:tcPr>
+          <w:p>
+            <w:pPr>
+              <w:jc w:val="left"/>
+            </w:pPr>
+            <w:r>
+              <w:rPr>
+                <w:rFonts w:ascii="Open Sans" w:cs="Open Sans" w:eastAsia="Open Sans" w:hAnsi="Open Sans"/>
+                <w:b w:val="false"/>
+                <w:bCs w:val="false"/>
+                <w:color w:val="59595B"/>
+                <w:sz w:val="20"/>
+                <w:szCs w:val="20"/>
+              </w:rPr>
+              <w:t xml:space="preserve">~$1,660/mo</w:t>
+            </w:r>
+          </w:p>
+        </w:tc>
+      </w:tr>
+      <w:tr>
+        <w:trPr>
+          <w:cantSplit/>
+        </w:trPr>
+        <w:tc>
+          <w:tcPr>
+            <w:tcW w:type="dxa" w:w="1970"/>
+            <w:tcBorders>
+              <w:top w:val="single" w:color="E9ECEF" w:sz="4"/>
+              <w:left w:val="single" w:color="E9ECEF" w:sz="4"/>
+              <w:bottom w:val="single" w:color="E9ECEF" w:sz="4"/>
+              <w:right w:val="single" w:color="E9ECEF" w:sz="4"/>
+            </w:tcBorders>
+            <w:shd w:fill="F8F9FA" w:val="clear"/>
+            <w:tcMar>
+              <w:top w:type="dxa" w:w="100"/>
+              <w:left w:type="dxa" w:w="140"/>
+              <w:bottom w:type="dxa" w:w="100"/>
+              <w:right w:type="dxa" w:w="140"/>
+            </w:tcMar>
+            <w:vAlign w:val="center"/>
+          </w:tcPr>
+          <w:p>
+            <w:pPr>
+              <w:jc w:val="left"/>
+            </w:pPr>
+            <w:r>
+              <w:rPr>
+                <w:rFonts w:ascii="Open Sans" w:cs="Open Sans" w:eastAsia="Open Sans" w:hAnsi="Open Sans"/>
+                <w:b w:val="false"/>
+                <w:bCs w:val="false"/>
+                <w:color w:val="59595B"/>
+                <w:sz w:val="20"/>
+                <w:szCs w:val="20"/>
+              </w:rPr>
+              <w:t xml:space="preserve">Target (Yr 2)</w:t>
+            </w:r>
+          </w:p>
+        </w:tc>
+        <w:tc>
+          <w:tcPr>
+            <w:tcW w:type="dxa" w:w="985"/>
+            <w:tcBorders>
+              <w:top w:val="single" w:color="E9ECEF" w:sz="4"/>
+              <w:left w:val="single" w:color="E9ECEF" w:sz="4"/>
+              <w:bottom w:val="single" w:color="E9ECEF" w:sz="4"/>
+              <w:right w:val="single" w:color="E9ECEF" w:sz="4"/>
+            </w:tcBorders>
+            <w:shd w:fill="F8F9FA" w:val="clear"/>
+            <w:tcMar>
+              <w:top w:type="dxa" w:w="100"/>
+              <w:left w:type="dxa" w:w="140"/>
+              <w:bottom w:type="dxa" w:w="100"/>
+              <w:right w:type="dxa" w:w="140"/>
+            </w:tcMar>
+            <w:vAlign w:val="center"/>
+          </w:tcPr>
+          <w:p>
+            <w:pPr>
+              <w:jc w:val="left"/>
+            </w:pPr>
+            <w:r>
+              <w:rPr>
+                <w:rFonts w:ascii="Open Sans" w:cs="Open Sans" w:eastAsia="Open Sans" w:hAnsi="Open Sans"/>
+                <w:b w:val="false"/>
+                <w:bCs w:val="false"/>
+                <w:color w:val="59595B"/>
+                <w:sz w:val="20"/>
+                <w:szCs w:val="20"/>
+              </w:rPr>
+              <w:t xml:space="preserve">150</w:t>
+            </w:r>
+          </w:p>
+        </w:tc>
+        <w:tc>
+          <w:tcPr>
+            <w:tcW w:type="dxa" w:w="1477"/>
+            <w:tcBorders>
+              <w:top w:val="single" w:color="E9ECEF" w:sz="4"/>
+              <w:left w:val="single" w:color="E9ECEF" w:sz="4"/>
+              <w:bottom w:val="single" w:color="E9ECEF" w:sz="4"/>
+              <w:right w:val="single" w:color="E9ECEF" w:sz="4"/>
+            </w:tcBorders>
+            <w:shd w:fill="F8F9FA" w:val="clear"/>
+            <w:tcMar>
+              <w:top w:type="dxa" w:w="100"/>
+              <w:left w:type="dxa" w:w="140"/>
+              <w:bottom w:type="dxa" w:w="100"/>
+              <w:right w:type="dxa" w:w="140"/>
+            </w:tcMar>
+            <w:vAlign w:val="center"/>
+          </w:tcPr>
+          <w:p>
+            <w:pPr>
+              <w:jc w:val="left"/>
+            </w:pPr>
+            <w:r>
+              <w:rPr>
+                <w:rFonts w:ascii="Open Sans" w:cs="Open Sans" w:eastAsia="Open Sans" w:hAnsi="Open Sans"/>
+                <w:b w:val="false"/>
+                <w:bCs w:val="false"/>
+                <w:color w:val="59595B"/>
+                <w:sz w:val="20"/>
+                <w:szCs w:val="20"/>
+              </w:rPr>
+              <w:t xml:space="preserve">4.8</w:t>
+            </w:r>
+          </w:p>
+        </w:tc>
+        <w:tc>
+          <w:tcPr>
+            <w:tcW w:type="dxa" w:w="1477"/>
+            <w:tcBorders>
+              <w:top w:val="single" w:color="E9ECEF" w:sz="4"/>
+              <w:left w:val="single" w:color="E9ECEF" w:sz="4"/>
+              <w:bottom w:val="single" w:color="E9ECEF" w:sz="4"/>
+              <w:right w:val="single" w:color="E9ECEF" w:sz="4"/>
+            </w:tcBorders>
+            <w:shd w:fill="F8F9FA" w:val="clear"/>
+            <w:tcMar>
+              <w:top w:type="dxa" w:w="100"/>
+              <w:left w:type="dxa" w:w="140"/>
+              <w:bottom w:type="dxa" w:w="100"/>
+              <w:right w:type="dxa" w:w="140"/>
+            </w:tcMar>
+            <w:vAlign w:val="center"/>
+          </w:tcPr>
+          <w:p>
+            <w:pPr>
+              <w:jc w:val="left"/>
+            </w:pPr>
+            <w:r>
+              <w:rPr>
+                <w:rFonts w:ascii="Open Sans" w:cs="Open Sans" w:eastAsia="Open Sans" w:hAnsi="Open Sans"/>
+                <w:b w:val="false"/>
+                <w:bCs w:val="false"/>
+                <w:color w:val="59595B"/>
+                <w:sz w:val="20"/>
+                <w:szCs w:val="20"/>
+              </w:rPr>
+              <w:t xml:space="preserve">$499</w:t>
+            </w:r>
+          </w:p>
+        </w:tc>
+        <w:tc>
+          <w:tcPr>
+            <w:tcW w:type="dxa" w:w="1970"/>
+            <w:tcBorders>
+              <w:top w:val="single" w:color="E9ECEF" w:sz="4"/>
+              <w:left w:val="single" w:color="E9ECEF" w:sz="4"/>
+              <w:bottom w:val="single" w:color="E9ECEF" w:sz="4"/>
+              <w:right w:val="single" w:color="E9ECEF" w:sz="4"/>
+            </w:tcBorders>
+            <w:shd w:fill="F8F9FA" w:val="clear"/>
+            <w:tcMar>
+              <w:top w:type="dxa" w:w="100"/>
+              <w:left w:type="dxa" w:w="140"/>
+              <w:bottom w:type="dxa" w:w="100"/>
+              <w:right w:type="dxa" w:w="140"/>
+            </w:tcMar>
+            <w:vAlign w:val="center"/>
+          </w:tcPr>
+          <w:p>
+            <w:pPr>
+              <w:jc w:val="left"/>
+            </w:pPr>
+            <w:r>
+              <w:rPr>
+                <w:rFonts w:ascii="Open Sans" w:cs="Open Sans" w:eastAsia="Open Sans" w:hAnsi="Open Sans"/>
+                <w:b w:val="false"/>
+                <w:bCs w:val="false"/>
+                <w:color w:val="59595B"/>
+                <w:sz w:val="20"/>
+                <w:szCs w:val="20"/>
+              </w:rPr>
+              <w:t xml:space="preserve">$74,850</w:t>
+            </w:r>
+          </w:p>
+        </w:tc>
+        <w:tc>
+          <w:tcPr>
+            <w:tcW w:type="dxa" w:w="1481"/>
+            <w:tcBorders>
+              <w:top w:val="single" w:color="E9ECEF" w:sz="4"/>
+              <w:left w:val="single" w:color="E9ECEF" w:sz="4"/>
+              <w:bottom w:val="single" w:color="E9ECEF" w:sz="4"/>
+              <w:right w:val="single" w:color="E9ECEF" w:sz="4"/>
+            </w:tcBorders>
+            <w:shd w:fill="F8F9FA" w:val="clear"/>
+            <w:tcMar>
+              <w:top w:type="dxa" w:w="100"/>
+              <w:left w:type="dxa" w:w="140"/>
+              <w:bottom w:type="dxa" w:w="100"/>
+              <w:right w:type="dxa" w:w="140"/>
+            </w:tcMar>
+            <w:vAlign w:val="center"/>
+          </w:tcPr>
+          <w:p>
+            <w:pPr>
+              <w:jc w:val="left"/>
+            </w:pPr>
+            <w:r>
+              <w:rPr>
+                <w:rFonts w:ascii="Open Sans" w:cs="Open Sans" w:eastAsia="Open Sans" w:hAnsi="Open Sans"/>
+                <w:b w:val="false"/>
+                <w:bCs w:val="false"/>
+                <w:color w:val="59595B"/>
+                <w:sz w:val="20"/>
+                <w:szCs w:val="20"/>
+              </w:rPr>
+              <w:t xml:space="preserve">~$6,240/mo</w:t>
+            </w:r>
+          </w:p>
+        </w:tc>
+      </w:tr>
+      <w:tr>
+        <w:trPr>
+          <w:cantSplit/>
+        </w:trPr>
+        <w:tc>
+          <w:tcPr>
+            <w:tcW w:type="dxa" w:w="1970"/>
+            <w:tcBorders>
+              <w:top w:val="single" w:color="E9ECEF" w:sz="4"/>
+              <w:left w:val="single" w:color="E9ECEF" w:sz="4"/>
+              <w:bottom w:val="single" w:color="E9ECEF" w:sz="4"/>
+              <w:right w:val="single" w:color="E9ECEF" w:sz="4"/>
+            </w:tcBorders>
+            <w:shd w:fill="FFFFFF" w:val="clear"/>
+            <w:tcMar>
+              <w:top w:type="dxa" w:w="100"/>
+              <w:left w:type="dxa" w:w="140"/>
+              <w:bottom w:type="dxa" w:w="100"/>
+              <w:right w:type="dxa" w:w="140"/>
+            </w:tcMar>
+            <w:vAlign w:val="center"/>
+          </w:tcPr>
+          <w:p>
+            <w:pPr>
+              <w:jc w:val="left"/>
+            </w:pPr>
+            <w:r>
+              <w:rPr>
+                <w:rFonts w:ascii="Open Sans" w:cs="Open Sans" w:eastAsia="Open Sans" w:hAnsi="Open Sans"/>
+                <w:b w:val="false"/>
+                <w:bCs w:val="false"/>
+                <w:color w:val="59595B"/>
+                <w:sz w:val="20"/>
+                <w:szCs w:val="20"/>
+              </w:rPr>
+              <w:t xml:space="preserve">Aggressive (Yr 3)</w:t>
+            </w:r>
+          </w:p>
+        </w:tc>
+        <w:tc>
+          <w:tcPr>
+            <w:tcW w:type="dxa" w:w="985"/>
+            <w:tcBorders>
+              <w:top w:val="single" w:color="E9ECEF" w:sz="4"/>
+              <w:left w:val="single" w:color="E9ECEF" w:sz="4"/>
+              <w:bottom w:val="single" w:color="E9ECEF" w:sz="4"/>
+              <w:right w:val="single" w:color="E9ECEF" w:sz="4"/>
+            </w:tcBorders>
+            <w:shd w:fill="FFFFFF" w:val="clear"/>
+            <w:tcMar>
+              <w:top w:type="dxa" w:w="100"/>
+              <w:left w:type="dxa" w:w="140"/>
+              <w:bottom w:type="dxa" w:w="100"/>
+              <w:right w:type="dxa" w:w="140"/>
+            </w:tcMar>
+            <w:vAlign w:val="center"/>
+          </w:tcPr>
+          <w:p>
+            <w:pPr>
+              <w:jc w:val="left"/>
+            </w:pPr>
+            <w:r>
+              <w:rPr>
+                <w:rFonts w:ascii="Open Sans" w:cs="Open Sans" w:eastAsia="Open Sans" w:hAnsi="Open Sans"/>
+                <w:b w:val="false"/>
+                <w:bCs w:val="false"/>
+                <w:color w:val="59595B"/>
+                <w:sz w:val="20"/>
+                <w:szCs w:val="20"/>
+              </w:rPr>
+              <w:t xml:space="preserve">300</w:t>
+            </w:r>
+          </w:p>
+        </w:tc>
+        <w:tc>
+          <w:tcPr>
+            <w:tcW w:type="dxa" w:w="1477"/>
+            <w:tcBorders>
+              <w:top w:val="single" w:color="E9ECEF" w:sz="4"/>
+              <w:left w:val="single" w:color="E9ECEF" w:sz="4"/>
+              <w:bottom w:val="single" w:color="E9ECEF" w:sz="4"/>
+              <w:right w:val="single" w:color="E9ECEF" w:sz="4"/>
+            </w:tcBorders>
+            <w:shd w:fill="FFFFFF" w:val="clear"/>
+            <w:tcMar>
+              <w:top w:type="dxa" w:w="100"/>
+              <w:left w:type="dxa" w:w="140"/>
+              <w:bottom w:type="dxa" w:w="100"/>
+              <w:right w:type="dxa" w:w="140"/>
+            </w:tcMar>
+            <w:vAlign w:val="center"/>
+          </w:tcPr>
+          <w:p>
+            <w:pPr>
+              <w:jc w:val="left"/>
+            </w:pPr>
+            <w:r>
+              <w:rPr>
+                <w:rFonts w:ascii="Open Sans" w:cs="Open Sans" w:eastAsia="Open Sans" w:hAnsi="Open Sans"/>
+                <w:b w:val="false"/>
+                <w:bCs w:val="false"/>
+                <w:color w:val="59595B"/>
+                <w:sz w:val="20"/>
+                <w:szCs w:val="20"/>
+              </w:rPr>
+              <w:t xml:space="preserve">5.2</w:t>
+            </w:r>
+          </w:p>
+        </w:tc>
+        <w:tc>
+          <w:tcPr>
+            <w:tcW w:type="dxa" w:w="1477"/>
+            <w:tcBorders>
+              <w:top w:val="single" w:color="E9ECEF" w:sz="4"/>
+              <w:left w:val="single" w:color="E9ECEF" w:sz="4"/>
+              <w:bottom w:val="single" w:color="E9ECEF" w:sz="4"/>
+              <w:right w:val="single" w:color="E9ECEF" w:sz="4"/>
+            </w:tcBorders>
+            <w:shd w:fill="FFFFFF" w:val="clear"/>
+            <w:tcMar>
+              <w:top w:type="dxa" w:w="100"/>
+              <w:left w:type="dxa" w:w="140"/>
+              <w:bottom w:type="dxa" w:w="100"/>
+              <w:right w:type="dxa" w:w="140"/>
+            </w:tcMar>
+            <w:vAlign w:val="center"/>
+          </w:tcPr>
+          <w:p>
+            <w:pPr>
+              <w:jc w:val="left"/>
+            </w:pPr>
+            <w:r>
+              <w:rPr>
+                <w:rFonts w:ascii="Open Sans" w:cs="Open Sans" w:eastAsia="Open Sans" w:hAnsi="Open Sans"/>
+                <w:b w:val="false"/>
+                <w:bCs w:val="false"/>
+                <w:color w:val="59595B"/>
+                <w:sz w:val="20"/>
+                <w:szCs w:val="20"/>
+              </w:rPr>
+              <w:t xml:space="preserve">$549</w:t>
+            </w:r>
+          </w:p>
+        </w:tc>
+        <w:tc>
+          <w:tcPr>
+            <w:tcW w:type="dxa" w:w="1970"/>
+            <w:tcBorders>
+              <w:top w:val="single" w:color="E9ECEF" w:sz="4"/>
+              <w:left w:val="single" w:color="E9ECEF" w:sz="4"/>
+              <w:bottom w:val="single" w:color="E9ECEF" w:sz="4"/>
+              <w:right w:val="single" w:color="E9ECEF" w:sz="4"/>
+            </w:tcBorders>
+            <w:shd w:fill="FFFFFF" w:val="clear"/>
+            <w:tcMar>
+              <w:top w:type="dxa" w:w="100"/>
+              <w:left w:type="dxa" w:w="140"/>
+              <w:bottom w:type="dxa" w:w="100"/>
+              <w:right w:type="dxa" w:w="140"/>
+            </w:tcMar>
+            <w:vAlign w:val="center"/>
+          </w:tcPr>
+          <w:p>
+            <w:pPr>
+              <w:jc w:val="left"/>
+            </w:pPr>
+            <w:r>
+              <w:rPr>
+                <w:rFonts w:ascii="Open Sans" w:cs="Open Sans" w:eastAsia="Open Sans" w:hAnsi="Open Sans"/>
+                <w:b w:val="false"/>
+                <w:bCs w:val="false"/>
+                <w:color w:val="59595B"/>
+                <w:sz w:val="20"/>
+                <w:szCs w:val="20"/>
+              </w:rPr>
+              <w:t xml:space="preserve">$164,700</w:t>
+            </w:r>
+          </w:p>
+        </w:tc>
+        <w:tc>
+          <w:tcPr>
+            <w:tcW w:type="dxa" w:w="1481"/>
+            <w:tcBorders>
+              <w:top w:val="single" w:color="E9ECEF" w:sz="4"/>
+              <w:left w:val="single" w:color="E9ECEF" w:sz="4"/>
+              <w:bottom w:val="single" w:color="E9ECEF" w:sz="4"/>
+              <w:right w:val="single" w:color="E9ECEF" w:sz="4"/>
+            </w:tcBorders>
+            <w:shd w:fill="FFFFFF" w:val="clear"/>
+            <w:tcMar>
+              <w:top w:type="dxa" w:w="100"/>
+              <w:left w:type="dxa" w:w="140"/>
+              <w:bottom w:type="dxa" w:w="100"/>
+              <w:right w:type="dxa" w:w="140"/>
+            </w:tcMar>
+            <w:vAlign w:val="center"/>
+          </w:tcPr>
+          <w:p>
+            <w:pPr>
+              <w:jc w:val="left"/>
+            </w:pPr>
+            <w:r>
+              <w:rPr>
+                <w:rFonts w:ascii="Open Sans" w:cs="Open Sans" w:eastAsia="Open Sans" w:hAnsi="Open Sans"/>
+                <w:b w:val="false"/>
+                <w:bCs w:val="false"/>
+                <w:color w:val="59595B"/>
+                <w:sz w:val="20"/>
+                <w:szCs w:val="20"/>
+              </w:rPr>
+              <w:t xml:space="preserve">~$13,725/mo</w:t>
+            </w:r>
+          </w:p>
+        </w:tc>
+      </w:tr>
+      <w:tr>
+        <w:trPr>
+          <w:cantSplit/>
+        </w:trPr>
+        <w:tc>
+          <w:tcPr>
+            <w:tcW w:type="dxa" w:w="1970"/>
+            <w:tcBorders>
+              <w:top w:val="single" w:color="E9ECEF" w:sz="4"/>
+              <w:left w:val="single" w:color="E9ECEF" w:sz="4"/>
+              <w:bottom w:val="single" w:color="E9ECEF" w:sz="4"/>
+              <w:right w:val="single" w:color="E9ECEF" w:sz="4"/>
+            </w:tcBorders>
+            <w:shd w:fill="F8F9FA" w:val="clear"/>
+            <w:tcMar>
+              <w:top w:type="dxa" w:w="100"/>
+              <w:left w:type="dxa" w:w="140"/>
+              <w:bottom w:type="dxa" w:w="100"/>
+              <w:right w:type="dxa" w:w="140"/>
+            </w:tcMar>
+            <w:vAlign w:val="center"/>
+          </w:tcPr>
+          <w:p>
+            <w:pPr>
+              <w:jc w:val="left"/>
+            </w:pPr>
+            <w:r>
+              <w:rPr>
+                <w:rFonts w:ascii="Open Sans" w:cs="Open Sans" w:eastAsia="Open Sans" w:hAnsi="Open Sans"/>
+                <w:b w:val="false"/>
+                <w:bCs w:val="false"/>
+                <w:color w:val="59595B"/>
+                <w:sz w:val="20"/>
+                <w:szCs w:val="20"/>
+              </w:rPr>
+              <w:t xml:space="preserve">Fleet add-on</w:t>
+            </w:r>
+          </w:p>
+        </w:tc>
+        <w:tc>
+          <w:tcPr>
+            <w:tcW w:type="dxa" w:w="985"/>
+            <w:tcBorders>
+              <w:top w:val="single" w:color="E9ECEF" w:sz="4"/>
+              <w:left w:val="single" w:color="E9ECEF" w:sz="4"/>
+              <w:bottom w:val="single" w:color="E9ECEF" w:sz="4"/>
+              <w:right w:val="single" w:color="E9ECEF" w:sz="4"/>
+            </w:tcBorders>
+            <w:shd w:fill="F8F9FA" w:val="clear"/>
+            <w:tcMar>
+              <w:top w:type="dxa" w:w="100"/>
+              <w:left w:type="dxa" w:w="140"/>
+              <w:bottom w:type="dxa" w:w="100"/>
+              <w:right w:type="dxa" w:w="140"/>
+            </w:tcMar>
+            <w:vAlign w:val="center"/>
+          </w:tcPr>
+          <w:p>
+            <w:pPr>
+              <w:jc w:val="left"/>
+            </w:pPr>
+            <w:r>
+              <w:rPr>
+                <w:rFonts w:ascii="Open Sans" w:cs="Open Sans" w:eastAsia="Open Sans" w:hAnsi="Open Sans"/>
+                <w:b w:val="false"/>
+                <w:bCs w:val="false"/>
+                <w:color w:val="59595B"/>
+                <w:sz w:val="20"/>
+                <w:szCs w:val="20"/>
+              </w:rPr>
+              <w:t xml:space="preserve">6 dealer accts</w:t>
+            </w:r>
+          </w:p>
+        </w:tc>
+        <w:tc>
+          <w:tcPr>
+            <w:tcW w:type="dxa" w:w="1477"/>
+            <w:tcBorders>
+              <w:top w:val="single" w:color="E9ECEF" w:sz="4"/>
+              <w:left w:val="single" w:color="E9ECEF" w:sz="4"/>
+              <w:bottom w:val="single" w:color="E9ECEF" w:sz="4"/>
+              <w:right w:val="single" w:color="E9ECEF" w:sz="4"/>
+            </w:tcBorders>
+            <w:shd w:fill="F8F9FA" w:val="clear"/>
+            <w:tcMar>
+              <w:top w:type="dxa" w:w="100"/>
+              <w:left w:type="dxa" w:w="140"/>
+              <w:bottom w:type="dxa" w:w="100"/>
+              <w:right w:type="dxa" w:w="140"/>
+            </w:tcMar>
+            <w:vAlign w:val="center"/>
+          </w:tcPr>
+          <w:p>
+            <w:pPr>
+              <w:jc w:val="left"/>
+            </w:pPr>
+            <w:r>
+              <w:rPr>
+                <w:rFonts w:ascii="Open Sans" w:cs="Open Sans" w:eastAsia="Open Sans" w:hAnsi="Open Sans"/>
+                <w:b w:val="false"/>
+                <w:bCs w:val="false"/>
+                <w:color w:val="59595B"/>
+                <w:sz w:val="20"/>
+                <w:szCs w:val="20"/>
+              </w:rPr>
+              <w:t xml:space="preserve">24 repairs/yr</w:t>
+            </w:r>
+          </w:p>
+        </w:tc>
+        <w:tc>
+          <w:tcPr>
+            <w:tcW w:type="dxa" w:w="1477"/>
+            <w:tcBorders>
+              <w:top w:val="single" w:color="E9ECEF" w:sz="4"/>
+              <w:left w:val="single" w:color="E9ECEF" w:sz="4"/>
+              <w:bottom w:val="single" w:color="E9ECEF" w:sz="4"/>
+              <w:right w:val="single" w:color="E9ECEF" w:sz="4"/>
+            </w:tcBorders>
+            <w:shd w:fill="F8F9FA" w:val="clear"/>
+            <w:tcMar>
+              <w:top w:type="dxa" w:w="100"/>
+              <w:left w:type="dxa" w:w="140"/>
+              <w:bottom w:type="dxa" w:w="100"/>
+              <w:right w:type="dxa" w:w="140"/>
+            </w:tcMar>
+            <w:vAlign w:val="center"/>
+          </w:tcPr>
+          <w:p>
+            <w:pPr>
+              <w:jc w:val="left"/>
+            </w:pPr>
+            <w:r>
+              <w:rPr>
+                <w:rFonts w:ascii="Open Sans" w:cs="Open Sans" w:eastAsia="Open Sans" w:hAnsi="Open Sans"/>
+                <w:b w:val="false"/>
+                <w:bCs w:val="false"/>
+                <w:color w:val="59595B"/>
+                <w:sz w:val="20"/>
+                <w:szCs w:val="20"/>
+              </w:rPr>
+              <w:t xml:space="preserve">$1,400</w:t>
+            </w:r>
+          </w:p>
+        </w:tc>
+        <w:tc>
+          <w:tcPr>
+            <w:tcW w:type="dxa" w:w="1970"/>
+            <w:tcBorders>
+              <w:top w:val="single" w:color="E9ECEF" w:sz="4"/>
+              <w:left w:val="single" w:color="E9ECEF" w:sz="4"/>
+              <w:bottom w:val="single" w:color="E9ECEF" w:sz="4"/>
+              <w:right w:val="single" w:color="E9ECEF" w:sz="4"/>
+            </w:tcBorders>
+            <w:shd w:fill="F8F9FA" w:val="clear"/>
+            <w:tcMar>
+              <w:top w:type="dxa" w:w="100"/>
+              <w:left w:type="dxa" w:w="140"/>
+              <w:bottom w:type="dxa" w:w="100"/>
+              <w:right w:type="dxa" w:w="140"/>
+            </w:tcMar>
+            <w:vAlign w:val="center"/>
+          </w:tcPr>
+          <w:p>
+            <w:pPr>
+              <w:jc w:val="left"/>
+            </w:pPr>
+            <w:r>
+              <w:rPr>
+                <w:rFonts w:ascii="Open Sans" w:cs="Open Sans" w:eastAsia="Open Sans" w:hAnsi="Open Sans"/>
+                <w:b w:val="false"/>
+                <w:bCs w:val="false"/>
+                <w:color w:val="59595B"/>
+                <w:sz w:val="20"/>
+                <w:szCs w:val="20"/>
+              </w:rPr>
+              <w:t xml:space="preserve">$8,400</w:t>
+            </w:r>
+          </w:p>
+        </w:tc>
+        <w:tc>
+          <w:tcPr>
+            <w:tcW w:type="dxa" w:w="1481"/>
+            <w:tcBorders>
+              <w:top w:val="single" w:color="E9ECEF" w:sz="4"/>
+              <w:left w:val="single" w:color="E9ECEF" w:sz="4"/>
+              <w:bottom w:val="single" w:color="E9ECEF" w:sz="4"/>
+              <w:right w:val="single" w:color="E9ECEF" w:sz="4"/>
+            </w:tcBorders>
+            <w:shd w:fill="F8F9FA" w:val="clear"/>
+            <w:tcMar>
+              <w:top w:type="dxa" w:w="100"/>
+              <w:left w:type="dxa" w:w="140"/>
+              <w:bottom w:type="dxa" w:w="100"/>
+              <w:right w:type="dxa" w:w="140"/>
+            </w:tcMar>
+            <w:vAlign w:val="center"/>
+          </w:tcPr>
+          <w:p>
+            <w:pPr>
+              <w:jc w:val="left"/>
+            </w:pPr>
+            <w:r>
+              <w:rPr>
+                <w:rFonts w:ascii="Open Sans" w:cs="Open Sans" w:eastAsia="Open Sans" w:hAnsi="Open Sans"/>
+                <w:b w:val="false"/>
+                <w:bCs w:val="false"/>
+                <w:color w:val="59595B"/>
+                <w:sz w:val="20"/>
+                <w:szCs w:val="20"/>
+              </w:rPr>
+              <w:t xml:space="preserve">~$700/mo</w:t>
+            </w:r>
+          </w:p>
+        </w:tc>
+      </w:tr>
+    </w:tbl>
+    <w:p>
+      <w:pPr>
+        <w:spacing w:after="0" w:before="100"/>
+      </w:pPr>
+      <w:r>
+        <w:t xml:space="preserve"/>
+      </w:r>
+    </w:p>
+    <w:p>
+      <w:pPr>
+        <w:spacing w:after="140" w:before="0" w:line="320"/>
+        <w:jc w:val="both"/>
+      </w:pPr>
+      <w:r>
+        <w:rPr>
+          <w:rFonts w:ascii="Open Sans" w:cs="Open Sans" w:eastAsia="Open Sans" w:hAnsi="Open Sans"/>
+          <w:b w:val="false"/>
+          <w:bCs w:val="false"/>
+          <w:i w:val="false"/>
+          <w:iCs w:val="false"/>
+          <w:color w:val="59595B"/>
+          <w:sz w:val="22"/>
+          <w:szCs w:val="22"/>
+        </w:rPr>
+        <w:t xml:space="preserve">At 150 subscribers (Year 2 target), Monaco collects ~$6,240/month in guaranteed subscription fees — providing a predictable revenue floor regardless of seasonal fluctuation. Combined with the capacity gains from the AI program, this transforms Monaco's financial profile from purely transactional to partially recurring.</w:t>
+      </w:r>
+    </w:p>
+    <w:p>
+      <w:pPr>
+        <w:pStyle w:val="Heading1"/>
+        <w:keepNext/>
+        <w:spacing w:after="120" w:before="480" w:line="240"/>
+      </w:pPr>
+      <w:r>
+        <w:rPr>
+          <w:rFonts w:ascii="Open Sans" w:cs="Open Sans" w:eastAsia="Open Sans" w:hAnsi="Open Sans"/>
+          <w:color w:val="FFFFFF"/>
+          <w:sz w:val="2"/>
+          <w:szCs w:val="2"/>
+        </w:rPr>
+        <w:t xml:space="preserve">11  Implementation Roadmap</w:t>
+      </w:r>
+    </w:p>
+    <w:tbl>
+      <w:tblPr>
+        <w:tblW w:type="dxa" w:w="9360"/>
+        <w:tblBorders>
+          <w:top w:val="none" w:color="FFFFFF" w:sz="0"/>
+          <w:left w:val="none" w:color="FFFFFF" w:sz="0"/>
+          <w:bottom w:val="none" w:color="FFFFFF" w:sz="0"/>
+          <w:right w:val="none" w:color="FFFFFF" w:sz="0"/>
+          <w:insideH w:val="single" w:color="auto" w:sz="4"/>
+          <w:insideV w:val="single" w:color="auto" w:sz="4"/>
+        </w:tblBorders>
+      </w:tblPr>
+      <w:tblGrid>
+        <w:gridCol w:w="120"/>
+        <w:gridCol w:w="9240"/>
+      </w:tblGrid>
+      <w:tr>
+        <w:tc>
+          <w:tcPr>
+            <w:tcW w:type="dxa" w:w="120"/>
+            <w:tcBorders>
+              <w:top w:val="none" w:color="FFFFFF" w:sz="0"/>
+              <w:left w:val="none" w:color="FFFFFF" w:sz="0"/>
+              <w:bottom w:val="none" w:color="FFFFFF" w:sz="0"/>
+              <w:right w:val="none" w:color="FFFFFF" w:sz="0"/>
+            </w:tcBorders>
+            <w:shd w:fill="1EAAC8" w:val="clear"/>
+          </w:tcPr>
+          <w:p>
+            <w:r>
+              <w:t xml:space="preserve"/>
+            </w:r>
+          </w:p>
+        </w:tc>
+        <w:tc>
+          <w:tcPr>
+            <w:tcW w:type="dxa" w:w="9240"/>
+            <w:tcBorders>
+              <w:top w:val="none" w:color="FFFFFF" w:sz="0"/>
+              <w:left w:val="none" w:color="FFFFFF" w:sz="0"/>
+              <w:bottom w:val="none" w:color="FFFFFF" w:sz="0"/>
+              <w:right w:val="none" w:color="FFFFFF" w:sz="0"/>
+            </w:tcBorders>
+            <w:tcMar>
+              <w:top w:type="dxa" w:w="100"/>
+              <w:left w:type="dxa" w:w="200"/>
+              <w:bottom w:type="dxa" w:w="100"/>
+              <w:right w:type="dxa" w:w="0"/>
+            </w:tcMar>
+            <w:vAlign w:val="center"/>
+          </w:tcPr>
+          <w:p>
+            <w:r>
+              <w:rPr>
+                <w:rFonts w:ascii="Open Sans" w:cs="Open Sans" w:eastAsia="Open Sans" w:hAnsi="Open Sans"/>
+                <w:b/>
+                <w:bCs/>
+                <w:color w:val="1EAAC8"/>
+                <w:sz w:val="34"/>
+                <w:szCs w:val="34"/>
+              </w:rPr>
+              <w:t xml:space="preserve">11  Implementation Roadmap</w:t>
             </w:r>
           </w:p>
         </w:tc>
@@ -16252,7 +20232,7 @@
       <w:r>
         <w:drawing>
           <wp:inline distT="0" distB="0" distL="0" distR="0">
-            <wp:extent cx="5524500" cy="2628900"/>
+            <wp:extent cx="5524500" cy="2400300"/>
             <wp:effectExtent t="0" r="0" b="0" l="0"/>
             <wp:docPr id="1" name="Monaco 30-60-90 Day Implementation Timeline" descr="Monaco 30-60-90 Day Implementation Timeline" title="Monaco 30-60-90 Day Implementation Timeline"/>
             <wp:cNvGraphicFramePr>
@@ -16277,7 +20257,7 @@
                   <pic:spPr bwMode="auto">
                     <a:xfrm>
                       <a:off x="0" y="0"/>
-                      <a:ext cx="5524500" cy="2628900"/>
+                      <a:ext cx="5524500" cy="2400300"/>
                     </a:xfrm>
                     <a:prstGeom prst="rect">
                       <a:avLst/>
@@ -16304,7 +20284,7 @@
           <w:sz w:val="18"/>
           <w:szCs w:val="18"/>
         </w:rPr>
-        <w:t xml:space="preserve">Figure 10.0 — Monaco AI Growth Program: 30/60/90 Day Roadmap</w:t>
+        <w:t xml:space="preserve">Figure 11.0 — Monaco AI Growth Program: 30/60/90 Day Roadmap</w:t>
       </w:r>
     </w:p>
     <w:p>
@@ -17187,7 +21167,7 @@
           <w:sz w:val="2"/>
           <w:szCs w:val="2"/>
         </w:rPr>
-        <w:t xml:space="preserve">11  Quick Wins — Start This Week</w:t>
+        <w:t xml:space="preserve">12  Quick Wins — Start This Week</w:t>
       </w:r>
     </w:p>
     <w:tbl>
@@ -17251,7 +21231,7 @@
                 <w:sz w:val="34"/>
                 <w:szCs w:val="34"/>
               </w:rPr>
-              <w:t xml:space="preserve">11  Quick Wins — Start This Week</w:t>
+              <w:t xml:space="preserve">12  Quick Wins — Start This Week</w:t>
             </w:r>
           </w:p>
         </w:tc>
@@ -17792,7 +21772,7 @@
           <w:sz w:val="2"/>
           <w:szCs w:val="2"/>
         </w:rPr>
-        <w:t xml:space="preserve">12  What Happens Next</w:t>
+        <w:t xml:space="preserve">13  What Happens Next</w:t>
       </w:r>
     </w:p>
     <w:tbl>
@@ -17856,7 +21836,7 @@
                 <w:sz w:val="34"/>
                 <w:szCs w:val="34"/>
               </w:rPr>
-              <w:t xml:space="preserve">12  What Happens Next</w:t>
+              <w:t xml:space="preserve">13  What Happens Next</w:t>
             </w:r>
           </w:p>
         </w:tc>
@@ -18141,7 +22121,7 @@
           <w:sz w:val="2"/>
           <w:szCs w:val="2"/>
         </w:rPr>
-        <w:t xml:space="preserve">13  About Technijian</w:t>
+        <w:t xml:space="preserve">14  About Technijian</w:t>
       </w:r>
     </w:p>
     <w:tbl>
@@ -18205,7 +22185,7 @@
                 <w:sz w:val="34"/>
                 <w:szCs w:val="34"/>
               </w:rPr>
-              <w:t xml:space="preserve">13  About Technijian</w:t>
+              <w:t xml:space="preserve">14  About Technijian</w:t>
             </w:r>
           </w:p>
         </w:tc>

--- a/Clients/MWAR/Monaco-Wheel-AI-Growth-Report.docx
+++ b/Clients/MWAR/Monaco-Wheel-AI-Growth-Report.docx
@@ -338,15 +338,11 @@
       </w:sdtContent>
     </w:sdt>
     <w:p>
-      <w:r>
-        <w:br w:type="page"/>
-      </w:r>
-    </w:p>
-    <w:p>
       <w:pPr>
         <w:pStyle w:val="Heading1"/>
         <w:keepNext/>
-        <w:spacing w:after="120" w:before="480" w:line="240"/>
+        <w:pageBreakBefore/>
+        <w:spacing w:after="120" w:before="0" w:line="240"/>
       </w:pPr>
       <w:r>
         <w:rPr>
@@ -701,7 +697,7 @@
           <w:sz w:val="22"/>
           <w:szCs w:val="22"/>
         </w:rPr>
-        <w:t xml:space="preserve">The opportunity in front of Monaco is significant: the shop currently operates at roughly 40–48% of daily capacity, with 10–12 wheels repaired on an average day against a maximum of 20–30. The gap between current output and full capacity represents over $250,000 in annual revenue waiting to be captured — not through more technicians or equipment, but through smarter demand generation.</w:t>
+        <w:t xml:space="preserve">The opportunity in front of Monaco is significant: the shop currently operates at roughly 40–48% of daily capacity, with 10–12 wheels repaired on an average day against a maximum of 20–30. Closing even part of that gap is worth six figures a year — at the blended average ticket, lifting from today's ~11 wheels/day toward 60–75% capacity represents on the order of $150,000–$300,000 in annual revenue waiting to be captured — not through more technicians or equipment, but through smarter demand generation.</w:t>
       </w:r>
     </w:p>
     <w:p>
@@ -858,7 +854,8 @@
       <w:pPr>
         <w:pStyle w:val="Heading1"/>
         <w:keepNext/>
-        <w:spacing w:after="120" w:before="480" w:line="240"/>
+        <w:pageBreakBefore/>
+        <w:spacing w:after="120" w:before="0" w:line="240"/>
       </w:pPr>
       <w:r>
         <w:rPr>
@@ -2854,7 +2851,8 @@
       <w:pPr>
         <w:pStyle w:val="Heading1"/>
         <w:keepNext/>
-        <w:spacing w:after="120" w:before="480" w:line="240"/>
+        <w:pageBreakBefore/>
+        <w:spacing w:after="120" w:before="0" w:line="240"/>
       </w:pPr>
       <w:r>
         <w:rPr>
@@ -3805,7 +3803,8 @@
       <w:pPr>
         <w:pStyle w:val="Heading1"/>
         <w:keepNext/>
-        <w:spacing w:after="120" w:before="480" w:line="240"/>
+        <w:pageBreakBefore/>
+        <w:spacing w:after="120" w:before="0" w:line="240"/>
       </w:pPr>
       <w:r>
         <w:rPr>
@@ -4423,7 +4422,7 @@
                 <w:sz w:val="20"/>
                 <w:szCs w:val="20"/>
               </w:rPr>
-              <w:t xml:space="preserve">Tesla Model 3, Y, S, or X owner. One of the highest per-capita Tesla densities in the country lives in Orange County.</w:t>
+              <w:t xml:space="preserve">Tesla Model 3, Y, S, or X owner. Orange County and coastal Southern California have a notably high concentration of Tesla and EV owners.</w:t>
             </w:r>
           </w:p>
         </w:tc>
@@ -4488,7 +4487,7 @@
                 <w:sz w:val="20"/>
                 <w:szCs w:val="20"/>
               </w:rPr>
-              <w:t xml:space="preserve">Tesla's staggered wheel profile makes curb rash nearly inevitable in tight OC parking. Inductive charging disrupts traditional tire shops.</w:t>
+              <w:t xml:space="preserve">Large-diameter, low-profile EV wheels are easy to curb-rash in tight OC parking, and replacement Tesla wheels are expensive — making quality repair a clear money-saver over replacement.</w:t>
             </w:r>
           </w:p>
         </w:tc>
@@ -4553,7 +4552,7 @@
                 <w:sz w:val="20"/>
                 <w:szCs w:val="20"/>
               </w:rPr>
-              <w:t xml:space="preserve">Wants a specialist who knows Tesla wheels — not a generic rim shop. Will pay a premium for EV-specific knowledge.</w:t>
+              <w:t xml:space="preserve">Wants a specialist who knows EV wheels — not a generic rim shop. Will pay a premium for someone who has worked on Teslas before.</w:t>
             </w:r>
           </w:p>
         </w:tc>
@@ -4618,7 +4617,7 @@
                 <w:sz w:val="20"/>
                 <w:szCs w:val="20"/>
               </w:rPr>
-              <w:t xml:space="preserve">"Tesla wheel repair [city]" is an underserved search term with high intent. Owning this keyword cluster captures a massive recurring customer segment.</w:t>
+              <w:t xml:space="preserve">"Tesla wheel repair [city]" is an underserved search term with high intent. Owning this keyword cluster captures a sizable, repeat-prone customer segment.</w:t>
             </w:r>
           </w:p>
         </w:tc>
@@ -6347,7 +6346,8 @@
       <w:pPr>
         <w:pStyle w:val="Heading1"/>
         <w:keepNext/>
-        <w:spacing w:after="120" w:before="480" w:line="240"/>
+        <w:pageBreakBefore/>
+        <w:spacing w:after="120" w:before="0" w:line="240"/>
       </w:pPr>
       <w:r>
         <w:rPr>
@@ -8304,7 +8304,8 @@
       <w:pPr>
         <w:pStyle w:val="Heading1"/>
         <w:keepNext/>
-        <w:spacing w:after="120" w:before="480" w:line="240"/>
+        <w:pageBreakBefore/>
+        <w:spacing w:after="120" w:before="0" w:line="240"/>
       </w:pPr>
       <w:r>
         <w:rPr>
@@ -9606,9 +9607,228 @@
     </w:tbl>
     <w:p>
       <w:pPr>
+        <w:spacing w:after="0" w:before="160"/>
+      </w:pPr>
+      <w:r>
+        <w:t xml:space="preserve"/>
+      </w:r>
+    </w:p>
+    <w:p>
+      <w:pPr>
+        <w:pStyle w:val="Heading2"/>
+        <w:keepNext/>
+        <w:keepLines/>
+        <w:spacing w:after="120" w:before="280"/>
+      </w:pPr>
+      <w:r>
+        <w:rPr>
+          <w:rFonts w:ascii="Open Sans" w:cs="Open Sans" w:eastAsia="Open Sans" w:hAnsi="Open Sans"/>
+          <w:b/>
+          <w:bCs/>
+          <w:color w:val="F67D4B"/>
+          <w:sz w:val="26"/>
+          <w:szCs w:val="26"/>
+        </w:rPr>
+        <w:t xml:space="preserve">AI Search Reality Check</w:t>
+      </w:r>
+    </w:p>
+    <w:p>
+      <w:pPr>
+        <w:spacing w:after="140" w:before="0" w:line="320"/>
+        <w:jc w:val="both"/>
+      </w:pPr>
+      <w:r>
+        <w:rPr>
+          <w:rFonts w:ascii="Open Sans" w:cs="Open Sans" w:eastAsia="Open Sans" w:hAnsi="Open Sans"/>
+          <w:b w:val="false"/>
+          <w:bCs w:val="false"/>
+          <w:i w:val="false"/>
+          <w:iCs w:val="false"/>
+          <w:color w:val="59595B"/>
+          <w:sz w:val="22"/>
+          <w:szCs w:val="22"/>
+        </w:rPr>
+        <w:t xml:space="preserve">Here is the gap made concrete. When a local car owner asks an AI assistant the question below today, this is the shape of the answer they get — illustrative of how AI search resolves this query right now:</w:t>
+      </w:r>
+    </w:p>
+    <w:tbl>
+      <w:tblPr>
+        <w:tblW w:type="dxa" w:w="9360"/>
+        <w:tblBorders>
+          <w:top w:val="single" w:color="auto" w:sz="4"/>
+          <w:left w:val="single" w:color="auto" w:sz="4"/>
+          <w:bottom w:val="single" w:color="auto" w:sz="4"/>
+          <w:right w:val="single" w:color="auto" w:sz="4"/>
+          <w:insideH w:val="single" w:color="auto" w:sz="4"/>
+          <w:insideV w:val="single" w:color="auto" w:sz="4"/>
+        </w:tblBorders>
+      </w:tblPr>
+      <w:tblGrid>
+        <w:gridCol w:w="80"/>
+        <w:gridCol w:w="9280"/>
+      </w:tblGrid>
+      <w:tr>
+        <w:trPr>
+          <w:cantSplit/>
+        </w:trPr>
+        <w:tc>
+          <w:tcPr>
+            <w:tcW w:type="dxa" w:w="80"/>
+            <w:tcBorders>
+              <w:top w:val="none" w:color="FFFFFF" w:sz="0"/>
+              <w:left w:val="none" w:color="FFFFFF" w:sz="0"/>
+              <w:bottom w:val="none" w:color="FFFFFF" w:sz="0"/>
+              <w:right w:val="none" w:color="FFFFFF" w:sz="0"/>
+            </w:tcBorders>
+            <w:shd w:fill="F67D4B" w:val="clear"/>
+          </w:tcPr>
+          <w:p>
+            <w:r>
+              <w:t xml:space="preserve"/>
+            </w:r>
+          </w:p>
+        </w:tc>
+        <w:tc>
+          <w:tcPr>
+            <w:tcW w:type="dxa" w:w="9280"/>
+            <w:tcBorders>
+              <w:top w:val="none" w:color="FFFFFF" w:sz="0"/>
+              <w:left w:val="none" w:color="FFFFFF" w:sz="0"/>
+              <w:bottom w:val="none" w:color="FFFFFF" w:sz="0"/>
+              <w:right w:val="none" w:color="FFFFFF" w:sz="0"/>
+            </w:tcBorders>
+            <w:shd w:fill="F8F9FA" w:val="clear"/>
+            <w:tcMar>
+              <w:top w:type="dxa" w:w="160"/>
+              <w:left w:type="dxa" w:w="240"/>
+              <w:bottom w:type="dxa" w:w="160"/>
+              <w:right w:type="dxa" w:w="200"/>
+            </w:tcMar>
+          </w:tcPr>
+          <w:p>
+            <w:pPr>
+              <w:keepNext/>
+              <w:keepLines/>
+              <w:spacing w:after="80" w:before="80"/>
+            </w:pPr>
+            <w:r>
+              <w:rPr>
+                <w:rFonts w:ascii="Open Sans" w:cs="Open Sans" w:eastAsia="Open Sans" w:hAnsi="Open Sans"/>
+                <w:b/>
+                <w:bCs/>
+                <w:color w:val="F67D4B"/>
+                <w:sz w:val="22"/>
+                <w:szCs w:val="22"/>
+              </w:rPr>
+              <w:t xml:space="preserve">Prompt: "Best mobile wheel repair near San Clemente?"</w:t>
+            </w:r>
+          </w:p>
+          <w:p>
+            <w:pPr>
+              <w:keepNext/>
+              <w:keepLines/>
+              <w:spacing w:after="60" w:before="40" w:line="300"/>
+            </w:pPr>
+            <w:r>
+              <w:rPr>
+                <w:rFonts w:ascii="Open Sans" w:cs="Open Sans" w:eastAsia="Open Sans" w:hAnsi="Open Sans"/>
+                <w:color w:val="59595B"/>
+                <w:sz w:val="20"/>
+                <w:szCs w:val="20"/>
+              </w:rPr>
+              <w:t xml:space="preserve">TODAY — the AI assistant answers with whichever shops have the strongest content and review signals it can read: it names a couple of mobile operators that have built up reviews, and does NOT mention a Monaco / San Clemente Wheel Repair brand — because there is no San Clemente listing, page, or reviews for it to cite yet. Monaco is invisible at the exact moment a local is choosing who to call.</w:t>
+            </w:r>
+          </w:p>
+          <w:p>
+            <w:pPr>
+              <w:keepNext w:val="false"/>
+              <w:keepLines/>
+              <w:spacing w:after="60" w:before="40" w:line="300"/>
+            </w:pPr>
+            <w:r>
+              <w:rPr>
+                <w:rFonts w:ascii="Open Sans" w:cs="Open Sans" w:eastAsia="Open Sans" w:hAnsi="Open Sans"/>
+                <w:color w:val="59595B"/>
+                <w:sz w:val="20"/>
+                <w:szCs w:val="20"/>
+              </w:rPr>
+              <w:t xml:space="preserve">AFTER the program — the same query surfaces San Clemente Wheel Repair as a cited option ("San Clemente Wheel Repair offers mobile curb-rash and refinishing with same-day service and strong local reviews…"), with the Google Business Profile, before/after content, and reviews as the supporting evidence the assistant points to.</w:t>
+            </w:r>
+          </w:p>
+        </w:tc>
+      </w:tr>
+    </w:tbl>
+    <w:p>
+      <w:pPr>
+        <w:spacing w:after="140" w:before="0" w:line="320"/>
+        <w:jc w:val="both"/>
+      </w:pPr>
+      <w:r>
+        <w:rPr>
+          <w:rFonts w:ascii="Open Sans" w:cs="Open Sans" w:eastAsia="Open Sans" w:hAnsi="Open Sans"/>
+          <w:b w:val="false"/>
+          <w:bCs w:val="false"/>
+          <w:i/>
+          <w:iCs/>
+          <w:color w:val="59595B"/>
+          <w:sz w:val="18"/>
+          <w:szCs w:val="18"/>
+        </w:rPr>
+        <w:t xml:space="preserve">(Illustrative of current AI-search behavior for this query class; the live result would be captured as the baseline at kickoff.)</w:t>
+      </w:r>
+    </w:p>
+    <w:p>
+      <w:pPr>
+        <w:spacing w:after="0" w:before="160"/>
+      </w:pPr>
+      <w:r>
+        <w:t xml:space="preserve"/>
+      </w:r>
+    </w:p>
+    <w:p>
+      <w:pPr>
+        <w:pStyle w:val="Heading2"/>
+        <w:keepNext/>
+        <w:keepLines/>
+        <w:spacing w:after="120" w:before="280"/>
+      </w:pPr>
+      <w:r>
+        <w:rPr>
+          <w:rFonts w:ascii="Open Sans" w:cs="Open Sans" w:eastAsia="Open Sans" w:hAnsi="Open Sans"/>
+          <w:b/>
+          <w:bCs/>
+          <w:color w:val="CC0000"/>
+          <w:sz w:val="26"/>
+          <w:szCs w:val="26"/>
+        </w:rPr>
+        <w:t xml:space="preserve">The Cost of Waiting</w:t>
+      </w:r>
+    </w:p>
+    <w:p>
+      <w:pPr>
+        <w:spacing w:after="140" w:before="0" w:line="320"/>
+        <w:jc w:val="both"/>
+      </w:pPr>
+      <w:r>
+        <w:rPr>
+          <w:rFonts w:ascii="Open Sans" w:cs="Open Sans" w:eastAsia="Open Sans" w:hAnsi="Open Sans"/>
+          <w:b w:val="false"/>
+          <w:bCs w:val="false"/>
+          <w:i w:val="false"/>
+          <w:iCs w:val="false"/>
+          <w:color w:val="59595B"/>
+          <w:sz w:val="22"/>
+          <w:szCs w:val="22"/>
+        </w:rPr>
+        <w:t xml:space="preserve">Local search and AI-search visibility compound, and they reward whoever builds first. Every month San Clemente Wheel Repair does not exist online, the map pack and the AI assistants learn to answer "wheel repair near me" with someone else — and that default, once set, is harder and more expensive to dislodge than to claim now while Rim Revival sits at only 68 reviews and no brand owns the city. The same is true for the after-hours gap: every unanswered weekend text is a job that books with a 7-day competitor and a customer relationship that starts with someone else. The cost of waiting is not zero — it is a competitor becoming the default answer in a market that is still open today.</w:t>
+      </w:r>
+    </w:p>
+    <w:p>
+      <w:pPr>
         <w:pStyle w:val="Heading1"/>
         <w:keepNext/>
-        <w:spacing w:after="120" w:before="480" w:line="240"/>
+        <w:pageBreakBefore/>
+        <w:spacing w:after="120" w:before="0" w:line="240"/>
       </w:pPr>
       <w:r>
         <w:rPr>
@@ -10381,9 +10601,534 @@
     </w:tbl>
     <w:p>
       <w:pPr>
+        <w:spacing w:after="0" w:before="200"/>
+      </w:pPr>
+      <w:r>
+        <w:t xml:space="preserve"/>
+      </w:r>
+    </w:p>
+    <w:p>
+      <w:pPr>
+        <w:pStyle w:val="Heading2"/>
+        <w:keepNext/>
+        <w:keepLines/>
+        <w:spacing w:after="120" w:before="280"/>
+      </w:pPr>
+      <w:r>
+        <w:rPr>
+          <w:rFonts w:ascii="Open Sans" w:cs="Open Sans" w:eastAsia="Open Sans" w:hAnsi="Open Sans"/>
+          <w:b/>
+          <w:bCs/>
+          <w:color w:val="006DB6"/>
+          <w:sz w:val="26"/>
+          <w:szCs w:val="26"/>
+        </w:rPr>
+        <w:t xml:space="preserve">How We Keep AI Affordable — Seven Models, Routed by Task</w:t>
+      </w:r>
+    </w:p>
+    <w:p>
+      <w:pPr>
+        <w:spacing w:after="140" w:before="0" w:line="320"/>
+        <w:jc w:val="both"/>
+      </w:pPr>
+      <w:r>
+        <w:rPr>
+          <w:rFonts w:ascii="Open Sans" w:cs="Open Sans" w:eastAsia="Open Sans" w:hAnsi="Open Sans"/>
+          <w:b w:val="false"/>
+          <w:bCs w:val="false"/>
+          <w:i w:val="false"/>
+          <w:iCs w:val="false"/>
+          <w:color w:val="59595B"/>
+          <w:sz w:val="22"/>
+          <w:szCs w:val="22"/>
+        </w:rPr>
+        <w:t xml:space="preserve">A fair question about running AI across content, reviews, and outreach: won't the token bill be enormous? Not the way Technijian builds it. We do not wire every task to one expensive model — our platform routes across roughly seven models, spanning three AI vendors and three capability tiers, and sends each sub-task to the cheapest model that can do it well.</w:t>
+      </w:r>
+    </w:p>
+    <w:tbl>
+      <w:tblPr>
+        <w:tblW w:type="dxa" w:w="9360"/>
+        <w:tblBorders>
+          <w:top w:val="single" w:color="auto" w:sz="4"/>
+          <w:left w:val="single" w:color="auto" w:sz="4"/>
+          <w:bottom w:val="single" w:color="auto" w:sz="4"/>
+          <w:right w:val="single" w:color="auto" w:sz="4"/>
+          <w:insideH w:val="single" w:color="auto" w:sz="4"/>
+          <w:insideV w:val="single" w:color="auto" w:sz="4"/>
+        </w:tblBorders>
+      </w:tblPr>
+      <w:tblGrid>
+        <w:gridCol w:w="2448"/>
+        <w:gridCol w:w="4752"/>
+        <w:gridCol w:w="2160"/>
+      </w:tblGrid>
+      <w:tr>
+        <w:trPr>
+          <w:cantSplit/>
+          <w:tblHeader/>
+        </w:trPr>
+        <w:tc>
+          <w:tcPr>
+            <w:tcW w:type="dxa" w:w="2448"/>
+            <w:tcBorders>
+              <w:top w:val="single" w:color="E9ECEF" w:sz="4"/>
+              <w:left w:val="single" w:color="E9ECEF" w:sz="4"/>
+              <w:bottom w:val="single" w:color="E9ECEF" w:sz="4"/>
+              <w:right w:val="single" w:color="E9ECEF" w:sz="4"/>
+            </w:tcBorders>
+            <w:shd w:fill="1A1A2E" w:val="clear"/>
+            <w:tcMar>
+              <w:top w:type="dxa" w:w="120"/>
+              <w:left w:type="dxa" w:w="140"/>
+              <w:bottom w:type="dxa" w:w="120"/>
+              <w:right w:type="dxa" w:w="140"/>
+            </w:tcMar>
+            <w:vAlign w:val="center"/>
+          </w:tcPr>
+          <w:p>
+            <w:pPr>
+              <w:jc w:val="left"/>
+            </w:pPr>
+            <w:r>
+              <w:rPr>
+                <w:rFonts w:ascii="Open Sans" w:cs="Open Sans" w:eastAsia="Open Sans" w:hAnsi="Open Sans"/>
+                <w:b/>
+                <w:bCs/>
+                <w:color w:val="FFFFFF"/>
+                <w:sz w:val="20"/>
+                <w:szCs w:val="20"/>
+              </w:rPr>
+              <w:t xml:space="preserve">Tier</w:t>
+            </w:r>
+          </w:p>
+        </w:tc>
+        <w:tc>
+          <w:tcPr>
+            <w:tcW w:type="dxa" w:w="4752"/>
+            <w:tcBorders>
+              <w:top w:val="single" w:color="E9ECEF" w:sz="4"/>
+              <w:left w:val="single" w:color="E9ECEF" w:sz="4"/>
+              <w:bottom w:val="single" w:color="E9ECEF" w:sz="4"/>
+              <w:right w:val="single" w:color="E9ECEF" w:sz="4"/>
+            </w:tcBorders>
+            <w:shd w:fill="1A1A2E" w:val="clear"/>
+            <w:tcMar>
+              <w:top w:type="dxa" w:w="120"/>
+              <w:left w:type="dxa" w:w="140"/>
+              <w:bottom w:type="dxa" w:w="120"/>
+              <w:right w:type="dxa" w:w="140"/>
+            </w:tcMar>
+            <w:vAlign w:val="center"/>
+          </w:tcPr>
+          <w:p>
+            <w:pPr>
+              <w:jc w:val="left"/>
+            </w:pPr>
+            <w:r>
+              <w:rPr>
+                <w:rFonts w:ascii="Open Sans" w:cs="Open Sans" w:eastAsia="Open Sans" w:hAnsi="Open Sans"/>
+                <w:b/>
+                <w:bCs/>
+                <w:color w:val="FFFFFF"/>
+                <w:sz w:val="20"/>
+                <w:szCs w:val="20"/>
+              </w:rPr>
+              <w:t xml:space="preserve">What It Does</w:t>
+            </w:r>
+          </w:p>
+        </w:tc>
+        <w:tc>
+          <w:tcPr>
+            <w:tcW w:type="dxa" w:w="2160"/>
+            <w:tcBorders>
+              <w:top w:val="single" w:color="E9ECEF" w:sz="4"/>
+              <w:left w:val="single" w:color="E9ECEF" w:sz="4"/>
+              <w:bottom w:val="single" w:color="E9ECEF" w:sz="4"/>
+              <w:right w:val="single" w:color="E9ECEF" w:sz="4"/>
+            </w:tcBorders>
+            <w:shd w:fill="1A1A2E" w:val="clear"/>
+            <w:tcMar>
+              <w:top w:type="dxa" w:w="120"/>
+              <w:left w:type="dxa" w:w="140"/>
+              <w:bottom w:type="dxa" w:w="120"/>
+              <w:right w:type="dxa" w:w="140"/>
+            </w:tcMar>
+            <w:vAlign w:val="center"/>
+          </w:tcPr>
+          <w:p>
+            <w:pPr>
+              <w:jc w:val="center"/>
+            </w:pPr>
+            <w:r>
+              <w:rPr>
+                <w:rFonts w:ascii="Open Sans" w:cs="Open Sans" w:eastAsia="Open Sans" w:hAnsi="Open Sans"/>
+                <w:b/>
+                <w:bCs/>
+                <w:color w:val="FFFFFF"/>
+                <w:sz w:val="20"/>
+                <w:szCs w:val="20"/>
+              </w:rPr>
+              <w:t xml:space="preserve">Share of Work</w:t>
+            </w:r>
+          </w:p>
+        </w:tc>
+      </w:tr>
+      <w:tr>
+        <w:trPr>
+          <w:cantSplit/>
+        </w:trPr>
+        <w:tc>
+          <w:tcPr>
+            <w:tcW w:type="dxa" w:w="2448"/>
+            <w:tcBorders>
+              <w:top w:val="single" w:color="E9ECEF" w:sz="4"/>
+              <w:left w:val="single" w:color="E9ECEF" w:sz="4"/>
+              <w:bottom w:val="single" w:color="E9ECEF" w:sz="4"/>
+              <w:right w:val="single" w:color="E9ECEF" w:sz="4"/>
+            </w:tcBorders>
+            <w:shd w:fill="FFFFFF" w:val="clear"/>
+            <w:tcMar>
+              <w:top w:type="dxa" w:w="100"/>
+              <w:left w:type="dxa" w:w="140"/>
+              <w:bottom w:type="dxa" w:w="100"/>
+              <w:right w:type="dxa" w:w="140"/>
+            </w:tcMar>
+            <w:vAlign w:val="center"/>
+          </w:tcPr>
+          <w:p>
+            <w:pPr>
+              <w:jc w:val="left"/>
+            </w:pPr>
+            <w:r>
+              <w:rPr>
+                <w:rFonts w:ascii="Open Sans" w:cs="Open Sans" w:eastAsia="Open Sans" w:hAnsi="Open Sans"/>
+                <w:b/>
+                <w:bCs/>
+                <w:color w:val="59595B"/>
+                <w:sz w:val="20"/>
+                <w:szCs w:val="20"/>
+              </w:rPr>
+              <w:t xml:space="preserve">Frontier (premium)</w:t>
+            </w:r>
+          </w:p>
+        </w:tc>
+        <w:tc>
+          <w:tcPr>
+            <w:tcW w:type="dxa" w:w="4752"/>
+            <w:tcBorders>
+              <w:top w:val="single" w:color="E9ECEF" w:sz="4"/>
+              <w:left w:val="single" w:color="E9ECEF" w:sz="4"/>
+              <w:bottom w:val="single" w:color="E9ECEF" w:sz="4"/>
+              <w:right w:val="single" w:color="E9ECEF" w:sz="4"/>
+            </w:tcBorders>
+            <w:shd w:fill="FFFFFF" w:val="clear"/>
+            <w:tcMar>
+              <w:top w:type="dxa" w:w="100"/>
+              <w:left w:type="dxa" w:w="140"/>
+              <w:bottom w:type="dxa" w:w="100"/>
+              <w:right w:type="dxa" w:w="140"/>
+            </w:tcMar>
+            <w:vAlign w:val="center"/>
+          </w:tcPr>
+          <w:p>
+            <w:pPr>
+              <w:jc w:val="left"/>
+            </w:pPr>
+            <w:r>
+              <w:rPr>
+                <w:rFonts w:ascii="Open Sans" w:cs="Open Sans" w:eastAsia="Open Sans" w:hAnsi="Open Sans"/>
+                <w:b w:val="false"/>
+                <w:bCs w:val="false"/>
+                <w:color w:val="59595B"/>
+                <w:sz w:val="20"/>
+                <w:szCs w:val="20"/>
+              </w:rPr>
+              <w:t xml:space="preserve">The hardest judgment only — final brand-voice pass on customer-facing copy, the trickiest quote and outreach decisions, deepest reasoning</w:t>
+            </w:r>
+          </w:p>
+        </w:tc>
+        <w:tc>
+          <w:tcPr>
+            <w:tcW w:type="dxa" w:w="2160"/>
+            <w:tcBorders>
+              <w:top w:val="single" w:color="E9ECEF" w:sz="4"/>
+              <w:left w:val="single" w:color="E9ECEF" w:sz="4"/>
+              <w:bottom w:val="single" w:color="E9ECEF" w:sz="4"/>
+              <w:right w:val="single" w:color="E9ECEF" w:sz="4"/>
+            </w:tcBorders>
+            <w:shd w:fill="FFFFFF" w:val="clear"/>
+            <w:tcMar>
+              <w:top w:type="dxa" w:w="100"/>
+              <w:left w:type="dxa" w:w="140"/>
+              <w:bottom w:type="dxa" w:w="100"/>
+              <w:right w:type="dxa" w:w="140"/>
+            </w:tcMar>
+            <w:vAlign w:val="center"/>
+          </w:tcPr>
+          <w:p>
+            <w:pPr>
+              <w:jc w:val="center"/>
+            </w:pPr>
+            <w:r>
+              <w:rPr>
+                <w:rFonts w:ascii="Open Sans" w:cs="Open Sans" w:eastAsia="Open Sans" w:hAnsi="Open Sans"/>
+                <w:b/>
+                <w:bCs/>
+                <w:color w:val="006DB6"/>
+                <w:sz w:val="20"/>
+                <w:szCs w:val="20"/>
+              </w:rPr>
+              <w:t xml:space="preserve">~5–10%</w:t>
+            </w:r>
+          </w:p>
+        </w:tc>
+      </w:tr>
+      <w:tr>
+        <w:trPr>
+          <w:cantSplit/>
+        </w:trPr>
+        <w:tc>
+          <w:tcPr>
+            <w:tcW w:type="dxa" w:w="2448"/>
+            <w:tcBorders>
+              <w:top w:val="single" w:color="E9ECEF" w:sz="4"/>
+              <w:left w:val="single" w:color="E9ECEF" w:sz="4"/>
+              <w:bottom w:val="single" w:color="E9ECEF" w:sz="4"/>
+              <w:right w:val="single" w:color="E9ECEF" w:sz="4"/>
+            </w:tcBorders>
+            <w:shd w:fill="F8F9FA" w:val="clear"/>
+            <w:tcMar>
+              <w:top w:type="dxa" w:w="100"/>
+              <w:left w:type="dxa" w:w="140"/>
+              <w:bottom w:type="dxa" w:w="100"/>
+              <w:right w:type="dxa" w:w="140"/>
+            </w:tcMar>
+            <w:vAlign w:val="center"/>
+          </w:tcPr>
+          <w:p>
+            <w:pPr>
+              <w:jc w:val="left"/>
+            </w:pPr>
+            <w:r>
+              <w:rPr>
+                <w:rFonts w:ascii="Open Sans" w:cs="Open Sans" w:eastAsia="Open Sans" w:hAnsi="Open Sans"/>
+                <w:b/>
+                <w:bCs/>
+                <w:color w:val="59595B"/>
+                <w:sz w:val="20"/>
+                <w:szCs w:val="20"/>
+              </w:rPr>
+              <w:t xml:space="preserve">Workhorse (balanced)</w:t>
+            </w:r>
+          </w:p>
+        </w:tc>
+        <w:tc>
+          <w:tcPr>
+            <w:tcW w:type="dxa" w:w="4752"/>
+            <w:tcBorders>
+              <w:top w:val="single" w:color="E9ECEF" w:sz="4"/>
+              <w:left w:val="single" w:color="E9ECEF" w:sz="4"/>
+              <w:bottom w:val="single" w:color="E9ECEF" w:sz="4"/>
+              <w:right w:val="single" w:color="E9ECEF" w:sz="4"/>
+            </w:tcBorders>
+            <w:shd w:fill="F8F9FA" w:val="clear"/>
+            <w:tcMar>
+              <w:top w:type="dxa" w:w="100"/>
+              <w:left w:type="dxa" w:w="140"/>
+              <w:bottom w:type="dxa" w:w="100"/>
+              <w:right w:type="dxa" w:w="140"/>
+            </w:tcMar>
+            <w:vAlign w:val="center"/>
+          </w:tcPr>
+          <w:p>
+            <w:pPr>
+              <w:jc w:val="left"/>
+            </w:pPr>
+            <w:r>
+              <w:rPr>
+                <w:rFonts w:ascii="Open Sans" w:cs="Open Sans" w:eastAsia="Open Sans" w:hAnsi="Open Sans"/>
+                <w:b w:val="false"/>
+                <w:bCs w:val="false"/>
+                <w:color w:val="59595B"/>
+                <w:sz w:val="20"/>
+                <w:szCs w:val="20"/>
+              </w:rPr>
+              <w:t xml:space="preserve">The bulk of drafting and reasoning — before/after captions, review replies, dealer outreach personalization, scoring</w:t>
+            </w:r>
+          </w:p>
+        </w:tc>
+        <w:tc>
+          <w:tcPr>
+            <w:tcW w:type="dxa" w:w="2160"/>
+            <w:tcBorders>
+              <w:top w:val="single" w:color="E9ECEF" w:sz="4"/>
+              <w:left w:val="single" w:color="E9ECEF" w:sz="4"/>
+              <w:bottom w:val="single" w:color="E9ECEF" w:sz="4"/>
+              <w:right w:val="single" w:color="E9ECEF" w:sz="4"/>
+            </w:tcBorders>
+            <w:shd w:fill="F8F9FA" w:val="clear"/>
+            <w:tcMar>
+              <w:top w:type="dxa" w:w="100"/>
+              <w:left w:type="dxa" w:w="140"/>
+              <w:bottom w:type="dxa" w:w="100"/>
+              <w:right w:type="dxa" w:w="140"/>
+            </w:tcMar>
+            <w:vAlign w:val="center"/>
+          </w:tcPr>
+          <w:p>
+            <w:pPr>
+              <w:jc w:val="center"/>
+            </w:pPr>
+            <w:r>
+              <w:rPr>
+                <w:rFonts w:ascii="Open Sans" w:cs="Open Sans" w:eastAsia="Open Sans" w:hAnsi="Open Sans"/>
+                <w:b w:val="false"/>
+                <w:bCs w:val="false"/>
+                <w:color w:val="1EAAC8"/>
+                <w:sz w:val="20"/>
+                <w:szCs w:val="20"/>
+              </w:rPr>
+              <w:t xml:space="preserve">~30–40%</w:t>
+            </w:r>
+          </w:p>
+        </w:tc>
+      </w:tr>
+      <w:tr>
+        <w:trPr>
+          <w:cantSplit/>
+        </w:trPr>
+        <w:tc>
+          <w:tcPr>
+            <w:tcW w:type="dxa" w:w="2448"/>
+            <w:tcBorders>
+              <w:top w:val="single" w:color="E9ECEF" w:sz="4"/>
+              <w:left w:val="single" w:color="E9ECEF" w:sz="4"/>
+              <w:bottom w:val="single" w:color="E9ECEF" w:sz="4"/>
+              <w:right w:val="single" w:color="E9ECEF" w:sz="4"/>
+            </w:tcBorders>
+            <w:shd w:fill="FFFFFF" w:val="clear"/>
+            <w:tcMar>
+              <w:top w:type="dxa" w:w="100"/>
+              <w:left w:type="dxa" w:w="140"/>
+              <w:bottom w:type="dxa" w:w="100"/>
+              <w:right w:type="dxa" w:w="140"/>
+            </w:tcMar>
+            <w:vAlign w:val="center"/>
+          </w:tcPr>
+          <w:p>
+            <w:pPr>
+              <w:jc w:val="left"/>
+            </w:pPr>
+            <w:r>
+              <w:rPr>
+                <w:rFonts w:ascii="Open Sans" w:cs="Open Sans" w:eastAsia="Open Sans" w:hAnsi="Open Sans"/>
+                <w:b/>
+                <w:bCs/>
+                <w:color w:val="59595B"/>
+                <w:sz w:val="20"/>
+                <w:szCs w:val="20"/>
+              </w:rPr>
+              <w:t xml:space="preserve">Lightweight (low-cost)</w:t>
+            </w:r>
+          </w:p>
+        </w:tc>
+        <w:tc>
+          <w:tcPr>
+            <w:tcW w:type="dxa" w:w="4752"/>
+            <w:tcBorders>
+              <w:top w:val="single" w:color="E9ECEF" w:sz="4"/>
+              <w:left w:val="single" w:color="E9ECEF" w:sz="4"/>
+              <w:bottom w:val="single" w:color="E9ECEF" w:sz="4"/>
+              <w:right w:val="single" w:color="E9ECEF" w:sz="4"/>
+            </w:tcBorders>
+            <w:shd w:fill="FFFFFF" w:val="clear"/>
+            <w:tcMar>
+              <w:top w:type="dxa" w:w="100"/>
+              <w:left w:type="dxa" w:w="140"/>
+              <w:bottom w:type="dxa" w:w="100"/>
+              <w:right w:type="dxa" w:w="140"/>
+            </w:tcMar>
+            <w:vAlign w:val="center"/>
+          </w:tcPr>
+          <w:p>
+            <w:pPr>
+              <w:jc w:val="left"/>
+            </w:pPr>
+            <w:r>
+              <w:rPr>
+                <w:rFonts w:ascii="Open Sans" w:cs="Open Sans" w:eastAsia="Open Sans" w:hAnsi="Open Sans"/>
+                <w:b w:val="false"/>
+                <w:bCs w:val="false"/>
+                <w:color w:val="59595B"/>
+                <w:sz w:val="20"/>
+                <w:szCs w:val="20"/>
+              </w:rPr>
+              <w:t xml:space="preserve">High-volume mechanical work — classification, photo tagging, extracting details from inbound texts, enriching dealer lists</w:t>
+            </w:r>
+          </w:p>
+        </w:tc>
+        <w:tc>
+          <w:tcPr>
+            <w:tcW w:type="dxa" w:w="2160"/>
+            <w:tcBorders>
+              <w:top w:val="single" w:color="E9ECEF" w:sz="4"/>
+              <w:left w:val="single" w:color="E9ECEF" w:sz="4"/>
+              <w:bottom w:val="single" w:color="E9ECEF" w:sz="4"/>
+              <w:right w:val="single" w:color="E9ECEF" w:sz="4"/>
+            </w:tcBorders>
+            <w:shd w:fill="FFFFFF" w:val="clear"/>
+            <w:tcMar>
+              <w:top w:type="dxa" w:w="100"/>
+              <w:left w:type="dxa" w:w="140"/>
+              <w:bottom w:type="dxa" w:w="100"/>
+              <w:right w:type="dxa" w:w="140"/>
+            </w:tcMar>
+            <w:vAlign w:val="center"/>
+          </w:tcPr>
+          <w:p>
+            <w:pPr>
+              <w:jc w:val="center"/>
+            </w:pPr>
+            <w:r>
+              <w:rPr>
+                <w:rFonts w:ascii="Open Sans" w:cs="Open Sans" w:eastAsia="Open Sans" w:hAnsi="Open Sans"/>
+                <w:b w:val="false"/>
+                <w:bCs w:val="false"/>
+                <w:color w:val="59595B"/>
+                <w:sz w:val="20"/>
+                <w:szCs w:val="20"/>
+              </w:rPr>
+              <w:t xml:space="preserve">~50–60%</w:t>
+            </w:r>
+          </w:p>
+        </w:tc>
+      </w:tr>
+    </w:tbl>
+    <w:p>
+      <w:pPr>
+        <w:spacing w:after="140" w:before="80" w:line="320"/>
+        <w:jc w:val="both"/>
+      </w:pPr>
+      <w:r>
+        <w:rPr>
+          <w:rFonts w:ascii="Open Sans" w:cs="Open Sans" w:eastAsia="Open Sans" w:hAnsi="Open Sans"/>
+          <w:b w:val="false"/>
+          <w:bCs w:val="false"/>
+          <w:i w:val="false"/>
+          <w:iCs w:val="false"/>
+          <w:color w:val="59595B"/>
+          <w:sz w:val="22"/>
+          <w:szCs w:val="22"/>
+        </w:rPr>
+        <w:t xml:space="preserve">The result: Monaco pays premium-model prices only for the small slice of work that warrants them — typically a 60–80% lower run cost than routing everything to one top-tier model, with no quality loss where it counts. For example, a single before/after social post is drafted by a low-cost model, tightened by a mid model, and given a final brand-voice pass by a frontier model — instead of one premium model doing all three at roughly triple the cost. This is the kind of AI engineering depth a partner brings that wiring everything to one chatbot does not.</w:t>
+      </w:r>
+    </w:p>
+    <w:p>
+      <w:pPr>
         <w:pStyle w:val="Heading1"/>
         <w:keepNext/>
-        <w:spacing w:after="120" w:before="480" w:line="240"/>
+        <w:pageBreakBefore/>
+        <w:spacing w:after="120" w:before="0" w:line="240"/>
       </w:pPr>
       <w:r>
         <w:rPr>
@@ -10392,7 +11137,7 @@
           <w:sz w:val="2"/>
           <w:szCs w:val="2"/>
         </w:rPr>
-        <w:t xml:space="preserve">08  How AI Transforms Monaco's Growth Engine</w:t>
+        <w:t xml:space="preserve">08  Understanding AI — A Field Guide for Monaco Wheel &amp; Rim Leadership</w:t>
       </w:r>
     </w:p>
     <w:tbl>
@@ -10456,7 +11201,2087 @@
                 <w:sz w:val="34"/>
                 <w:szCs w:val="34"/>
               </w:rPr>
-              <w:t xml:space="preserve">08  How AI Transforms Monaco's Growth Engine</w:t>
+              <w:t xml:space="preserve">08  Understanding AI — A Field Guide for Monaco Wheel &amp; Rim Leadership</w:t>
+            </w:r>
+          </w:p>
+        </w:tc>
+      </w:tr>
+    </w:tbl>
+    <w:p>
+      <w:pPr>
+        <w:spacing w:after="0" w:before="140"/>
+      </w:pPr>
+      <w:r>
+        <w:t xml:space="preserve"/>
+      </w:r>
+    </w:p>
+    <w:p>
+      <w:pPr>
+        <w:spacing w:after="140" w:before="0" w:line="320"/>
+        <w:jc w:val="both"/>
+      </w:pPr>
+      <w:r>
+        <w:rPr>
+          <w:rFonts w:ascii="Open Sans" w:cs="Open Sans" w:eastAsia="Open Sans" w:hAnsi="Open Sans"/>
+          <w:b w:val="false"/>
+          <w:bCs w:val="false"/>
+          <w:i w:val="false"/>
+          <w:iCs w:val="false"/>
+          <w:color w:val="59595B"/>
+          <w:sz w:val="22"/>
+          <w:szCs w:val="22"/>
+        </w:rPr>
+        <w:t xml:space="preserve">This section exists to make the rest of this report easy to evaluate. No jargon, no hype — just what AI is, where Monaco sits today, how to adopt it without risk, and what comparable businesses are already doing. The goal is that Javon and the Monaco team can judge every recommendation that follows on its merits.</w:t>
+      </w:r>
+    </w:p>
+    <w:p>
+      <w:pPr>
+        <w:spacing w:after="0" w:before="140"/>
+      </w:pPr>
+      <w:r>
+        <w:t xml:space="preserve"/>
+      </w:r>
+    </w:p>
+    <w:p>
+      <w:pPr>
+        <w:pStyle w:val="Heading2"/>
+        <w:keepNext/>
+        <w:keepLines/>
+        <w:spacing w:after="120" w:before="280"/>
+      </w:pPr>
+      <w:r>
+        <w:rPr>
+          <w:rFonts w:ascii="Open Sans" w:cs="Open Sans" w:eastAsia="Open Sans" w:hAnsi="Open Sans"/>
+          <w:b/>
+          <w:bCs/>
+          <w:color w:val="006DB6"/>
+          <w:sz w:val="26"/>
+          <w:szCs w:val="26"/>
+        </w:rPr>
+        <w:t xml:space="preserve">What AI Actually Is — and Isn't</w:t>
+      </w:r>
+    </w:p>
+    <w:p>
+      <w:pPr>
+        <w:spacing w:after="140" w:before="0" w:line="320"/>
+        <w:jc w:val="both"/>
+      </w:pPr>
+      <w:r>
+        <w:rPr>
+          <w:rFonts w:ascii="Open Sans" w:cs="Open Sans" w:eastAsia="Open Sans" w:hAnsi="Open Sans"/>
+          <w:b w:val="false"/>
+          <w:bCs w:val="false"/>
+          <w:i w:val="false"/>
+          <w:iCs w:val="false"/>
+          <w:color w:val="59595B"/>
+          <w:sz w:val="22"/>
+          <w:szCs w:val="22"/>
+        </w:rPr>
+        <w:t xml:space="preserve">As MIT Sloan puts it, a business owner needs to know what AI can and cannot do — not how to build it. In practice, the only distinction that matters for planning is this:</w:t>
+      </w:r>
+    </w:p>
+    <w:p>
+      <w:pPr>
+        <w:pStyle w:val="ListParagraph"/>
+        <w:numPr>
+          <w:ilvl w:val="0"/>
+          <w:numId w:val="2"/>
+        </w:numPr>
+        <w:spacing w:after="80" w:before="40" w:line="300"/>
+      </w:pPr>
+      <w:r>
+        <w:rPr>
+          <w:rFonts w:ascii="Open Sans" w:cs="Open Sans" w:eastAsia="Open Sans" w:hAnsi="Open Sans"/>
+          <w:color w:val="59595B"/>
+          <w:sz w:val="22"/>
+          <w:szCs w:val="22"/>
+        </w:rPr>
+        <w:t xml:space="preserve">Automation (workflows): the AI follows a path you define — predictable and low-risk. For example, "text the customer a review link the moment a job is marked complete." This is where almost all near-term value lives.</w:t>
+      </w:r>
+    </w:p>
+    <w:p>
+      <w:pPr>
+        <w:pStyle w:val="ListParagraph"/>
+        <w:numPr>
+          <w:ilvl w:val="0"/>
+          <w:numId w:val="2"/>
+        </w:numPr>
+        <w:spacing w:after="80" w:before="40" w:line="300"/>
+      </w:pPr>
+      <w:r>
+        <w:rPr>
+          <w:rFonts w:ascii="Open Sans" w:cs="Open Sans" w:eastAsia="Open Sans" w:hAnsi="Open Sans"/>
+          <w:color w:val="59595B"/>
+          <w:sz w:val="22"/>
+          <w:szCs w:val="22"/>
+        </w:rPr>
+        <w:t xml:space="preserve">Agents: the AI decides the steps itself — more flexible, and it needs human oversight. For example, "watch incoming texts overnight and draft quotes for the morning." This comes later, where it earns its place.</w:t>
+      </w:r>
+    </w:p>
+    <w:p>
+      <w:pPr>
+        <w:spacing w:after="140" w:before="0" w:line="320"/>
+        <w:jc w:val="both"/>
+      </w:pPr>
+      <w:r>
+        <w:rPr>
+          <w:rFonts w:ascii="Open Sans" w:cs="Open Sans" w:eastAsia="Open Sans" w:hAnsi="Open Sans"/>
+          <w:b w:val="false"/>
+          <w:bCs w:val="false"/>
+          <w:i w:val="false"/>
+          <w:iCs w:val="false"/>
+          <w:color w:val="59595B"/>
+          <w:sz w:val="22"/>
+          <w:szCs w:val="22"/>
+        </w:rPr>
+        <w:t xml:space="preserve">The operating principle (Anthropic's guidance on building AI systems) is to use the simplest thing that works. Monaco starts with simple automations that pay off in the first 30 days, and adds more autonomous behavior only where the value is proven — which is exactly how the roadmap in this report is sequenced.</w:t>
+      </w:r>
+    </w:p>
+    <w:p>
+      <w:pPr>
+        <w:spacing w:after="0" w:before="140"/>
+      </w:pPr>
+      <w:r>
+        <w:t xml:space="preserve"/>
+      </w:r>
+    </w:p>
+    <w:p>
+      <w:pPr>
+        <w:pStyle w:val="Heading2"/>
+        <w:keepNext/>
+        <w:keepLines/>
+        <w:spacing w:after="120" w:before="280"/>
+      </w:pPr>
+      <w:r>
+        <w:rPr>
+          <w:rFonts w:ascii="Open Sans" w:cs="Open Sans" w:eastAsia="Open Sans" w:hAnsi="Open Sans"/>
+          <w:b/>
+          <w:bCs/>
+          <w:color w:val="006DB6"/>
+          <w:sz w:val="26"/>
+          <w:szCs w:val="26"/>
+        </w:rPr>
+        <w:t xml:space="preserve">Where Monaco Sits Today — The AI Maturity Ladder</w:t>
+      </w:r>
+    </w:p>
+    <w:p>
+      <w:pPr>
+        <w:spacing w:after="140" w:before="0" w:line="320"/>
+        <w:jc w:val="both"/>
+      </w:pPr>
+      <w:r>
+        <w:rPr>
+          <w:rFonts w:ascii="Open Sans" w:cs="Open Sans" w:eastAsia="Open Sans" w:hAnsi="Open Sans"/>
+          <w:b w:val="false"/>
+          <w:bCs w:val="false"/>
+          <w:i w:val="false"/>
+          <w:iCs w:val="false"/>
+          <w:color w:val="59595B"/>
+          <w:sz w:val="22"/>
+          <w:szCs w:val="22"/>
+        </w:rPr>
+        <w:t xml:space="preserve">Most established, well-run small businesses — including Monaco — sit at the first or second rung of the widely-used five-stage AI maturity model (consistent with Gartner and Google Cloud frameworks). The leaders in any field are only one or two rungs higher, and the gap closes in months, not years.</w:t>
+      </w:r>
+    </w:p>
+    <w:p>
+      <w:pPr>
+        <w:spacing w:after="0" w:before="80"/>
+      </w:pPr>
+      <w:r>
+        <w:t xml:space="preserve"/>
+      </w:r>
+    </w:p>
+    <w:tbl>
+      <w:tblPr>
+        <w:tblW w:type="dxa" w:w="9360"/>
+        <w:tblBorders>
+          <w:top w:val="single" w:color="auto" w:sz="4"/>
+          <w:left w:val="single" w:color="auto" w:sz="4"/>
+          <w:bottom w:val="single" w:color="auto" w:sz="4"/>
+          <w:right w:val="single" w:color="auto" w:sz="4"/>
+          <w:insideH w:val="single" w:color="auto" w:sz="4"/>
+          <w:insideV w:val="single" w:color="auto" w:sz="4"/>
+        </w:tblBorders>
+      </w:tblPr>
+      <w:tblGrid>
+        <w:gridCol w:w="2139"/>
+        <w:gridCol w:w="5348"/>
+        <w:gridCol w:w="1873"/>
+      </w:tblGrid>
+      <w:tr>
+        <w:trPr>
+          <w:cantSplit/>
+          <w:tblHeader/>
+        </w:trPr>
+        <w:tc>
+          <w:tcPr>
+            <w:tcW w:type="dxa" w:w="2139"/>
+            <w:tcBorders>
+              <w:top w:val="single" w:color="E9ECEF" w:sz="4"/>
+              <w:left w:val="single" w:color="E9ECEF" w:sz="4"/>
+              <w:bottom w:val="single" w:color="E9ECEF" w:sz="4"/>
+              <w:right w:val="single" w:color="E9ECEF" w:sz="4"/>
+            </w:tcBorders>
+            <w:shd w:fill="006DB6" w:val="clear"/>
+            <w:tcMar>
+              <w:top w:type="dxa" w:w="120"/>
+              <w:left w:type="dxa" w:w="140"/>
+              <w:bottom w:type="dxa" w:w="120"/>
+              <w:right w:type="dxa" w:w="140"/>
+            </w:tcMar>
+            <w:vAlign w:val="center"/>
+          </w:tcPr>
+          <w:p>
+            <w:pPr>
+              <w:jc w:val="left"/>
+            </w:pPr>
+            <w:r>
+              <w:rPr>
+                <w:rFonts w:ascii="Open Sans" w:cs="Open Sans" w:eastAsia="Open Sans" w:hAnsi="Open Sans"/>
+                <w:b/>
+                <w:bCs/>
+                <w:color w:val="FFFFFF"/>
+                <w:sz w:val="20"/>
+                <w:szCs w:val="20"/>
+              </w:rPr>
+              <w:t xml:space="preserve">Stage</w:t>
+            </w:r>
+          </w:p>
+        </w:tc>
+        <w:tc>
+          <w:tcPr>
+            <w:tcW w:type="dxa" w:w="5348"/>
+            <w:tcBorders>
+              <w:top w:val="single" w:color="E9ECEF" w:sz="4"/>
+              <w:left w:val="single" w:color="E9ECEF" w:sz="4"/>
+              <w:bottom w:val="single" w:color="E9ECEF" w:sz="4"/>
+              <w:right w:val="single" w:color="E9ECEF" w:sz="4"/>
+            </w:tcBorders>
+            <w:shd w:fill="006DB6" w:val="clear"/>
+            <w:tcMar>
+              <w:top w:type="dxa" w:w="120"/>
+              <w:left w:type="dxa" w:w="140"/>
+              <w:bottom w:type="dxa" w:w="120"/>
+              <w:right w:type="dxa" w:w="140"/>
+            </w:tcMar>
+            <w:vAlign w:val="center"/>
+          </w:tcPr>
+          <w:p>
+            <w:pPr>
+              <w:jc w:val="left"/>
+            </w:pPr>
+            <w:r>
+              <w:rPr>
+                <w:rFonts w:ascii="Open Sans" w:cs="Open Sans" w:eastAsia="Open Sans" w:hAnsi="Open Sans"/>
+                <w:b/>
+                <w:bCs/>
+                <w:color w:val="FFFFFF"/>
+                <w:sz w:val="20"/>
+                <w:szCs w:val="20"/>
+              </w:rPr>
+              <w:t xml:space="preserve">What It Looks Like</w:t>
+            </w:r>
+          </w:p>
+        </w:tc>
+        <w:tc>
+          <w:tcPr>
+            <w:tcW w:type="dxa" w:w="1873"/>
+            <w:tcBorders>
+              <w:top w:val="single" w:color="E9ECEF" w:sz="4"/>
+              <w:left w:val="single" w:color="E9ECEF" w:sz="4"/>
+              <w:bottom w:val="single" w:color="E9ECEF" w:sz="4"/>
+              <w:right w:val="single" w:color="E9ECEF" w:sz="4"/>
+            </w:tcBorders>
+            <w:shd w:fill="006DB6" w:val="clear"/>
+            <w:tcMar>
+              <w:top w:type="dxa" w:w="120"/>
+              <w:left w:type="dxa" w:w="140"/>
+              <w:bottom w:type="dxa" w:w="120"/>
+              <w:right w:type="dxa" w:w="140"/>
+            </w:tcMar>
+            <w:vAlign w:val="center"/>
+          </w:tcPr>
+          <w:p>
+            <w:pPr>
+              <w:jc w:val="center"/>
+            </w:pPr>
+            <w:r>
+              <w:rPr>
+                <w:rFonts w:ascii="Open Sans" w:cs="Open Sans" w:eastAsia="Open Sans" w:hAnsi="Open Sans"/>
+                <w:b/>
+                <w:bCs/>
+                <w:color w:val="FFFFFF"/>
+                <w:sz w:val="20"/>
+                <w:szCs w:val="20"/>
+              </w:rPr>
+              <w:t xml:space="preserve">Monaco Today</w:t>
+            </w:r>
+          </w:p>
+        </w:tc>
+      </w:tr>
+      <w:tr>
+        <w:trPr>
+          <w:cantSplit/>
+        </w:trPr>
+        <w:tc>
+          <w:tcPr>
+            <w:tcW w:type="dxa" w:w="2139"/>
+            <w:tcBorders>
+              <w:top w:val="single" w:color="E9ECEF" w:sz="4"/>
+              <w:left w:val="single" w:color="E9ECEF" w:sz="4"/>
+              <w:bottom w:val="single" w:color="E9ECEF" w:sz="4"/>
+              <w:right w:val="single" w:color="E9ECEF" w:sz="4"/>
+            </w:tcBorders>
+            <w:shd w:fill="FFFFFF" w:val="clear"/>
+            <w:tcMar>
+              <w:top w:type="dxa" w:w="100"/>
+              <w:left w:type="dxa" w:w="140"/>
+              <w:bottom w:type="dxa" w:w="100"/>
+              <w:right w:type="dxa" w:w="140"/>
+            </w:tcMar>
+            <w:vAlign w:val="center"/>
+          </w:tcPr>
+          <w:p>
+            <w:pPr>
+              <w:jc w:val="left"/>
+            </w:pPr>
+            <w:r>
+              <w:rPr>
+                <w:rFonts w:ascii="Open Sans" w:cs="Open Sans" w:eastAsia="Open Sans" w:hAnsi="Open Sans"/>
+                <w:b w:val="false"/>
+                <w:bCs w:val="false"/>
+                <w:color w:val="59595B"/>
+                <w:sz w:val="20"/>
+                <w:szCs w:val="20"/>
+              </w:rPr>
+              <w:t xml:space="preserve">1. Foundational</w:t>
+            </w:r>
+          </w:p>
+        </w:tc>
+        <w:tc>
+          <w:tcPr>
+            <w:tcW w:type="dxa" w:w="5348"/>
+            <w:tcBorders>
+              <w:top w:val="single" w:color="E9ECEF" w:sz="4"/>
+              <w:left w:val="single" w:color="E9ECEF" w:sz="4"/>
+              <w:bottom w:val="single" w:color="E9ECEF" w:sz="4"/>
+              <w:right w:val="single" w:color="E9ECEF" w:sz="4"/>
+            </w:tcBorders>
+            <w:shd w:fill="FFFFFF" w:val="clear"/>
+            <w:tcMar>
+              <w:top w:type="dxa" w:w="100"/>
+              <w:left w:type="dxa" w:w="140"/>
+              <w:bottom w:type="dxa" w:w="100"/>
+              <w:right w:type="dxa" w:w="140"/>
+            </w:tcMar>
+            <w:vAlign w:val="center"/>
+          </w:tcPr>
+          <w:p>
+            <w:pPr>
+              <w:jc w:val="left"/>
+            </w:pPr>
+            <w:r>
+              <w:rPr>
+                <w:rFonts w:ascii="Open Sans" w:cs="Open Sans" w:eastAsia="Open Sans" w:hAnsi="Open Sans"/>
+                <w:b w:val="false"/>
+                <w:bCs w:val="false"/>
+                <w:color w:val="59595B"/>
+                <w:sz w:val="20"/>
+                <w:szCs w:val="20"/>
+              </w:rPr>
+              <w:t xml:space="preserve">Little or no AI; manual, people-dependent processes — phone, text, and memory</w:t>
+            </w:r>
+          </w:p>
+        </w:tc>
+        <w:tc>
+          <w:tcPr>
+            <w:tcW w:type="dxa" w:w="1873"/>
+            <w:tcBorders>
+              <w:top w:val="single" w:color="E9ECEF" w:sz="4"/>
+              <w:left w:val="single" w:color="E9ECEF" w:sz="4"/>
+              <w:bottom w:val="single" w:color="E9ECEF" w:sz="4"/>
+              <w:right w:val="single" w:color="E9ECEF" w:sz="4"/>
+            </w:tcBorders>
+            <w:shd w:fill="FFFFFF" w:val="clear"/>
+            <w:tcMar>
+              <w:top w:type="dxa" w:w="100"/>
+              <w:left w:type="dxa" w:w="140"/>
+              <w:bottom w:type="dxa" w:w="100"/>
+              <w:right w:type="dxa" w:w="140"/>
+            </w:tcMar>
+            <w:vAlign w:val="center"/>
+          </w:tcPr>
+          <w:p>
+            <w:pPr>
+              <w:jc w:val="center"/>
+            </w:pPr>
+            <w:r>
+              <w:rPr>
+                <w:rFonts w:ascii="Open Sans" w:cs="Open Sans" w:eastAsia="Open Sans" w:hAnsi="Open Sans"/>
+                <w:b w:val="false"/>
+                <w:bCs w:val="false"/>
+                <w:color w:val="59595B"/>
+                <w:sz w:val="20"/>
+                <w:szCs w:val="20"/>
+              </w:rPr>
+              <w:t xml:space="preserve"/>
+            </w:r>
+          </w:p>
+        </w:tc>
+      </w:tr>
+      <w:tr>
+        <w:trPr>
+          <w:cantSplit/>
+        </w:trPr>
+        <w:tc>
+          <w:tcPr>
+            <w:tcW w:type="dxa" w:w="2139"/>
+            <w:tcBorders>
+              <w:top w:val="single" w:color="E9ECEF" w:sz="4"/>
+              <w:left w:val="single" w:color="E9ECEF" w:sz="4"/>
+              <w:bottom w:val="single" w:color="E9ECEF" w:sz="4"/>
+              <w:right w:val="single" w:color="E9ECEF" w:sz="4"/>
+            </w:tcBorders>
+            <w:shd w:fill="F8F9FA" w:val="clear"/>
+            <w:tcMar>
+              <w:top w:type="dxa" w:w="100"/>
+              <w:left w:type="dxa" w:w="140"/>
+              <w:bottom w:type="dxa" w:w="100"/>
+              <w:right w:type="dxa" w:w="140"/>
+            </w:tcMar>
+            <w:vAlign w:val="center"/>
+          </w:tcPr>
+          <w:p>
+            <w:pPr>
+              <w:jc w:val="left"/>
+            </w:pPr>
+            <w:r>
+              <w:rPr>
+                <w:rFonts w:ascii="Open Sans" w:cs="Open Sans" w:eastAsia="Open Sans" w:hAnsi="Open Sans"/>
+                <w:b/>
+                <w:bCs/>
+                <w:color w:val="59595B"/>
+                <w:sz w:val="20"/>
+                <w:szCs w:val="20"/>
+              </w:rPr>
+              <w:t xml:space="preserve">2. Emerging</w:t>
+            </w:r>
+          </w:p>
+        </w:tc>
+        <w:tc>
+          <w:tcPr>
+            <w:tcW w:type="dxa" w:w="5348"/>
+            <w:tcBorders>
+              <w:top w:val="single" w:color="E9ECEF" w:sz="4"/>
+              <w:left w:val="single" w:color="E9ECEF" w:sz="4"/>
+              <w:bottom w:val="single" w:color="E9ECEF" w:sz="4"/>
+              <w:right w:val="single" w:color="E9ECEF" w:sz="4"/>
+            </w:tcBorders>
+            <w:shd w:fill="F8F9FA" w:val="clear"/>
+            <w:tcMar>
+              <w:top w:type="dxa" w:w="100"/>
+              <w:left w:type="dxa" w:w="140"/>
+              <w:bottom w:type="dxa" w:w="100"/>
+              <w:right w:type="dxa" w:w="140"/>
+            </w:tcMar>
+            <w:vAlign w:val="center"/>
+          </w:tcPr>
+          <w:p>
+            <w:pPr>
+              <w:jc w:val="left"/>
+            </w:pPr>
+            <w:r>
+              <w:rPr>
+                <w:rFonts w:ascii="Open Sans" w:cs="Open Sans" w:eastAsia="Open Sans" w:hAnsi="Open Sans"/>
+                <w:b/>
+                <w:bCs/>
+                <w:color w:val="59595B"/>
+                <w:sz w:val="20"/>
+                <w:szCs w:val="20"/>
+              </w:rPr>
+              <w:t xml:space="preserve">A few digital tools are in place (website, Instagram, Yelp) but AI is not yet woven into how leads are won or jobs are run</w:t>
+            </w:r>
+          </w:p>
+        </w:tc>
+        <w:tc>
+          <w:tcPr>
+            <w:tcW w:type="dxa" w:w="1873"/>
+            <w:tcBorders>
+              <w:top w:val="single" w:color="E9ECEF" w:sz="4"/>
+              <w:left w:val="single" w:color="E9ECEF" w:sz="4"/>
+              <w:bottom w:val="single" w:color="E9ECEF" w:sz="4"/>
+              <w:right w:val="single" w:color="E9ECEF" w:sz="4"/>
+            </w:tcBorders>
+            <w:shd w:fill="F8F9FA" w:val="clear"/>
+            <w:tcMar>
+              <w:top w:type="dxa" w:w="100"/>
+              <w:left w:type="dxa" w:w="140"/>
+              <w:bottom w:type="dxa" w:w="100"/>
+              <w:right w:type="dxa" w:w="140"/>
+            </w:tcMar>
+            <w:vAlign w:val="center"/>
+          </w:tcPr>
+          <w:p>
+            <w:pPr>
+              <w:jc w:val="center"/>
+            </w:pPr>
+            <w:r>
+              <w:rPr>
+                <w:rFonts w:ascii="Open Sans" w:cs="Open Sans" w:eastAsia="Open Sans" w:hAnsi="Open Sans"/>
+                <w:b/>
+                <w:bCs/>
+                <w:color w:val="F67D4B"/>
+                <w:sz w:val="20"/>
+                <w:szCs w:val="20"/>
+              </w:rPr>
+              <w:t xml:space="preserve">◀ You are here</w:t>
+            </w:r>
+          </w:p>
+        </w:tc>
+      </w:tr>
+      <w:tr>
+        <w:trPr>
+          <w:cantSplit/>
+        </w:trPr>
+        <w:tc>
+          <w:tcPr>
+            <w:tcW w:type="dxa" w:w="2139"/>
+            <w:tcBorders>
+              <w:top w:val="single" w:color="E9ECEF" w:sz="4"/>
+              <w:left w:val="single" w:color="E9ECEF" w:sz="4"/>
+              <w:bottom w:val="single" w:color="E9ECEF" w:sz="4"/>
+              <w:right w:val="single" w:color="E9ECEF" w:sz="4"/>
+            </w:tcBorders>
+            <w:shd w:fill="FFFFFF" w:val="clear"/>
+            <w:tcMar>
+              <w:top w:type="dxa" w:w="100"/>
+              <w:left w:type="dxa" w:w="140"/>
+              <w:bottom w:type="dxa" w:w="100"/>
+              <w:right w:type="dxa" w:w="140"/>
+            </w:tcMar>
+            <w:vAlign w:val="center"/>
+          </w:tcPr>
+          <w:p>
+            <w:pPr>
+              <w:jc w:val="left"/>
+            </w:pPr>
+            <w:r>
+              <w:rPr>
+                <w:rFonts w:ascii="Open Sans" w:cs="Open Sans" w:eastAsia="Open Sans" w:hAnsi="Open Sans"/>
+                <w:b w:val="false"/>
+                <w:bCs w:val="false"/>
+                <w:color w:val="59595B"/>
+                <w:sz w:val="20"/>
+                <w:szCs w:val="20"/>
+              </w:rPr>
+              <w:t xml:space="preserve">3. Operational</w:t>
+            </w:r>
+          </w:p>
+        </w:tc>
+        <w:tc>
+          <w:tcPr>
+            <w:tcW w:type="dxa" w:w="5348"/>
+            <w:tcBorders>
+              <w:top w:val="single" w:color="E9ECEF" w:sz="4"/>
+              <w:left w:val="single" w:color="E9ECEF" w:sz="4"/>
+              <w:bottom w:val="single" w:color="E9ECEF" w:sz="4"/>
+              <w:right w:val="single" w:color="E9ECEF" w:sz="4"/>
+            </w:tcBorders>
+            <w:shd w:fill="FFFFFF" w:val="clear"/>
+            <w:tcMar>
+              <w:top w:type="dxa" w:w="100"/>
+              <w:left w:type="dxa" w:w="140"/>
+              <w:bottom w:type="dxa" w:w="100"/>
+              <w:right w:type="dxa" w:w="140"/>
+            </w:tcMar>
+            <w:vAlign w:val="center"/>
+          </w:tcPr>
+          <w:p>
+            <w:pPr>
+              <w:jc w:val="left"/>
+            </w:pPr>
+            <w:r>
+              <w:rPr>
+                <w:rFonts w:ascii="Open Sans" w:cs="Open Sans" w:eastAsia="Open Sans" w:hAnsi="Open Sans"/>
+                <w:b w:val="false"/>
+                <w:bCs w:val="false"/>
+                <w:color w:val="59595B"/>
+                <w:sz w:val="20"/>
+                <w:szCs w:val="20"/>
+              </w:rPr>
+              <w:t xml:space="preserve">AI runs specific workflows day-to-day — local search, reviews, booking, content — with measured results</w:t>
+            </w:r>
+          </w:p>
+        </w:tc>
+        <w:tc>
+          <w:tcPr>
+            <w:tcW w:type="dxa" w:w="1873"/>
+            <w:tcBorders>
+              <w:top w:val="single" w:color="E9ECEF" w:sz="4"/>
+              <w:left w:val="single" w:color="E9ECEF" w:sz="4"/>
+              <w:bottom w:val="single" w:color="E9ECEF" w:sz="4"/>
+              <w:right w:val="single" w:color="E9ECEF" w:sz="4"/>
+            </w:tcBorders>
+            <w:shd w:fill="FFFFFF" w:val="clear"/>
+            <w:tcMar>
+              <w:top w:type="dxa" w:w="100"/>
+              <w:left w:type="dxa" w:w="140"/>
+              <w:bottom w:type="dxa" w:w="100"/>
+              <w:right w:type="dxa" w:w="140"/>
+            </w:tcMar>
+            <w:vAlign w:val="center"/>
+          </w:tcPr>
+          <w:p>
+            <w:pPr>
+              <w:jc w:val="center"/>
+            </w:pPr>
+            <w:r>
+              <w:rPr>
+                <w:rFonts w:ascii="Open Sans" w:cs="Open Sans" w:eastAsia="Open Sans" w:hAnsi="Open Sans"/>
+                <w:b w:val="false"/>
+                <w:bCs w:val="false"/>
+                <w:color w:val="59595B"/>
+                <w:sz w:val="20"/>
+                <w:szCs w:val="20"/>
+              </w:rPr>
+              <w:t xml:space="preserve"/>
+            </w:r>
+          </w:p>
+        </w:tc>
+      </w:tr>
+      <w:tr>
+        <w:trPr>
+          <w:cantSplit/>
+        </w:trPr>
+        <w:tc>
+          <w:tcPr>
+            <w:tcW w:type="dxa" w:w="2139"/>
+            <w:tcBorders>
+              <w:top w:val="single" w:color="E9ECEF" w:sz="4"/>
+              <w:left w:val="single" w:color="E9ECEF" w:sz="4"/>
+              <w:bottom w:val="single" w:color="E9ECEF" w:sz="4"/>
+              <w:right w:val="single" w:color="E9ECEF" w:sz="4"/>
+            </w:tcBorders>
+            <w:shd w:fill="F8F9FA" w:val="clear"/>
+            <w:tcMar>
+              <w:top w:type="dxa" w:w="100"/>
+              <w:left w:type="dxa" w:w="140"/>
+              <w:bottom w:type="dxa" w:w="100"/>
+              <w:right w:type="dxa" w:w="140"/>
+            </w:tcMar>
+            <w:vAlign w:val="center"/>
+          </w:tcPr>
+          <w:p>
+            <w:pPr>
+              <w:jc w:val="left"/>
+            </w:pPr>
+            <w:r>
+              <w:rPr>
+                <w:rFonts w:ascii="Open Sans" w:cs="Open Sans" w:eastAsia="Open Sans" w:hAnsi="Open Sans"/>
+                <w:b w:val="false"/>
+                <w:bCs w:val="false"/>
+                <w:color w:val="59595B"/>
+                <w:sz w:val="20"/>
+                <w:szCs w:val="20"/>
+              </w:rPr>
+              <w:t xml:space="preserve">4. Scaled</w:t>
+            </w:r>
+          </w:p>
+        </w:tc>
+        <w:tc>
+          <w:tcPr>
+            <w:tcW w:type="dxa" w:w="5348"/>
+            <w:tcBorders>
+              <w:top w:val="single" w:color="E9ECEF" w:sz="4"/>
+              <w:left w:val="single" w:color="E9ECEF" w:sz="4"/>
+              <w:bottom w:val="single" w:color="E9ECEF" w:sz="4"/>
+              <w:right w:val="single" w:color="E9ECEF" w:sz="4"/>
+            </w:tcBorders>
+            <w:shd w:fill="F8F9FA" w:val="clear"/>
+            <w:tcMar>
+              <w:top w:type="dxa" w:w="100"/>
+              <w:left w:type="dxa" w:w="140"/>
+              <w:bottom w:type="dxa" w:w="100"/>
+              <w:right w:type="dxa" w:w="140"/>
+            </w:tcMar>
+            <w:vAlign w:val="center"/>
+          </w:tcPr>
+          <w:p>
+            <w:pPr>
+              <w:jc w:val="left"/>
+            </w:pPr>
+            <w:r>
+              <w:rPr>
+                <w:rFonts w:ascii="Open Sans" w:cs="Open Sans" w:eastAsia="Open Sans" w:hAnsi="Open Sans"/>
+                <w:b w:val="false"/>
+                <w:bCs w:val="false"/>
+                <w:color w:val="59595B"/>
+                <w:sz w:val="20"/>
+                <w:szCs w:val="20"/>
+              </w:rPr>
+              <w:t xml:space="preserve">AI is embedded across growth and operations with dashboards and a clear owner</w:t>
+            </w:r>
+          </w:p>
+        </w:tc>
+        <w:tc>
+          <w:tcPr>
+            <w:tcW w:type="dxa" w:w="1873"/>
+            <w:tcBorders>
+              <w:top w:val="single" w:color="E9ECEF" w:sz="4"/>
+              <w:left w:val="single" w:color="E9ECEF" w:sz="4"/>
+              <w:bottom w:val="single" w:color="E9ECEF" w:sz="4"/>
+              <w:right w:val="single" w:color="E9ECEF" w:sz="4"/>
+            </w:tcBorders>
+            <w:shd w:fill="F8F9FA" w:val="clear"/>
+            <w:tcMar>
+              <w:top w:type="dxa" w:w="100"/>
+              <w:left w:type="dxa" w:w="140"/>
+              <w:bottom w:type="dxa" w:w="100"/>
+              <w:right w:type="dxa" w:w="140"/>
+            </w:tcMar>
+            <w:vAlign w:val="center"/>
+          </w:tcPr>
+          <w:p>
+            <w:pPr>
+              <w:jc w:val="center"/>
+            </w:pPr>
+            <w:r>
+              <w:rPr>
+                <w:rFonts w:ascii="Open Sans" w:cs="Open Sans" w:eastAsia="Open Sans" w:hAnsi="Open Sans"/>
+                <w:b w:val="false"/>
+                <w:bCs w:val="false"/>
+                <w:color w:val="59595B"/>
+                <w:sz w:val="20"/>
+                <w:szCs w:val="20"/>
+              </w:rPr>
+              <w:t xml:space="preserve"/>
+            </w:r>
+          </w:p>
+        </w:tc>
+      </w:tr>
+      <w:tr>
+        <w:trPr>
+          <w:cantSplit/>
+        </w:trPr>
+        <w:tc>
+          <w:tcPr>
+            <w:tcW w:type="dxa" w:w="2139"/>
+            <w:tcBorders>
+              <w:top w:val="single" w:color="E9ECEF" w:sz="4"/>
+              <w:left w:val="single" w:color="E9ECEF" w:sz="4"/>
+              <w:bottom w:val="single" w:color="E9ECEF" w:sz="4"/>
+              <w:right w:val="single" w:color="E9ECEF" w:sz="4"/>
+            </w:tcBorders>
+            <w:shd w:fill="FFFFFF" w:val="clear"/>
+            <w:tcMar>
+              <w:top w:type="dxa" w:w="100"/>
+              <w:left w:type="dxa" w:w="140"/>
+              <w:bottom w:type="dxa" w:w="100"/>
+              <w:right w:type="dxa" w:w="140"/>
+            </w:tcMar>
+            <w:vAlign w:val="center"/>
+          </w:tcPr>
+          <w:p>
+            <w:pPr>
+              <w:jc w:val="left"/>
+            </w:pPr>
+            <w:r>
+              <w:rPr>
+                <w:rFonts w:ascii="Open Sans" w:cs="Open Sans" w:eastAsia="Open Sans" w:hAnsi="Open Sans"/>
+                <w:b w:val="false"/>
+                <w:bCs w:val="false"/>
+                <w:color w:val="59595B"/>
+                <w:sz w:val="20"/>
+                <w:szCs w:val="20"/>
+              </w:rPr>
+              <w:t xml:space="preserve">5. Transformational</w:t>
+            </w:r>
+          </w:p>
+        </w:tc>
+        <w:tc>
+          <w:tcPr>
+            <w:tcW w:type="dxa" w:w="5348"/>
+            <w:tcBorders>
+              <w:top w:val="single" w:color="E9ECEF" w:sz="4"/>
+              <w:left w:val="single" w:color="E9ECEF" w:sz="4"/>
+              <w:bottom w:val="single" w:color="E9ECEF" w:sz="4"/>
+              <w:right w:val="single" w:color="E9ECEF" w:sz="4"/>
+            </w:tcBorders>
+            <w:shd w:fill="FFFFFF" w:val="clear"/>
+            <w:tcMar>
+              <w:top w:type="dxa" w:w="100"/>
+              <w:left w:type="dxa" w:w="140"/>
+              <w:bottom w:type="dxa" w:w="100"/>
+              <w:right w:type="dxa" w:w="140"/>
+            </w:tcMar>
+            <w:vAlign w:val="center"/>
+          </w:tcPr>
+          <w:p>
+            <w:pPr>
+              <w:jc w:val="left"/>
+            </w:pPr>
+            <w:r>
+              <w:rPr>
+                <w:rFonts w:ascii="Open Sans" w:cs="Open Sans" w:eastAsia="Open Sans" w:hAnsi="Open Sans"/>
+                <w:b w:val="false"/>
+                <w:bCs w:val="false"/>
+                <w:color w:val="59595B"/>
+                <w:sz w:val="20"/>
+                <w:szCs w:val="20"/>
+              </w:rPr>
+              <w:t xml:space="preserve">AI is the default way the business runs and competes</w:t>
+            </w:r>
+          </w:p>
+        </w:tc>
+        <w:tc>
+          <w:tcPr>
+            <w:tcW w:type="dxa" w:w="1873"/>
+            <w:tcBorders>
+              <w:top w:val="single" w:color="E9ECEF" w:sz="4"/>
+              <w:left w:val="single" w:color="E9ECEF" w:sz="4"/>
+              <w:bottom w:val="single" w:color="E9ECEF" w:sz="4"/>
+              <w:right w:val="single" w:color="E9ECEF" w:sz="4"/>
+            </w:tcBorders>
+            <w:shd w:fill="FFFFFF" w:val="clear"/>
+            <w:tcMar>
+              <w:top w:type="dxa" w:w="100"/>
+              <w:left w:type="dxa" w:w="140"/>
+              <w:bottom w:type="dxa" w:w="100"/>
+              <w:right w:type="dxa" w:w="140"/>
+            </w:tcMar>
+            <w:vAlign w:val="center"/>
+          </w:tcPr>
+          <w:p>
+            <w:pPr>
+              <w:jc w:val="center"/>
+            </w:pPr>
+            <w:r>
+              <w:rPr>
+                <w:rFonts w:ascii="Open Sans" w:cs="Open Sans" w:eastAsia="Open Sans" w:hAnsi="Open Sans"/>
+                <w:b w:val="false"/>
+                <w:bCs w:val="false"/>
+                <w:color w:val="59595B"/>
+                <w:sz w:val="20"/>
+                <w:szCs w:val="20"/>
+              </w:rPr>
+              <w:t xml:space="preserve"/>
+            </w:r>
+          </w:p>
+        </w:tc>
+      </w:tr>
+    </w:tbl>
+    <w:p>
+      <w:pPr>
+        <w:spacing w:after="140" w:before="80" w:line="320"/>
+        <w:jc w:val="both"/>
+      </w:pPr>
+      <w:r>
+        <w:rPr>
+          <w:rFonts w:ascii="Open Sans" w:cs="Open Sans" w:eastAsia="Open Sans" w:hAnsi="Open Sans"/>
+          <w:b w:val="false"/>
+          <w:bCs w:val="false"/>
+          <w:i w:val="false"/>
+          <w:iCs w:val="false"/>
+          <w:color w:val="59595B"/>
+          <w:sz w:val="22"/>
+          <w:szCs w:val="22"/>
+        </w:rPr>
+        <w:t xml:space="preserve">Monaco is a strong Emerging business — a real brand, an active Instagram, and a 4.9-star Yelp reputation. This report is the plan to reach Operational — AI working in the growth engine and inside the shop — within 90 days, not years.</w:t>
+      </w:r>
+    </w:p>
+    <w:p>
+      <w:pPr>
+        <w:spacing w:after="0" w:before="140"/>
+      </w:pPr>
+      <w:r>
+        <w:t xml:space="preserve"/>
+      </w:r>
+    </w:p>
+    <w:p>
+      <w:pPr>
+        <w:pStyle w:val="Heading2"/>
+        <w:keepNext/>
+        <w:keepLines/>
+        <w:spacing w:after="120" w:before="280"/>
+      </w:pPr>
+      <w:r>
+        <w:rPr>
+          <w:rFonts w:ascii="Open Sans" w:cs="Open Sans" w:eastAsia="Open Sans" w:hAnsi="Open Sans"/>
+          <w:b/>
+          <w:bCs/>
+          <w:color w:val="006DB6"/>
+          <w:sz w:val="26"/>
+          <w:szCs w:val="26"/>
+        </w:rPr>
+        <w:t xml:space="preserve">Adopting AI Responsibly — Three Risks Every Owner Manages</w:t>
+      </w:r>
+    </w:p>
+    <w:p>
+      <w:pPr>
+        <w:spacing w:after="140" w:before="0" w:line="320"/>
+        <w:jc w:val="both"/>
+      </w:pPr>
+      <w:r>
+        <w:rPr>
+          <w:rFonts w:ascii="Open Sans" w:cs="Open Sans" w:eastAsia="Open Sans" w:hAnsi="Open Sans"/>
+          <w:b w:val="false"/>
+          <w:bCs w:val="false"/>
+          <w:i w:val="false"/>
+          <w:iCs w:val="false"/>
+          <w:color w:val="59595B"/>
+          <w:sz w:val="22"/>
+          <w:szCs w:val="22"/>
+        </w:rPr>
+        <w:t xml:space="preserve">The U.S. government's NIST AI Risk Management Framework gives owners a simple mental model — Govern, Map, Measure, Manage. For a customer-facing business like Monaco, three risks matter most, and each has a concrete control:</w:t>
+      </w:r>
+    </w:p>
+    <w:p>
+      <w:pPr>
+        <w:spacing w:after="0" w:before="80"/>
+      </w:pPr>
+      <w:r>
+        <w:t xml:space="preserve"/>
+      </w:r>
+    </w:p>
+    <w:tbl>
+      <w:tblPr>
+        <w:tblW w:type="dxa" w:w="9360"/>
+        <w:tblBorders>
+          <w:top w:val="single" w:color="auto" w:sz="4"/>
+          <w:left w:val="single" w:color="auto" w:sz="4"/>
+          <w:bottom w:val="single" w:color="auto" w:sz="4"/>
+          <w:right w:val="single" w:color="auto" w:sz="4"/>
+          <w:insideH w:val="single" w:color="auto" w:sz="4"/>
+          <w:insideV w:val="single" w:color="auto" w:sz="4"/>
+        </w:tblBorders>
+      </w:tblPr>
+      <w:tblGrid>
+        <w:gridCol w:w="1959"/>
+        <w:gridCol w:w="3700"/>
+        <w:gridCol w:w="3701"/>
+      </w:tblGrid>
+      <w:tr>
+        <w:trPr>
+          <w:cantSplit/>
+          <w:tblHeader/>
+        </w:trPr>
+        <w:tc>
+          <w:tcPr>
+            <w:tcW w:type="dxa" w:w="1959"/>
+            <w:tcBorders>
+              <w:top w:val="single" w:color="E9ECEF" w:sz="4"/>
+              <w:left w:val="single" w:color="E9ECEF" w:sz="4"/>
+              <w:bottom w:val="single" w:color="E9ECEF" w:sz="4"/>
+              <w:right w:val="single" w:color="E9ECEF" w:sz="4"/>
+            </w:tcBorders>
+            <w:shd w:fill="1A1A2E" w:val="clear"/>
+            <w:tcMar>
+              <w:top w:type="dxa" w:w="120"/>
+              <w:left w:type="dxa" w:w="140"/>
+              <w:bottom w:type="dxa" w:w="120"/>
+              <w:right w:type="dxa" w:w="140"/>
+            </w:tcMar>
+            <w:vAlign w:val="center"/>
+          </w:tcPr>
+          <w:p>
+            <w:pPr>
+              <w:jc w:val="left"/>
+            </w:pPr>
+            <w:r>
+              <w:rPr>
+                <w:rFonts w:ascii="Open Sans" w:cs="Open Sans" w:eastAsia="Open Sans" w:hAnsi="Open Sans"/>
+                <w:b/>
+                <w:bCs/>
+                <w:color w:val="FFFFFF"/>
+                <w:sz w:val="20"/>
+                <w:szCs w:val="20"/>
+              </w:rPr>
+              <w:t xml:space="preserve">Risk</w:t>
+            </w:r>
+          </w:p>
+        </w:tc>
+        <w:tc>
+          <w:tcPr>
+            <w:tcW w:type="dxa" w:w="3700"/>
+            <w:tcBorders>
+              <w:top w:val="single" w:color="E9ECEF" w:sz="4"/>
+              <w:left w:val="single" w:color="E9ECEF" w:sz="4"/>
+              <w:bottom w:val="single" w:color="E9ECEF" w:sz="4"/>
+              <w:right w:val="single" w:color="E9ECEF" w:sz="4"/>
+            </w:tcBorders>
+            <w:shd w:fill="1A1A2E" w:val="clear"/>
+            <w:tcMar>
+              <w:top w:type="dxa" w:w="120"/>
+              <w:left w:type="dxa" w:w="140"/>
+              <w:bottom w:type="dxa" w:w="120"/>
+              <w:right w:type="dxa" w:w="140"/>
+            </w:tcMar>
+            <w:vAlign w:val="center"/>
+          </w:tcPr>
+          <w:p>
+            <w:pPr>
+              <w:jc w:val="left"/>
+            </w:pPr>
+            <w:r>
+              <w:rPr>
+                <w:rFonts w:ascii="Open Sans" w:cs="Open Sans" w:eastAsia="Open Sans" w:hAnsi="Open Sans"/>
+                <w:b/>
+                <w:bCs/>
+                <w:color w:val="FFFFFF"/>
+                <w:sz w:val="20"/>
+                <w:szCs w:val="20"/>
+              </w:rPr>
+              <w:t xml:space="preserve">What It Means</w:t>
+            </w:r>
+          </w:p>
+        </w:tc>
+        <w:tc>
+          <w:tcPr>
+            <w:tcW w:type="dxa" w:w="3701"/>
+            <w:tcBorders>
+              <w:top w:val="single" w:color="E9ECEF" w:sz="4"/>
+              <w:left w:val="single" w:color="E9ECEF" w:sz="4"/>
+              <w:bottom w:val="single" w:color="E9ECEF" w:sz="4"/>
+              <w:right w:val="single" w:color="E9ECEF" w:sz="4"/>
+            </w:tcBorders>
+            <w:shd w:fill="1A1A2E" w:val="clear"/>
+            <w:tcMar>
+              <w:top w:type="dxa" w:w="120"/>
+              <w:left w:type="dxa" w:w="140"/>
+              <w:bottom w:type="dxa" w:w="120"/>
+              <w:right w:type="dxa" w:w="140"/>
+            </w:tcMar>
+            <w:vAlign w:val="center"/>
+          </w:tcPr>
+          <w:p>
+            <w:pPr>
+              <w:jc w:val="left"/>
+            </w:pPr>
+            <w:r>
+              <w:rPr>
+                <w:rFonts w:ascii="Open Sans" w:cs="Open Sans" w:eastAsia="Open Sans" w:hAnsi="Open Sans"/>
+                <w:b/>
+                <w:bCs/>
+                <w:color w:val="FFFFFF"/>
+                <w:sz w:val="20"/>
+                <w:szCs w:val="20"/>
+              </w:rPr>
+              <w:t xml:space="preserve">How Technijian Controls It</w:t>
+            </w:r>
+          </w:p>
+        </w:tc>
+      </w:tr>
+      <w:tr>
+        <w:trPr>
+          <w:cantSplit/>
+        </w:trPr>
+        <w:tc>
+          <w:tcPr>
+            <w:tcW w:type="dxa" w:w="1959"/>
+            <w:tcBorders>
+              <w:top w:val="single" w:color="E9ECEF" w:sz="4"/>
+              <w:left w:val="single" w:color="E9ECEF" w:sz="4"/>
+              <w:bottom w:val="single" w:color="E9ECEF" w:sz="4"/>
+              <w:right w:val="single" w:color="E9ECEF" w:sz="4"/>
+            </w:tcBorders>
+            <w:shd w:fill="FFFFFF" w:val="clear"/>
+            <w:tcMar>
+              <w:top w:type="dxa" w:w="100"/>
+              <w:left w:type="dxa" w:w="140"/>
+              <w:bottom w:type="dxa" w:w="100"/>
+              <w:right w:type="dxa" w:w="140"/>
+            </w:tcMar>
+            <w:vAlign w:val="center"/>
+          </w:tcPr>
+          <w:p>
+            <w:pPr>
+              <w:jc w:val="left"/>
+            </w:pPr>
+            <w:r>
+              <w:rPr>
+                <w:rFonts w:ascii="Open Sans" w:cs="Open Sans" w:eastAsia="Open Sans" w:hAnsi="Open Sans"/>
+                <w:b w:val="false"/>
+                <w:bCs w:val="false"/>
+                <w:color w:val="59595B"/>
+                <w:sz w:val="20"/>
+                <w:szCs w:val="20"/>
+              </w:rPr>
+              <w:t xml:space="preserve">Hallucination</w:t>
+            </w:r>
+          </w:p>
+        </w:tc>
+        <w:tc>
+          <w:tcPr>
+            <w:tcW w:type="dxa" w:w="3700"/>
+            <w:tcBorders>
+              <w:top w:val="single" w:color="E9ECEF" w:sz="4"/>
+              <w:left w:val="single" w:color="E9ECEF" w:sz="4"/>
+              <w:bottom w:val="single" w:color="E9ECEF" w:sz="4"/>
+              <w:right w:val="single" w:color="E9ECEF" w:sz="4"/>
+            </w:tcBorders>
+            <w:shd w:fill="FFFFFF" w:val="clear"/>
+            <w:tcMar>
+              <w:top w:type="dxa" w:w="100"/>
+              <w:left w:type="dxa" w:w="140"/>
+              <w:bottom w:type="dxa" w:w="100"/>
+              <w:right w:type="dxa" w:w="140"/>
+            </w:tcMar>
+            <w:vAlign w:val="center"/>
+          </w:tcPr>
+          <w:p>
+            <w:pPr>
+              <w:jc w:val="left"/>
+            </w:pPr>
+            <w:r>
+              <w:rPr>
+                <w:rFonts w:ascii="Open Sans" w:cs="Open Sans" w:eastAsia="Open Sans" w:hAnsi="Open Sans"/>
+                <w:b w:val="false"/>
+                <w:bCs w:val="false"/>
+                <w:color w:val="59595B"/>
+                <w:sz w:val="20"/>
+                <w:szCs w:val="20"/>
+              </w:rPr>
+              <w:t xml:space="preserve">AI can state a confident, wrong answer — like quoting the wrong price</w:t>
+            </w:r>
+          </w:p>
+        </w:tc>
+        <w:tc>
+          <w:tcPr>
+            <w:tcW w:type="dxa" w:w="3701"/>
+            <w:tcBorders>
+              <w:top w:val="single" w:color="E9ECEF" w:sz="4"/>
+              <w:left w:val="single" w:color="E9ECEF" w:sz="4"/>
+              <w:bottom w:val="single" w:color="E9ECEF" w:sz="4"/>
+              <w:right w:val="single" w:color="E9ECEF" w:sz="4"/>
+            </w:tcBorders>
+            <w:shd w:fill="FFFFFF" w:val="clear"/>
+            <w:tcMar>
+              <w:top w:type="dxa" w:w="100"/>
+              <w:left w:type="dxa" w:w="140"/>
+              <w:bottom w:type="dxa" w:w="100"/>
+              <w:right w:type="dxa" w:w="140"/>
+            </w:tcMar>
+            <w:vAlign w:val="center"/>
+          </w:tcPr>
+          <w:p>
+            <w:pPr>
+              <w:jc w:val="left"/>
+            </w:pPr>
+            <w:r>
+              <w:rPr>
+                <w:rFonts w:ascii="Open Sans" w:cs="Open Sans" w:eastAsia="Open Sans" w:hAnsi="Open Sans"/>
+                <w:b w:val="false"/>
+                <w:bCs w:val="false"/>
+                <w:color w:val="59595B"/>
+                <w:sz w:val="20"/>
+                <w:szCs w:val="20"/>
+              </w:rPr>
+              <w:t xml:space="preserve">Human-in-the-loop review on anything customer-facing or money-bound — AI drafts the quote, a person confirms before it is sent</w:t>
+            </w:r>
+          </w:p>
+        </w:tc>
+      </w:tr>
+      <w:tr>
+        <w:trPr>
+          <w:cantSplit/>
+        </w:trPr>
+        <w:tc>
+          <w:tcPr>
+            <w:tcW w:type="dxa" w:w="1959"/>
+            <w:tcBorders>
+              <w:top w:val="single" w:color="E9ECEF" w:sz="4"/>
+              <w:left w:val="single" w:color="E9ECEF" w:sz="4"/>
+              <w:bottom w:val="single" w:color="E9ECEF" w:sz="4"/>
+              <w:right w:val="single" w:color="E9ECEF" w:sz="4"/>
+            </w:tcBorders>
+            <w:shd w:fill="F8F9FA" w:val="clear"/>
+            <w:tcMar>
+              <w:top w:type="dxa" w:w="100"/>
+              <w:left w:type="dxa" w:w="140"/>
+              <w:bottom w:type="dxa" w:w="100"/>
+              <w:right w:type="dxa" w:w="140"/>
+            </w:tcMar>
+            <w:vAlign w:val="center"/>
+          </w:tcPr>
+          <w:p>
+            <w:pPr>
+              <w:jc w:val="left"/>
+            </w:pPr>
+            <w:r>
+              <w:rPr>
+                <w:rFonts w:ascii="Open Sans" w:cs="Open Sans" w:eastAsia="Open Sans" w:hAnsi="Open Sans"/>
+                <w:b w:val="false"/>
+                <w:bCs w:val="false"/>
+                <w:color w:val="59595B"/>
+                <w:sz w:val="20"/>
+                <w:szCs w:val="20"/>
+              </w:rPr>
+              <w:t xml:space="preserve">Data leakage</w:t>
+            </w:r>
+          </w:p>
+        </w:tc>
+        <w:tc>
+          <w:tcPr>
+            <w:tcW w:type="dxa" w:w="3700"/>
+            <w:tcBorders>
+              <w:top w:val="single" w:color="E9ECEF" w:sz="4"/>
+              <w:left w:val="single" w:color="E9ECEF" w:sz="4"/>
+              <w:bottom w:val="single" w:color="E9ECEF" w:sz="4"/>
+              <w:right w:val="single" w:color="E9ECEF" w:sz="4"/>
+            </w:tcBorders>
+            <w:shd w:fill="F8F9FA" w:val="clear"/>
+            <w:tcMar>
+              <w:top w:type="dxa" w:w="100"/>
+              <w:left w:type="dxa" w:w="140"/>
+              <w:bottom w:type="dxa" w:w="100"/>
+              <w:right w:type="dxa" w:w="140"/>
+            </w:tcMar>
+            <w:vAlign w:val="center"/>
+          </w:tcPr>
+          <w:p>
+            <w:pPr>
+              <w:jc w:val="left"/>
+            </w:pPr>
+            <w:r>
+              <w:rPr>
+                <w:rFonts w:ascii="Open Sans" w:cs="Open Sans" w:eastAsia="Open Sans" w:hAnsi="Open Sans"/>
+                <w:b w:val="false"/>
+                <w:bCs w:val="false"/>
+                <w:color w:val="59595B"/>
+                <w:sz w:val="20"/>
+                <w:szCs w:val="20"/>
+              </w:rPr>
+              <w:t xml:space="preserve">Customer contact info pasted into public tools can escape</w:t>
+            </w:r>
+          </w:p>
+        </w:tc>
+        <w:tc>
+          <w:tcPr>
+            <w:tcW w:type="dxa" w:w="3701"/>
+            <w:tcBorders>
+              <w:top w:val="single" w:color="E9ECEF" w:sz="4"/>
+              <w:left w:val="single" w:color="E9ECEF" w:sz="4"/>
+              <w:bottom w:val="single" w:color="E9ECEF" w:sz="4"/>
+              <w:right w:val="single" w:color="E9ECEF" w:sz="4"/>
+            </w:tcBorders>
+            <w:shd w:fill="F8F9FA" w:val="clear"/>
+            <w:tcMar>
+              <w:top w:type="dxa" w:w="100"/>
+              <w:left w:type="dxa" w:w="140"/>
+              <w:bottom w:type="dxa" w:w="100"/>
+              <w:right w:type="dxa" w:w="140"/>
+            </w:tcMar>
+            <w:vAlign w:val="center"/>
+          </w:tcPr>
+          <w:p>
+            <w:pPr>
+              <w:jc w:val="left"/>
+            </w:pPr>
+            <w:r>
+              <w:rPr>
+                <w:rFonts w:ascii="Open Sans" w:cs="Open Sans" w:eastAsia="Open Sans" w:hAnsi="Open Sans"/>
+                <w:b w:val="false"/>
+                <w:bCs w:val="false"/>
+                <w:color w:val="59595B"/>
+                <w:sz w:val="20"/>
+                <w:szCs w:val="20"/>
+              </w:rPr>
+              <w:t xml:space="preserve">Private, governed AI deployments — customer phone numbers, photos, and booking details never touch a public model</w:t>
+            </w:r>
+          </w:p>
+        </w:tc>
+      </w:tr>
+      <w:tr>
+        <w:trPr>
+          <w:cantSplit/>
+        </w:trPr>
+        <w:tc>
+          <w:tcPr>
+            <w:tcW w:type="dxa" w:w="1959"/>
+            <w:tcBorders>
+              <w:top w:val="single" w:color="E9ECEF" w:sz="4"/>
+              <w:left w:val="single" w:color="E9ECEF" w:sz="4"/>
+              <w:bottom w:val="single" w:color="E9ECEF" w:sz="4"/>
+              <w:right w:val="single" w:color="E9ECEF" w:sz="4"/>
+            </w:tcBorders>
+            <w:shd w:fill="FFFFFF" w:val="clear"/>
+            <w:tcMar>
+              <w:top w:type="dxa" w:w="100"/>
+              <w:left w:type="dxa" w:w="140"/>
+              <w:bottom w:type="dxa" w:w="100"/>
+              <w:right w:type="dxa" w:w="140"/>
+            </w:tcMar>
+            <w:vAlign w:val="center"/>
+          </w:tcPr>
+          <w:p>
+            <w:pPr>
+              <w:jc w:val="left"/>
+            </w:pPr>
+            <w:r>
+              <w:rPr>
+                <w:rFonts w:ascii="Open Sans" w:cs="Open Sans" w:eastAsia="Open Sans" w:hAnsi="Open Sans"/>
+                <w:b w:val="false"/>
+                <w:bCs w:val="false"/>
+                <w:color w:val="59595B"/>
+                <w:sz w:val="20"/>
+                <w:szCs w:val="20"/>
+              </w:rPr>
+              <w:t xml:space="preserve">Brand &amp; accountability</w:t>
+            </w:r>
+          </w:p>
+        </w:tc>
+        <w:tc>
+          <w:tcPr>
+            <w:tcW w:type="dxa" w:w="3700"/>
+            <w:tcBorders>
+              <w:top w:val="single" w:color="E9ECEF" w:sz="4"/>
+              <w:left w:val="single" w:color="E9ECEF" w:sz="4"/>
+              <w:bottom w:val="single" w:color="E9ECEF" w:sz="4"/>
+              <w:right w:val="single" w:color="E9ECEF" w:sz="4"/>
+            </w:tcBorders>
+            <w:shd w:fill="FFFFFF" w:val="clear"/>
+            <w:tcMar>
+              <w:top w:type="dxa" w:w="100"/>
+              <w:left w:type="dxa" w:w="140"/>
+              <w:bottom w:type="dxa" w:w="100"/>
+              <w:right w:type="dxa" w:w="140"/>
+            </w:tcMar>
+            <w:vAlign w:val="center"/>
+          </w:tcPr>
+          <w:p>
+            <w:pPr>
+              <w:jc w:val="left"/>
+            </w:pPr>
+            <w:r>
+              <w:rPr>
+                <w:rFonts w:ascii="Open Sans" w:cs="Open Sans" w:eastAsia="Open Sans" w:hAnsi="Open Sans"/>
+                <w:b w:val="false"/>
+                <w:bCs w:val="false"/>
+                <w:color w:val="59595B"/>
+                <w:sz w:val="20"/>
+                <w:szCs w:val="20"/>
+              </w:rPr>
+              <w:t xml:space="preserve">Off-brand or untracked AI replies erode the trust Monaco earned</w:t>
+            </w:r>
+          </w:p>
+        </w:tc>
+        <w:tc>
+          <w:tcPr>
+            <w:tcW w:type="dxa" w:w="3701"/>
+            <w:tcBorders>
+              <w:top w:val="single" w:color="E9ECEF" w:sz="4"/>
+              <w:left w:val="single" w:color="E9ECEF" w:sz="4"/>
+              <w:bottom w:val="single" w:color="E9ECEF" w:sz="4"/>
+              <w:right w:val="single" w:color="E9ECEF" w:sz="4"/>
+            </w:tcBorders>
+            <w:shd w:fill="FFFFFF" w:val="clear"/>
+            <w:tcMar>
+              <w:top w:type="dxa" w:w="100"/>
+              <w:left w:type="dxa" w:w="140"/>
+              <w:bottom w:type="dxa" w:w="100"/>
+              <w:right w:type="dxa" w:w="140"/>
+            </w:tcMar>
+            <w:vAlign w:val="center"/>
+          </w:tcPr>
+          <w:p>
+            <w:pPr>
+              <w:jc w:val="left"/>
+            </w:pPr>
+            <w:r>
+              <w:rPr>
+                <w:rFonts w:ascii="Open Sans" w:cs="Open Sans" w:eastAsia="Open Sans" w:hAnsi="Open Sans"/>
+                <w:b w:val="false"/>
+                <w:bCs w:val="false"/>
+                <w:color w:val="59595B"/>
+                <w:sz w:val="20"/>
+                <w:szCs w:val="20"/>
+              </w:rPr>
+              <w:t xml:space="preserve">Every AI tool inventoried with an owner and brand-voice rules — and led by a CISSP-certified team</w:t>
+            </w:r>
+          </w:p>
+        </w:tc>
+      </w:tr>
+    </w:tbl>
+    <w:p>
+      <w:pPr>
+        <w:spacing w:after="0" w:before="140"/>
+      </w:pPr>
+      <w:r>
+        <w:t xml:space="preserve"/>
+      </w:r>
+    </w:p>
+    <w:p>
+      <w:pPr>
+        <w:pStyle w:val="Heading2"/>
+        <w:keepNext/>
+        <w:keepLines/>
+        <w:spacing w:after="120" w:before="280"/>
+      </w:pPr>
+      <w:r>
+        <w:rPr>
+          <w:rFonts w:ascii="Open Sans" w:cs="Open Sans" w:eastAsia="Open Sans" w:hAnsi="Open Sans"/>
+          <w:b/>
+          <w:bCs/>
+          <w:color w:val="006DB6"/>
+          <w:sz w:val="26"/>
+          <w:szCs w:val="26"/>
+        </w:rPr>
+        <w:t xml:space="preserve">What Comparable Businesses Are Already Doing</w:t>
+      </w:r>
+    </w:p>
+    <w:p>
+      <w:pPr>
+        <w:pStyle w:val="ListParagraph"/>
+        <w:numPr>
+          <w:ilvl w:val="0"/>
+          <w:numId w:val="2"/>
+        </w:numPr>
+        <w:spacing w:after="80" w:before="40" w:line="300"/>
+      </w:pPr>
+      <w:r>
+        <w:rPr>
+          <w:rFonts w:ascii="Open Sans" w:cs="Open Sans" w:eastAsia="Open Sans" w:hAnsi="Open Sans"/>
+          <w:color w:val="59595B"/>
+          <w:sz w:val="22"/>
+          <w:szCs w:val="22"/>
+        </w:rPr>
+        <w:t xml:space="preserve">Local auto-services shops: detailers and tire shops are automating post-service review requests to climb the Google Map Pack — turning every finished job into a ranking signal competitors never capture.</w:t>
+      </w:r>
+    </w:p>
+    <w:p>
+      <w:pPr>
+        <w:pStyle w:val="ListParagraph"/>
+        <w:numPr>
+          <w:ilvl w:val="0"/>
+          <w:numId w:val="2"/>
+        </w:numPr>
+        <w:spacing w:after="80" w:before="40" w:line="300"/>
+      </w:pPr>
+      <w:r>
+        <w:rPr>
+          <w:rFonts w:ascii="Open Sans" w:cs="Open Sans" w:eastAsia="Open Sans" w:hAnsi="Open Sans"/>
+          <w:color w:val="59595B"/>
+          <w:sz w:val="22"/>
+          <w:szCs w:val="22"/>
+        </w:rPr>
+        <w:t xml:space="preserve">Mobile service brands: home-service and mobile-repair operators are using AI to answer and quote after-hours inquiries, capturing weekend demand that used to go to voicemail.</w:t>
+      </w:r>
+    </w:p>
+    <w:p>
+      <w:pPr>
+        <w:pStyle w:val="ListParagraph"/>
+        <w:numPr>
+          <w:ilvl w:val="0"/>
+          <w:numId w:val="2"/>
+        </w:numPr>
+        <w:spacing w:after="80" w:before="40" w:line="300"/>
+      </w:pPr>
+      <w:r>
+        <w:rPr>
+          <w:rFonts w:ascii="Open Sans" w:cs="Open Sans" w:eastAsia="Open Sans" w:hAnsi="Open Sans"/>
+          <w:color w:val="59595B"/>
+          <w:sz w:val="22"/>
+          <w:szCs w:val="22"/>
+        </w:rPr>
+        <w:t xml:space="preserve">Visual trades: businesses whose work is inherently photogenic (body shops, landscapers, restylers) are running automated before/after content engines to grow social reach without a marketing hire.</w:t>
+      </w:r>
+    </w:p>
+    <w:p>
+      <w:pPr>
+        <w:spacing w:after="140" w:before="40" w:line="320"/>
+        <w:jc w:val="both"/>
+      </w:pPr>
+      <w:r>
+        <w:rPr>
+          <w:rFonts w:ascii="Open Sans" w:cs="Open Sans" w:eastAsia="Open Sans" w:hAnsi="Open Sans"/>
+          <w:b w:val="false"/>
+          <w:bCs w:val="false"/>
+          <w:i/>
+          <w:iCs/>
+          <w:color w:val="59595B"/>
+          <w:sz w:val="19"/>
+          <w:szCs w:val="19"/>
+        </w:rPr>
+        <w:t xml:space="preserve">These are representative directions of travel across comparable industries, not guarantees; Monaco's own numbers would be confirmed as the program runs. Technijian's specific builds appear in Section 07 (Capability Proof) and the impact is modeled in Section 10.</w:t>
+      </w:r>
+    </w:p>
+    <w:p>
+      <w:pPr>
+        <w:spacing w:after="0" w:before="140"/>
+      </w:pPr>
+      <w:r>
+        <w:t xml:space="preserve"/>
+      </w:r>
+    </w:p>
+    <w:p>
+      <w:pPr>
+        <w:pStyle w:val="Heading2"/>
+        <w:keepNext/>
+        <w:keepLines/>
+        <w:spacing w:after="120" w:before="280"/>
+      </w:pPr>
+      <w:r>
+        <w:rPr>
+          <w:rFonts w:ascii="Open Sans" w:cs="Open Sans" w:eastAsia="Open Sans" w:hAnsi="Open Sans"/>
+          <w:b/>
+          <w:bCs/>
+          <w:color w:val="006DB6"/>
+          <w:sz w:val="26"/>
+          <w:szCs w:val="26"/>
+        </w:rPr>
+        <w:t xml:space="preserve">A Day in the Life — Javon and the Monaco Front Desk</w:t>
+      </w:r>
+    </w:p>
+    <w:tbl>
+      <w:tblPr>
+        <w:tblW w:type="dxa" w:w="9360"/>
+        <w:tblBorders>
+          <w:top w:val="single" w:color="auto" w:sz="4"/>
+          <w:left w:val="single" w:color="auto" w:sz="4"/>
+          <w:bottom w:val="single" w:color="auto" w:sz="4"/>
+          <w:right w:val="single" w:color="auto" w:sz="4"/>
+          <w:insideH w:val="single" w:color="auto" w:sz="4"/>
+          <w:insideV w:val="single" w:color="auto" w:sz="4"/>
+        </w:tblBorders>
+      </w:tblPr>
+      <w:tblGrid>
+        <w:gridCol w:w="80"/>
+        <w:gridCol w:w="9280"/>
+      </w:tblGrid>
+      <w:tr>
+        <w:trPr>
+          <w:cantSplit/>
+        </w:trPr>
+        <w:tc>
+          <w:tcPr>
+            <w:tcW w:type="dxa" w:w="80"/>
+            <w:tcBorders>
+              <w:top w:val="none" w:color="FFFFFF" w:sz="0"/>
+              <w:left w:val="none" w:color="FFFFFF" w:sz="0"/>
+              <w:bottom w:val="none" w:color="FFFFFF" w:sz="0"/>
+              <w:right w:val="none" w:color="FFFFFF" w:sz="0"/>
+            </w:tcBorders>
+            <w:shd w:fill="006DB6" w:val="clear"/>
+          </w:tcPr>
+          <w:p>
+            <w:r>
+              <w:t xml:space="preserve"/>
+            </w:r>
+          </w:p>
+        </w:tc>
+        <w:tc>
+          <w:tcPr>
+            <w:tcW w:type="dxa" w:w="9280"/>
+            <w:tcBorders>
+              <w:top w:val="none" w:color="FFFFFF" w:sz="0"/>
+              <w:left w:val="none" w:color="FFFFFF" w:sz="0"/>
+              <w:bottom w:val="none" w:color="FFFFFF" w:sz="0"/>
+              <w:right w:val="none" w:color="FFFFFF" w:sz="0"/>
+            </w:tcBorders>
+            <w:shd w:fill="F8F9FA" w:val="clear"/>
+            <w:tcMar>
+              <w:top w:type="dxa" w:w="160"/>
+              <w:left w:type="dxa" w:w="240"/>
+              <w:bottom w:type="dxa" w:w="160"/>
+              <w:right w:type="dxa" w:w="200"/>
+            </w:tcMar>
+          </w:tcPr>
+          <w:p>
+            <w:pPr>
+              <w:keepNext/>
+              <w:keepLines/>
+              <w:spacing w:after="80" w:before="80"/>
+            </w:pPr>
+            <w:r>
+              <w:rPr>
+                <w:rFonts w:ascii="Open Sans" w:cs="Open Sans" w:eastAsia="Open Sans" w:hAnsi="Open Sans"/>
+                <w:b/>
+                <w:bCs/>
+                <w:color w:val="006DB6"/>
+                <w:sz w:val="22"/>
+                <w:szCs w:val="22"/>
+              </w:rPr>
+              <w:t xml:space="preserve">Before vs. After AI</w:t>
+            </w:r>
+          </w:p>
+          <w:p>
+            <w:pPr>
+              <w:keepNext/>
+              <w:keepLines/>
+              <w:spacing w:after="60" w:before="40" w:line="300"/>
+            </w:pPr>
+            <w:r>
+              <w:rPr>
+                <w:rFonts w:ascii="Open Sans" w:cs="Open Sans" w:eastAsia="Open Sans" w:hAnsi="Open Sans"/>
+                <w:color w:val="59595B"/>
+                <w:sz w:val="20"/>
+                <w:szCs w:val="20"/>
+              </w:rPr>
+              <w:t xml:space="preserve">TODAY: A customer texts a photo of a curb-rashed wheel at 9pm on Saturday. The message sits unanswered until Monday; by then they have booked with a competitor who is open weekends. Javon spends his mornings returning calls, re-quoting the same jobs, and chasing reviews by hand — three out of four bookings still run through a manual phone or text exchange.</w:t>
+            </w:r>
+          </w:p>
+          <w:p>
+            <w:pPr>
+              <w:keepNext w:val="false"/>
+              <w:keepLines/>
+              <w:spacing w:after="60" w:before="40" w:line="300"/>
+            </w:pPr>
+            <w:r>
+              <w:rPr>
+                <w:rFonts w:ascii="Open Sans" w:cs="Open Sans" w:eastAsia="Open Sans" w:hAnsi="Open Sans"/>
+                <w:color w:val="59595B"/>
+                <w:sz w:val="20"/>
+                <w:szCs w:val="20"/>
+              </w:rPr>
+              <w:t xml:space="preserve">WITH AI: The Saturday text gets an instant, on-brand reply with a quote range and a booking slot; Monday's schedule is already half-full. The moment a job is marked done, the customer gets a one-tap review link, and the finished wheel becomes a scheduled before/after post. Javon reviews and approves — the expertise is captured in a system, so the same standard holds whether it is Costa Mesa or the new San Clemente brand.</w:t>
+            </w:r>
+          </w:p>
+        </w:tc>
+      </w:tr>
+    </w:tbl>
+    <w:p>
+      <w:pPr>
+        <w:spacing w:after="0" w:before="140"/>
+      </w:pPr>
+      <w:r>
+        <w:t xml:space="preserve"/>
+      </w:r>
+    </w:p>
+    <w:p>
+      <w:pPr>
+        <w:pStyle w:val="Heading2"/>
+        <w:keepNext/>
+        <w:keepLines/>
+        <w:spacing w:after="120" w:before="280"/>
+      </w:pPr>
+      <w:r>
+        <w:rPr>
+          <w:rFonts w:ascii="Open Sans" w:cs="Open Sans" w:eastAsia="Open Sans" w:hAnsi="Open Sans"/>
+          <w:b/>
+          <w:bCs/>
+          <w:color w:val="006DB6"/>
+          <w:sz w:val="26"/>
+          <w:szCs w:val="26"/>
+        </w:rPr>
+        <w:t xml:space="preserve">Why a Partner — vs. Hiring or Doing It Yourself</w:t>
+      </w:r>
+    </w:p>
+    <w:tbl>
+      <w:tblPr>
+        <w:tblW w:type="dxa" w:w="9360"/>
+        <w:tblBorders>
+          <w:top w:val="single" w:color="auto" w:sz="4"/>
+          <w:left w:val="single" w:color="auto" w:sz="4"/>
+          <w:bottom w:val="single" w:color="auto" w:sz="4"/>
+          <w:right w:val="single" w:color="auto" w:sz="4"/>
+          <w:insideH w:val="single" w:color="auto" w:sz="4"/>
+          <w:insideV w:val="single" w:color="auto" w:sz="4"/>
+        </w:tblBorders>
+      </w:tblPr>
+      <w:tblGrid>
+        <w:gridCol w:w="2269"/>
+        <w:gridCol w:w="7091"/>
+      </w:tblGrid>
+      <w:tr>
+        <w:trPr>
+          <w:cantSplit/>
+          <w:tblHeader/>
+        </w:trPr>
+        <w:tc>
+          <w:tcPr>
+            <w:tcW w:type="dxa" w:w="2269"/>
+            <w:tcBorders>
+              <w:top w:val="single" w:color="E9ECEF" w:sz="4"/>
+              <w:left w:val="single" w:color="E9ECEF" w:sz="4"/>
+              <w:bottom w:val="single" w:color="E9ECEF" w:sz="4"/>
+              <w:right w:val="single" w:color="E9ECEF" w:sz="4"/>
+            </w:tcBorders>
+            <w:shd w:fill="006DB6" w:val="clear"/>
+            <w:tcMar>
+              <w:top w:type="dxa" w:w="120"/>
+              <w:left w:type="dxa" w:w="140"/>
+              <w:bottom w:type="dxa" w:w="120"/>
+              <w:right w:type="dxa" w:w="140"/>
+            </w:tcMar>
+            <w:vAlign w:val="center"/>
+          </w:tcPr>
+          <w:p>
+            <w:pPr>
+              <w:jc w:val="left"/>
+            </w:pPr>
+            <w:r>
+              <w:rPr>
+                <w:rFonts w:ascii="Open Sans" w:cs="Open Sans" w:eastAsia="Open Sans" w:hAnsi="Open Sans"/>
+                <w:b/>
+                <w:bCs/>
+                <w:color w:val="FFFFFF"/>
+                <w:sz w:val="20"/>
+                <w:szCs w:val="20"/>
+              </w:rPr>
+              <w:t xml:space="preserve">Path</w:t>
+            </w:r>
+          </w:p>
+        </w:tc>
+        <w:tc>
+          <w:tcPr>
+            <w:tcW w:type="dxa" w:w="7091"/>
+            <w:tcBorders>
+              <w:top w:val="single" w:color="E9ECEF" w:sz="4"/>
+              <w:left w:val="single" w:color="E9ECEF" w:sz="4"/>
+              <w:bottom w:val="single" w:color="E9ECEF" w:sz="4"/>
+              <w:right w:val="single" w:color="E9ECEF" w:sz="4"/>
+            </w:tcBorders>
+            <w:shd w:fill="006DB6" w:val="clear"/>
+            <w:tcMar>
+              <w:top w:type="dxa" w:w="120"/>
+              <w:left w:type="dxa" w:w="140"/>
+              <w:bottom w:type="dxa" w:w="120"/>
+              <w:right w:type="dxa" w:w="140"/>
+            </w:tcMar>
+            <w:vAlign w:val="center"/>
+          </w:tcPr>
+          <w:p>
+            <w:pPr>
+              <w:jc w:val="left"/>
+            </w:pPr>
+            <w:r>
+              <w:rPr>
+                <w:rFonts w:ascii="Open Sans" w:cs="Open Sans" w:eastAsia="Open Sans" w:hAnsi="Open Sans"/>
+                <w:b/>
+                <w:bCs/>
+                <w:color w:val="FFFFFF"/>
+                <w:sz w:val="20"/>
+                <w:szCs w:val="20"/>
+              </w:rPr>
+              <w:t xml:space="preserve">Reality</w:t>
+            </w:r>
+          </w:p>
+        </w:tc>
+      </w:tr>
+      <w:tr>
+        <w:trPr>
+          <w:cantSplit/>
+        </w:trPr>
+        <w:tc>
+          <w:tcPr>
+            <w:tcW w:type="dxa" w:w="2269"/>
+            <w:tcBorders>
+              <w:top w:val="single" w:color="E9ECEF" w:sz="4"/>
+              <w:left w:val="single" w:color="E9ECEF" w:sz="4"/>
+              <w:bottom w:val="single" w:color="E9ECEF" w:sz="4"/>
+              <w:right w:val="single" w:color="E9ECEF" w:sz="4"/>
+            </w:tcBorders>
+            <w:shd w:fill="FFFFFF" w:val="clear"/>
+            <w:tcMar>
+              <w:top w:type="dxa" w:w="100"/>
+              <w:left w:type="dxa" w:w="140"/>
+              <w:bottom w:type="dxa" w:w="100"/>
+              <w:right w:type="dxa" w:w="140"/>
+            </w:tcMar>
+            <w:vAlign w:val="center"/>
+          </w:tcPr>
+          <w:p>
+            <w:pPr>
+              <w:jc w:val="left"/>
+            </w:pPr>
+            <w:r>
+              <w:rPr>
+                <w:rFonts w:ascii="Open Sans" w:cs="Open Sans" w:eastAsia="Open Sans" w:hAnsi="Open Sans"/>
+                <w:b w:val="false"/>
+                <w:bCs w:val="false"/>
+                <w:color w:val="59595B"/>
+                <w:sz w:val="20"/>
+                <w:szCs w:val="20"/>
+              </w:rPr>
+              <w:t xml:space="preserve">DIY tools</w:t>
+            </w:r>
+          </w:p>
+        </w:tc>
+        <w:tc>
+          <w:tcPr>
+            <w:tcW w:type="dxa" w:w="7091"/>
+            <w:tcBorders>
+              <w:top w:val="single" w:color="E9ECEF" w:sz="4"/>
+              <w:left w:val="single" w:color="E9ECEF" w:sz="4"/>
+              <w:bottom w:val="single" w:color="E9ECEF" w:sz="4"/>
+              <w:right w:val="single" w:color="E9ECEF" w:sz="4"/>
+            </w:tcBorders>
+            <w:shd w:fill="FFFFFF" w:val="clear"/>
+            <w:tcMar>
+              <w:top w:type="dxa" w:w="100"/>
+              <w:left w:type="dxa" w:w="140"/>
+              <w:bottom w:type="dxa" w:w="100"/>
+              <w:right w:type="dxa" w:w="140"/>
+            </w:tcMar>
+            <w:vAlign w:val="center"/>
+          </w:tcPr>
+          <w:p>
+            <w:pPr>
+              <w:jc w:val="left"/>
+            </w:pPr>
+            <w:r>
+              <w:rPr>
+                <w:rFonts w:ascii="Open Sans" w:cs="Open Sans" w:eastAsia="Open Sans" w:hAnsi="Open Sans"/>
+                <w:b w:val="false"/>
+                <w:bCs w:val="false"/>
+                <w:color w:val="59595B"/>
+                <w:sz w:val="20"/>
+                <w:szCs w:val="20"/>
+              </w:rPr>
+              <w:t xml:space="preserve">Inexpensive, but Monaco assembles, secures, and governs everything — and owns the three risks above alone, on top of running the shop</w:t>
+            </w:r>
+          </w:p>
+        </w:tc>
+      </w:tr>
+      <w:tr>
+        <w:trPr>
+          <w:cantSplit/>
+        </w:trPr>
+        <w:tc>
+          <w:tcPr>
+            <w:tcW w:type="dxa" w:w="2269"/>
+            <w:tcBorders>
+              <w:top w:val="single" w:color="E9ECEF" w:sz="4"/>
+              <w:left w:val="single" w:color="E9ECEF" w:sz="4"/>
+              <w:bottom w:val="single" w:color="E9ECEF" w:sz="4"/>
+              <w:right w:val="single" w:color="E9ECEF" w:sz="4"/>
+            </w:tcBorders>
+            <w:shd w:fill="F8F9FA" w:val="clear"/>
+            <w:tcMar>
+              <w:top w:type="dxa" w:w="100"/>
+              <w:left w:type="dxa" w:w="140"/>
+              <w:bottom w:type="dxa" w:w="100"/>
+              <w:right w:type="dxa" w:w="140"/>
+            </w:tcMar>
+            <w:vAlign w:val="center"/>
+          </w:tcPr>
+          <w:p>
+            <w:pPr>
+              <w:jc w:val="left"/>
+            </w:pPr>
+            <w:r>
+              <w:rPr>
+                <w:rFonts w:ascii="Open Sans" w:cs="Open Sans" w:eastAsia="Open Sans" w:hAnsi="Open Sans"/>
+                <w:b w:val="false"/>
+                <w:bCs w:val="false"/>
+                <w:color w:val="59595B"/>
+                <w:sz w:val="20"/>
+                <w:szCs w:val="20"/>
+              </w:rPr>
+              <w:t xml:space="preserve">Hire in-house</w:t>
+            </w:r>
+          </w:p>
+        </w:tc>
+        <w:tc>
+          <w:tcPr>
+            <w:tcW w:type="dxa" w:w="7091"/>
+            <w:tcBorders>
+              <w:top w:val="single" w:color="E9ECEF" w:sz="4"/>
+              <w:left w:val="single" w:color="E9ECEF" w:sz="4"/>
+              <w:bottom w:val="single" w:color="E9ECEF" w:sz="4"/>
+              <w:right w:val="single" w:color="E9ECEF" w:sz="4"/>
+            </w:tcBorders>
+            <w:shd w:fill="F8F9FA" w:val="clear"/>
+            <w:tcMar>
+              <w:top w:type="dxa" w:w="100"/>
+              <w:left w:type="dxa" w:w="140"/>
+              <w:bottom w:type="dxa" w:w="100"/>
+              <w:right w:type="dxa" w:w="140"/>
+            </w:tcMar>
+            <w:vAlign w:val="center"/>
+          </w:tcPr>
+          <w:p>
+            <w:pPr>
+              <w:jc w:val="left"/>
+            </w:pPr>
+            <w:r>
+              <w:rPr>
+                <w:rFonts w:ascii="Open Sans" w:cs="Open Sans" w:eastAsia="Open Sans" w:hAnsi="Open Sans"/>
+                <w:b w:val="false"/>
+                <w:bCs w:val="false"/>
+                <w:color w:val="59595B"/>
+                <w:sz w:val="20"/>
+                <w:szCs w:val="20"/>
+              </w:rPr>
+              <w:t xml:space="preserve">A capable marketing/AI hire typically costs $70K–$120K+/year and is hard to find, and one person cannot cover SEO, content, booking, and security</w:t>
+            </w:r>
+          </w:p>
+        </w:tc>
+      </w:tr>
+      <w:tr>
+        <w:trPr>
+          <w:cantSplit/>
+        </w:trPr>
+        <w:tc>
+          <w:tcPr>
+            <w:tcW w:type="dxa" w:w="2269"/>
+            <w:tcBorders>
+              <w:top w:val="single" w:color="E9ECEF" w:sz="4"/>
+              <w:left w:val="single" w:color="E9ECEF" w:sz="4"/>
+              <w:bottom w:val="single" w:color="E9ECEF" w:sz="4"/>
+              <w:right w:val="single" w:color="E9ECEF" w:sz="4"/>
+            </w:tcBorders>
+            <w:shd w:fill="FFFFFF" w:val="clear"/>
+            <w:tcMar>
+              <w:top w:type="dxa" w:w="100"/>
+              <w:left w:type="dxa" w:w="140"/>
+              <w:bottom w:type="dxa" w:w="100"/>
+              <w:right w:type="dxa" w:w="140"/>
+            </w:tcMar>
+            <w:vAlign w:val="center"/>
+          </w:tcPr>
+          <w:p>
+            <w:pPr>
+              <w:jc w:val="left"/>
+            </w:pPr>
+            <w:r>
+              <w:rPr>
+                <w:rFonts w:ascii="Open Sans" w:cs="Open Sans" w:eastAsia="Open Sans" w:hAnsi="Open Sans"/>
+                <w:b/>
+                <w:bCs/>
+                <w:color w:val="59595B"/>
+                <w:sz w:val="20"/>
+                <w:szCs w:val="20"/>
+              </w:rPr>
+              <w:t xml:space="preserve">Partner (Technijian)</w:t>
+            </w:r>
+          </w:p>
+        </w:tc>
+        <w:tc>
+          <w:tcPr>
+            <w:tcW w:type="dxa" w:w="7091"/>
+            <w:tcBorders>
+              <w:top w:val="single" w:color="E9ECEF" w:sz="4"/>
+              <w:left w:val="single" w:color="E9ECEF" w:sz="4"/>
+              <w:bottom w:val="single" w:color="E9ECEF" w:sz="4"/>
+              <w:right w:val="single" w:color="E9ECEF" w:sz="4"/>
+            </w:tcBorders>
+            <w:shd w:fill="FFFFFF" w:val="clear"/>
+            <w:tcMar>
+              <w:top w:type="dxa" w:w="100"/>
+              <w:left w:type="dxa" w:w="140"/>
+              <w:bottom w:type="dxa" w:w="100"/>
+              <w:right w:type="dxa" w:w="140"/>
+            </w:tcMar>
+            <w:vAlign w:val="center"/>
+          </w:tcPr>
+          <w:p>
+            <w:pPr>
+              <w:jc w:val="left"/>
+            </w:pPr>
+            <w:r>
+              <w:rPr>
+                <w:rFonts w:ascii="Open Sans" w:cs="Open Sans" w:eastAsia="Open Sans" w:hAnsi="Open Sans"/>
+                <w:b/>
+                <w:bCs/>
+                <w:color w:val="59595B"/>
+                <w:sz w:val="20"/>
+                <w:szCs w:val="20"/>
+              </w:rPr>
+              <w:t xml:space="preserve">Strategy, build, and security in one team at a fraction of a hire — with proven builds and CISSP-led security</w:t>
+            </w:r>
+          </w:p>
+        </w:tc>
+      </w:tr>
+    </w:tbl>
+    <w:p>
+      <w:pPr>
+        <w:spacing w:after="140" w:before="100" w:line="320"/>
+        <w:jc w:val="both"/>
+      </w:pPr>
+      <w:r>
+        <w:rPr>
+          <w:rFonts w:ascii="Open Sans" w:cs="Open Sans" w:eastAsia="Open Sans" w:hAnsi="Open Sans"/>
+          <w:b w:val="false"/>
+          <w:bCs w:val="false"/>
+          <w:i/>
+          <w:iCs/>
+          <w:color w:val="59595B"/>
+          <w:sz w:val="18"/>
+          <w:szCs w:val="18"/>
+        </w:rPr>
+        <w:t xml:space="preserve">Sources cited in this section: MIT Sloan Management (AI literacy); Anthropic (AI system design); the widely-used five-stage AI maturity model (consistent with Gartner and Google Cloud frameworks); U.S. NIST AI Risk Management Framework. Full references in the Appendix.</w:t>
+      </w:r>
+    </w:p>
+    <w:p>
+      <w:pPr>
+        <w:pStyle w:val="Heading1"/>
+        <w:keepNext/>
+        <w:pageBreakBefore/>
+        <w:spacing w:after="120" w:before="0" w:line="240"/>
+      </w:pPr>
+      <w:r>
+        <w:rPr>
+          <w:rFonts w:ascii="Open Sans" w:cs="Open Sans" w:eastAsia="Open Sans" w:hAnsi="Open Sans"/>
+          <w:color w:val="FFFFFF"/>
+          <w:sz w:val="2"/>
+          <w:szCs w:val="2"/>
+        </w:rPr>
+        <w:t xml:space="preserve">09  How AI Transforms Monaco's Growth Engine</w:t>
+      </w:r>
+    </w:p>
+    <w:tbl>
+      <w:tblPr>
+        <w:tblW w:type="dxa" w:w="9360"/>
+        <w:tblBorders>
+          <w:top w:val="none" w:color="FFFFFF" w:sz="0"/>
+          <w:left w:val="none" w:color="FFFFFF" w:sz="0"/>
+          <w:bottom w:val="none" w:color="FFFFFF" w:sz="0"/>
+          <w:right w:val="none" w:color="FFFFFF" w:sz="0"/>
+          <w:insideH w:val="single" w:color="auto" w:sz="4"/>
+          <w:insideV w:val="single" w:color="auto" w:sz="4"/>
+        </w:tblBorders>
+      </w:tblPr>
+      <w:tblGrid>
+        <w:gridCol w:w="120"/>
+        <w:gridCol w:w="9240"/>
+      </w:tblGrid>
+      <w:tr>
+        <w:tc>
+          <w:tcPr>
+            <w:tcW w:type="dxa" w:w="120"/>
+            <w:tcBorders>
+              <w:top w:val="none" w:color="FFFFFF" w:sz="0"/>
+              <w:left w:val="none" w:color="FFFFFF" w:sz="0"/>
+              <w:bottom w:val="none" w:color="FFFFFF" w:sz="0"/>
+              <w:right w:val="none" w:color="FFFFFF" w:sz="0"/>
+            </w:tcBorders>
+            <w:shd w:fill="006DB6" w:val="clear"/>
+          </w:tcPr>
+          <w:p>
+            <w:r>
+              <w:t xml:space="preserve"/>
+            </w:r>
+          </w:p>
+        </w:tc>
+        <w:tc>
+          <w:tcPr>
+            <w:tcW w:type="dxa" w:w="9240"/>
+            <w:tcBorders>
+              <w:top w:val="none" w:color="FFFFFF" w:sz="0"/>
+              <w:left w:val="none" w:color="FFFFFF" w:sz="0"/>
+              <w:bottom w:val="none" w:color="FFFFFF" w:sz="0"/>
+              <w:right w:val="none" w:color="FFFFFF" w:sz="0"/>
+            </w:tcBorders>
+            <w:tcMar>
+              <w:top w:type="dxa" w:w="100"/>
+              <w:left w:type="dxa" w:w="200"/>
+              <w:bottom w:type="dxa" w:w="100"/>
+              <w:right w:type="dxa" w:w="0"/>
+            </w:tcMar>
+            <w:vAlign w:val="center"/>
+          </w:tcPr>
+          <w:p>
+            <w:r>
+              <w:rPr>
+                <w:rFonts w:ascii="Open Sans" w:cs="Open Sans" w:eastAsia="Open Sans" w:hAnsi="Open Sans"/>
+                <w:b/>
+                <w:bCs/>
+                <w:color w:val="006DB6"/>
+                <w:sz w:val="34"/>
+                <w:szCs w:val="34"/>
+              </w:rPr>
+              <w:t xml:space="preserve">09  How AI Transforms Monaco's Growth Engine</w:t>
             </w:r>
           </w:p>
         </w:tc>
@@ -10557,7 +13382,7 @@
           <w:sz w:val="18"/>
           <w:szCs w:val="18"/>
         </w:rPr>
-        <w:t xml:space="preserve">Figure 8.0 — Monaco AI Growth Engine: Three-Channel Architecture</w:t>
+        <w:t xml:space="preserve">Figure 9.0 — Monaco AI Growth Engine: Three-Channel Architecture</w:t>
       </w:r>
     </w:p>
     <w:p>
@@ -12753,7 +15578,8 @@
       <w:pPr>
         <w:pStyle w:val="Heading1"/>
         <w:keepNext/>
-        <w:spacing w:after="120" w:before="480" w:line="240"/>
+        <w:pageBreakBefore/>
+        <w:spacing w:after="120" w:before="0" w:line="240"/>
       </w:pPr>
       <w:r>
         <w:rPr>
@@ -12762,7 +15588,7 @@
           <w:sz w:val="2"/>
           <w:szCs w:val="2"/>
         </w:rPr>
-        <w:t xml:space="preserve">09  Business Impact &amp; Service Investment</w:t>
+        <w:t xml:space="preserve">10  Business Impact &amp; Service Investment</w:t>
       </w:r>
     </w:p>
     <w:tbl>
@@ -12826,7 +15652,7 @@
                 <w:sz w:val="34"/>
                 <w:szCs w:val="34"/>
               </w:rPr>
-              <w:t xml:space="preserve">09  Business Impact &amp; Service Investment</w:t>
+              <w:t xml:space="preserve">10  Business Impact &amp; Service Investment</w:t>
             </w:r>
           </w:p>
         </w:tc>
@@ -12835,6 +15661,148 @@
     <w:p>
       <w:pPr>
         <w:spacing w:after="0" w:before="100"/>
+      </w:pPr>
+      <w:r>
+        <w:t xml:space="preserve"/>
+      </w:r>
+    </w:p>
+    <w:p>
+      <w:pPr>
+        <w:spacing w:after="140" w:before="0" w:line="320"/>
+        <w:jc w:val="both"/>
+      </w:pPr>
+      <w:r>
+        <w:rPr>
+          <w:rFonts w:ascii="Open Sans" w:cs="Open Sans" w:eastAsia="Open Sans" w:hAnsi="Open Sans"/>
+          <w:b w:val="false"/>
+          <w:bCs w:val="false"/>
+          <w:i w:val="false"/>
+          <w:iCs w:val="false"/>
+          <w:color w:val="59595B"/>
+          <w:sz w:val="22"/>
+          <w:szCs w:val="22"/>
+        </w:rPr>
+        <w:t xml:space="preserve">Technijian's engagement with Monaco is structured to prove value before it asks for scale: a focused, fixed-price entry pilot that delivers measurable lift in the first 90 days, followed by the full program once the engine is validated. All pricing is based on published Technijian service rates. ROI projections are illustrative estimates — exact figures should be confirmed against Monaco's real booking values and conversion rates.</w:t>
+      </w:r>
+    </w:p>
+    <w:p>
+      <w:pPr>
+        <w:spacing w:after="0" w:before="120"/>
+      </w:pPr>
+      <w:r>
+        <w:t xml:space="preserve"/>
+      </w:r>
+    </w:p>
+    <w:tbl>
+      <w:tblPr>
+        <w:tblW w:type="dxa" w:w="9360"/>
+        <w:tblBorders>
+          <w:top w:val="single" w:color="auto" w:sz="4"/>
+          <w:left w:val="single" w:color="auto" w:sz="4"/>
+          <w:bottom w:val="single" w:color="auto" w:sz="4"/>
+          <w:right w:val="single" w:color="auto" w:sz="4"/>
+          <w:insideH w:val="single" w:color="auto" w:sz="4"/>
+          <w:insideV w:val="single" w:color="auto" w:sz="4"/>
+        </w:tblBorders>
+      </w:tblPr>
+      <w:tblGrid>
+        <w:gridCol w:w="80"/>
+        <w:gridCol w:w="9280"/>
+      </w:tblGrid>
+      <w:tr>
+        <w:trPr>
+          <w:cantSplit/>
+        </w:trPr>
+        <w:tc>
+          <w:tcPr>
+            <w:tcW w:type="dxa" w:w="80"/>
+            <w:tcBorders>
+              <w:top w:val="none" w:color="FFFFFF" w:sz="0"/>
+              <w:left w:val="none" w:color="FFFFFF" w:sz="0"/>
+              <w:bottom w:val="none" w:color="FFFFFF" w:sz="0"/>
+              <w:right w:val="none" w:color="FFFFFF" w:sz="0"/>
+            </w:tcBorders>
+            <w:shd w:fill="F67D4B" w:val="clear"/>
+          </w:tcPr>
+          <w:p>
+            <w:r>
+              <w:t xml:space="preserve"/>
+            </w:r>
+          </w:p>
+        </w:tc>
+        <w:tc>
+          <w:tcPr>
+            <w:tcW w:type="dxa" w:w="9280"/>
+            <w:tcBorders>
+              <w:top w:val="none" w:color="FFFFFF" w:sz="0"/>
+              <w:left w:val="none" w:color="FFFFFF" w:sz="0"/>
+              <w:bottom w:val="none" w:color="FFFFFF" w:sz="0"/>
+              <w:right w:val="none" w:color="FFFFFF" w:sz="0"/>
+            </w:tcBorders>
+            <w:shd w:fill="F8F9FA" w:val="clear"/>
+            <w:tcMar>
+              <w:top w:type="dxa" w:w="160"/>
+              <w:left w:type="dxa" w:w="240"/>
+              <w:bottom w:type="dxa" w:w="160"/>
+              <w:right w:type="dxa" w:w="200"/>
+            </w:tcMar>
+          </w:tcPr>
+          <w:p>
+            <w:pPr>
+              <w:keepNext/>
+              <w:keepLines/>
+              <w:spacing w:after="80" w:before="80"/>
+            </w:pPr>
+            <w:r>
+              <w:rPr>
+                <w:rFonts w:ascii="Open Sans" w:cs="Open Sans" w:eastAsia="Open Sans" w:hAnsi="Open Sans"/>
+                <w:b/>
+                <w:bCs/>
+                <w:color w:val="F67D4B"/>
+                <w:sz w:val="22"/>
+                <w:szCs w:val="22"/>
+              </w:rPr>
+              <w:t xml:space="preserve">AI as a Managed Investment — Not a Leap of Faith</w:t>
+            </w:r>
+          </w:p>
+          <w:p>
+            <w:pPr>
+              <w:keepNext/>
+              <w:keepLines/>
+              <w:spacing w:after="60" w:before="40" w:line="300"/>
+            </w:pPr>
+            <w:r>
+              <w:rPr>
+                <w:rFonts w:ascii="Open Sans" w:cs="Open Sans" w:eastAsia="Open Sans" w:hAnsi="Open Sans"/>
+                <w:color w:val="59595B"/>
+                <w:sz w:val="20"/>
+                <w:szCs w:val="20"/>
+              </w:rPr>
+              <w:t xml:space="preserve">The reason most AI spending disappoints is rarely the technology — it is the lack of measurement. Widely-cited industry surveys find that most companies now use AI in some form, but only a minority report a clear profit impact; the difference is discipline, not budget.</w:t>
+            </w:r>
+          </w:p>
+          <w:p>
+            <w:pPr>
+              <w:keepNext w:val="false"/>
+              <w:keepLines/>
+              <w:spacing w:after="60" w:before="40" w:line="300"/>
+            </w:pPr>
+            <w:r>
+              <w:rPr>
+                <w:rFonts w:ascii="Open Sans" w:cs="Open Sans" w:eastAsia="Open Sans" w:hAnsi="Open Sans"/>
+                <w:color w:val="59595B"/>
+                <w:sz w:val="20"/>
+                <w:szCs w:val="20"/>
+              </w:rPr>
+              <w:t xml:space="preserve">Technijian runs every engagement with stage-gates: we track adoption, then operational lift (wheels/day, reviews, captured leads), then revenue against total cost — and if the pilot does not clear its cost at the gate, we stop and re-scope. Monaco carries the upside, not blind risk.</w:t>
+            </w:r>
+          </w:p>
+        </w:tc>
+      </w:tr>
+    </w:tbl>
+    <w:p>
+      <w:pPr>
+        <w:spacing w:after="0" w:before="160"/>
       </w:pPr>
       <w:r>
         <w:t xml:space="preserve"/>
@@ -15411,11 +18379,741 @@
           <w:rFonts w:ascii="Open Sans" w:cs="Open Sans" w:eastAsia="Open Sans" w:hAnsi="Open Sans"/>
           <w:b/>
           <w:bCs/>
+          <w:color w:val="F67D4B"/>
+          <w:sz w:val="26"/>
+          <w:szCs w:val="26"/>
+        </w:rPr>
+        <w:t xml:space="preserve">The Entry Offer — The 90-Day AI Lead-Gen Pilot</w:t>
+      </w:r>
+    </w:p>
+    <w:p>
+      <w:pPr>
+        <w:spacing w:after="140" w:before="0" w:line="320"/>
+        <w:jc w:val="both"/>
+      </w:pPr>
+      <w:r>
+        <w:rPr>
+          <w:rFonts w:ascii="Open Sans" w:cs="Open Sans" w:eastAsia="Open Sans" w:hAnsi="Open Sans"/>
+          <w:b w:val="false"/>
+          <w:bCs w:val="false"/>
+          <w:i w:val="false"/>
+          <w:iCs w:val="false"/>
+          <w:color w:val="59595B"/>
+          <w:sz w:val="22"/>
+          <w:szCs w:val="22"/>
+        </w:rPr>
+        <w:t xml:space="preserve">Start with one clearly-scoped, fixed-price program — not an open-ended engagement. The pilot stands up Monaco's local-search presence, the after-hours booking and review automation, and the first wave of before/after content, and proves the lift before any larger build is discussed.</w:t>
+      </w:r>
+    </w:p>
+    <w:tbl>
+      <w:tblPr>
+        <w:tblW w:type="dxa" w:w="9360"/>
+        <w:tblBorders>
+          <w:top w:val="single" w:color="auto" w:sz="4"/>
+          <w:left w:val="single" w:color="auto" w:sz="4"/>
+          <w:bottom w:val="single" w:color="auto" w:sz="4"/>
+          <w:right w:val="single" w:color="auto" w:sz="4"/>
+          <w:insideH w:val="single" w:color="auto" w:sz="4"/>
+          <w:insideV w:val="single" w:color="auto" w:sz="4"/>
+        </w:tblBorders>
+      </w:tblPr>
+      <w:tblGrid>
+        <w:gridCol w:w="2819"/>
+        <w:gridCol w:w="4510"/>
+        <w:gridCol w:w="2031"/>
+      </w:tblGrid>
+      <w:tr>
+        <w:trPr>
+          <w:cantSplit/>
+          <w:tblHeader/>
+        </w:trPr>
+        <w:tc>
+          <w:tcPr>
+            <w:tcW w:type="dxa" w:w="2819"/>
+            <w:tcBorders>
+              <w:top w:val="single" w:color="E9ECEF" w:sz="4"/>
+              <w:left w:val="single" w:color="E9ECEF" w:sz="4"/>
+              <w:bottom w:val="single" w:color="E9ECEF" w:sz="4"/>
+              <w:right w:val="single" w:color="E9ECEF" w:sz="4"/>
+            </w:tcBorders>
+            <w:shd w:fill="F67D4B" w:val="clear"/>
+            <w:tcMar>
+              <w:top w:type="dxa" w:w="120"/>
+              <w:left w:type="dxa" w:w="140"/>
+              <w:bottom w:type="dxa" w:w="120"/>
+              <w:right w:type="dxa" w:w="140"/>
+            </w:tcMar>
+            <w:vAlign w:val="center"/>
+          </w:tcPr>
+          <w:p>
+            <w:pPr>
+              <w:jc w:val="left"/>
+            </w:pPr>
+            <w:r>
+              <w:rPr>
+                <w:rFonts w:ascii="Open Sans" w:cs="Open Sans" w:eastAsia="Open Sans" w:hAnsi="Open Sans"/>
+                <w:b/>
+                <w:bCs/>
+                <w:color w:val="FFFFFF"/>
+                <w:sz w:val="20"/>
+                <w:szCs w:val="20"/>
+              </w:rPr>
+              <w:t xml:space="preserve">What's Included</w:t>
+            </w:r>
+          </w:p>
+        </w:tc>
+        <w:tc>
+          <w:tcPr>
+            <w:tcW w:type="dxa" w:w="4510"/>
+            <w:tcBorders>
+              <w:top w:val="single" w:color="E9ECEF" w:sz="4"/>
+              <w:left w:val="single" w:color="E9ECEF" w:sz="4"/>
+              <w:bottom w:val="single" w:color="E9ECEF" w:sz="4"/>
+              <w:right w:val="single" w:color="E9ECEF" w:sz="4"/>
+            </w:tcBorders>
+            <w:shd w:fill="F67D4B" w:val="clear"/>
+            <w:tcMar>
+              <w:top w:type="dxa" w:w="120"/>
+              <w:left w:type="dxa" w:w="140"/>
+              <w:bottom w:type="dxa" w:w="120"/>
+              <w:right w:type="dxa" w:w="140"/>
+            </w:tcMar>
+            <w:vAlign w:val="center"/>
+          </w:tcPr>
+          <w:p>
+            <w:pPr>
+              <w:jc w:val="left"/>
+            </w:pPr>
+            <w:r>
+              <w:rPr>
+                <w:rFonts w:ascii="Open Sans" w:cs="Open Sans" w:eastAsia="Open Sans" w:hAnsi="Open Sans"/>
+                <w:b/>
+                <w:bCs/>
+                <w:color w:val="FFFFFF"/>
+                <w:sz w:val="20"/>
+                <w:szCs w:val="20"/>
+              </w:rPr>
+              <w:t xml:space="preserve">Detail</w:t>
+            </w:r>
+          </w:p>
+        </w:tc>
+        <w:tc>
+          <w:tcPr>
+            <w:tcW w:type="dxa" w:w="2031"/>
+            <w:tcBorders>
+              <w:top w:val="single" w:color="E9ECEF" w:sz="4"/>
+              <w:left w:val="single" w:color="E9ECEF" w:sz="4"/>
+              <w:bottom w:val="single" w:color="E9ECEF" w:sz="4"/>
+              <w:right w:val="single" w:color="E9ECEF" w:sz="4"/>
+            </w:tcBorders>
+            <w:shd w:fill="F67D4B" w:val="clear"/>
+            <w:tcMar>
+              <w:top w:type="dxa" w:w="120"/>
+              <w:left w:type="dxa" w:w="140"/>
+              <w:bottom w:type="dxa" w:w="120"/>
+              <w:right w:type="dxa" w:w="140"/>
+            </w:tcMar>
+            <w:vAlign w:val="center"/>
+          </w:tcPr>
+          <w:p>
+            <w:pPr>
+              <w:jc w:val="left"/>
+            </w:pPr>
+            <w:r>
+              <w:rPr>
+                <w:rFonts w:ascii="Open Sans" w:cs="Open Sans" w:eastAsia="Open Sans" w:hAnsi="Open Sans"/>
+                <w:b/>
+                <w:bCs/>
+                <w:color w:val="FFFFFF"/>
+                <w:sz w:val="20"/>
+                <w:szCs w:val="20"/>
+              </w:rPr>
+              <w:t xml:space="preserve">Investment</w:t>
+            </w:r>
+          </w:p>
+        </w:tc>
+      </w:tr>
+      <w:tr>
+        <w:trPr>
+          <w:cantSplit/>
+        </w:trPr>
+        <w:tc>
+          <w:tcPr>
+            <w:tcW w:type="dxa" w:w="2819"/>
+            <w:tcBorders>
+              <w:top w:val="single" w:color="E9ECEF" w:sz="4"/>
+              <w:left w:val="single" w:color="E9ECEF" w:sz="4"/>
+              <w:bottom w:val="single" w:color="E9ECEF" w:sz="4"/>
+              <w:right w:val="single" w:color="E9ECEF" w:sz="4"/>
+            </w:tcBorders>
+            <w:shd w:fill="FFFFFF" w:val="clear"/>
+            <w:tcMar>
+              <w:top w:type="dxa" w:w="100"/>
+              <w:left w:type="dxa" w:w="140"/>
+              <w:bottom w:type="dxa" w:w="100"/>
+              <w:right w:type="dxa" w:w="140"/>
+            </w:tcMar>
+            <w:vAlign w:val="center"/>
+          </w:tcPr>
+          <w:p>
+            <w:pPr>
+              <w:jc w:val="left"/>
+            </w:pPr>
+            <w:r>
+              <w:rPr>
+                <w:rFonts w:ascii="Open Sans" w:cs="Open Sans" w:eastAsia="Open Sans" w:hAnsi="Open Sans"/>
+                <w:b/>
+                <w:bCs/>
+                <w:color w:val="59595B"/>
+                <w:sz w:val="20"/>
+                <w:szCs w:val="20"/>
+              </w:rPr>
+              <w:t xml:space="preserve">My SEO — Local Dominance</w:t>
+            </w:r>
+          </w:p>
+        </w:tc>
+        <w:tc>
+          <w:tcPr>
+            <w:tcW w:type="dxa" w:w="4510"/>
+            <w:tcBorders>
+              <w:top w:val="single" w:color="E9ECEF" w:sz="4"/>
+              <w:left w:val="single" w:color="E9ECEF" w:sz="4"/>
+              <w:bottom w:val="single" w:color="E9ECEF" w:sz="4"/>
+              <w:right w:val="single" w:color="E9ECEF" w:sz="4"/>
+            </w:tcBorders>
+            <w:shd w:fill="FFFFFF" w:val="clear"/>
+            <w:tcMar>
+              <w:top w:type="dxa" w:w="100"/>
+              <w:left w:type="dxa" w:w="140"/>
+              <w:bottom w:type="dxa" w:w="100"/>
+              <w:right w:type="dxa" w:w="140"/>
+            </w:tcMar>
+            <w:vAlign w:val="center"/>
+          </w:tcPr>
+          <w:p>
+            <w:pPr>
+              <w:jc w:val="left"/>
+            </w:pPr>
+            <w:r>
+              <w:rPr>
+                <w:rFonts w:ascii="Open Sans" w:cs="Open Sans" w:eastAsia="Open Sans" w:hAnsi="Open Sans"/>
+                <w:b w:val="false"/>
+                <w:bCs w:val="false"/>
+                <w:color w:val="59595B"/>
+                <w:sz w:val="20"/>
+                <w:szCs w:val="20"/>
+              </w:rPr>
+              <w:t xml:space="preserve">Google Map Pack + AEO content + GBP weekly optimization (OC + San Clemente)</w:t>
+            </w:r>
+          </w:p>
+        </w:tc>
+        <w:tc>
+          <w:tcPr>
+            <w:tcW w:type="dxa" w:w="2031"/>
+            <w:tcBorders>
+              <w:top w:val="single" w:color="E9ECEF" w:sz="4"/>
+              <w:left w:val="single" w:color="E9ECEF" w:sz="4"/>
+              <w:bottom w:val="single" w:color="E9ECEF" w:sz="4"/>
+              <w:right w:val="single" w:color="E9ECEF" w:sz="4"/>
+            </w:tcBorders>
+            <w:shd w:fill="FFFFFF" w:val="clear"/>
+            <w:tcMar>
+              <w:top w:type="dxa" w:w="100"/>
+              <w:left w:type="dxa" w:w="140"/>
+              <w:bottom w:type="dxa" w:w="100"/>
+              <w:right w:type="dxa" w:w="140"/>
+            </w:tcMar>
+            <w:vAlign w:val="center"/>
+          </w:tcPr>
+          <w:p>
+            <w:pPr>
+              <w:jc w:val="left"/>
+            </w:pPr>
+            <w:r>
+              <w:rPr>
+                <w:rFonts w:ascii="Open Sans" w:cs="Open Sans" w:eastAsia="Open Sans" w:hAnsi="Open Sans"/>
+                <w:b w:val="false"/>
+                <w:bCs w:val="false"/>
+                <w:color w:val="59595B"/>
+                <w:sz w:val="20"/>
+                <w:szCs w:val="20"/>
+              </w:rPr>
+              <w:t xml:space="preserve">$800/mo</w:t>
+            </w:r>
+          </w:p>
+        </w:tc>
+      </w:tr>
+      <w:tr>
+        <w:trPr>
+          <w:cantSplit/>
+        </w:trPr>
+        <w:tc>
+          <w:tcPr>
+            <w:tcW w:type="dxa" w:w="2819"/>
+            <w:tcBorders>
+              <w:top w:val="single" w:color="E9ECEF" w:sz="4"/>
+              <w:left w:val="single" w:color="E9ECEF" w:sz="4"/>
+              <w:bottom w:val="single" w:color="E9ECEF" w:sz="4"/>
+              <w:right w:val="single" w:color="E9ECEF" w:sz="4"/>
+            </w:tcBorders>
+            <w:shd w:fill="F8F9FA" w:val="clear"/>
+            <w:tcMar>
+              <w:top w:type="dxa" w:w="100"/>
+              <w:left w:type="dxa" w:w="140"/>
+              <w:bottom w:type="dxa" w:w="100"/>
+              <w:right w:type="dxa" w:w="140"/>
+            </w:tcMar>
+            <w:vAlign w:val="center"/>
+          </w:tcPr>
+          <w:p>
+            <w:pPr>
+              <w:jc w:val="left"/>
+            </w:pPr>
+            <w:r>
+              <w:rPr>
+                <w:rFonts w:ascii="Open Sans" w:cs="Open Sans" w:eastAsia="Open Sans" w:hAnsi="Open Sans"/>
+                <w:b/>
+                <w:bCs/>
+                <w:color w:val="59595B"/>
+                <w:sz w:val="20"/>
+                <w:szCs w:val="20"/>
+              </w:rPr>
+              <w:t xml:space="preserve">My AI — Content &amp; Reviews</w:t>
+            </w:r>
+          </w:p>
+        </w:tc>
+        <w:tc>
+          <w:tcPr>
+            <w:tcW w:type="dxa" w:w="4510"/>
+            <w:tcBorders>
+              <w:top w:val="single" w:color="E9ECEF" w:sz="4"/>
+              <w:left w:val="single" w:color="E9ECEF" w:sz="4"/>
+              <w:bottom w:val="single" w:color="E9ECEF" w:sz="4"/>
+              <w:right w:val="single" w:color="E9ECEF" w:sz="4"/>
+            </w:tcBorders>
+            <w:shd w:fill="F8F9FA" w:val="clear"/>
+            <w:tcMar>
+              <w:top w:type="dxa" w:w="100"/>
+              <w:left w:type="dxa" w:w="140"/>
+              <w:bottom w:type="dxa" w:w="100"/>
+              <w:right w:type="dxa" w:w="140"/>
+            </w:tcMar>
+            <w:vAlign w:val="center"/>
+          </w:tcPr>
+          <w:p>
+            <w:pPr>
+              <w:jc w:val="left"/>
+            </w:pPr>
+            <w:r>
+              <w:rPr>
+                <w:rFonts w:ascii="Open Sans" w:cs="Open Sans" w:eastAsia="Open Sans" w:hAnsi="Open Sans"/>
+                <w:b w:val="false"/>
+                <w:bCs w:val="false"/>
+                <w:color w:val="59595B"/>
+                <w:sz w:val="20"/>
+                <w:szCs w:val="20"/>
+              </w:rPr>
+              <w:t xml:space="preserve">Before/after content engine + automated post-service review requests</w:t>
+            </w:r>
+          </w:p>
+        </w:tc>
+        <w:tc>
+          <w:tcPr>
+            <w:tcW w:type="dxa" w:w="2031"/>
+            <w:tcBorders>
+              <w:top w:val="single" w:color="E9ECEF" w:sz="4"/>
+              <w:left w:val="single" w:color="E9ECEF" w:sz="4"/>
+              <w:bottom w:val="single" w:color="E9ECEF" w:sz="4"/>
+              <w:right w:val="single" w:color="E9ECEF" w:sz="4"/>
+            </w:tcBorders>
+            <w:shd w:fill="F8F9FA" w:val="clear"/>
+            <w:tcMar>
+              <w:top w:type="dxa" w:w="100"/>
+              <w:left w:type="dxa" w:w="140"/>
+              <w:bottom w:type="dxa" w:w="100"/>
+              <w:right w:type="dxa" w:w="140"/>
+            </w:tcMar>
+            <w:vAlign w:val="center"/>
+          </w:tcPr>
+          <w:p>
+            <w:pPr>
+              <w:jc w:val="left"/>
+            </w:pPr>
+            <w:r>
+              <w:rPr>
+                <w:rFonts w:ascii="Open Sans" w:cs="Open Sans" w:eastAsia="Open Sans" w:hAnsi="Open Sans"/>
+                <w:b w:val="false"/>
+                <w:bCs w:val="false"/>
+                <w:color w:val="59595B"/>
+                <w:sz w:val="20"/>
+                <w:szCs w:val="20"/>
+              </w:rPr>
+              <w:t xml:space="preserve">$700/mo</w:t>
+            </w:r>
+          </w:p>
+        </w:tc>
+      </w:tr>
+      <w:tr>
+        <w:trPr>
+          <w:cantSplit/>
+        </w:trPr>
+        <w:tc>
+          <w:tcPr>
+            <w:tcW w:type="dxa" w:w="2819"/>
+            <w:tcBorders>
+              <w:top w:val="single" w:color="E9ECEF" w:sz="4"/>
+              <w:left w:val="single" w:color="E9ECEF" w:sz="4"/>
+              <w:bottom w:val="single" w:color="E9ECEF" w:sz="4"/>
+              <w:right w:val="single" w:color="E9ECEF" w:sz="4"/>
+            </w:tcBorders>
+            <w:shd w:fill="FFFFFF" w:val="clear"/>
+            <w:tcMar>
+              <w:top w:type="dxa" w:w="100"/>
+              <w:left w:type="dxa" w:w="140"/>
+              <w:bottom w:type="dxa" w:w="100"/>
+              <w:right w:type="dxa" w:w="140"/>
+            </w:tcMar>
+            <w:vAlign w:val="center"/>
+          </w:tcPr>
+          <w:p>
+            <w:pPr>
+              <w:jc w:val="left"/>
+            </w:pPr>
+            <w:r>
+              <w:rPr>
+                <w:rFonts w:ascii="Open Sans" w:cs="Open Sans" w:eastAsia="Open Sans" w:hAnsi="Open Sans"/>
+                <w:b/>
+                <w:bCs/>
+                <w:color w:val="59595B"/>
+                <w:sz w:val="20"/>
+                <w:szCs w:val="20"/>
+              </w:rPr>
+              <w:t xml:space="preserve">AI Booking &amp; Quote Bot</w:t>
+            </w:r>
+          </w:p>
+        </w:tc>
+        <w:tc>
+          <w:tcPr>
+            <w:tcW w:type="dxa" w:w="4510"/>
+            <w:tcBorders>
+              <w:top w:val="single" w:color="E9ECEF" w:sz="4"/>
+              <w:left w:val="single" w:color="E9ECEF" w:sz="4"/>
+              <w:bottom w:val="single" w:color="E9ECEF" w:sz="4"/>
+              <w:right w:val="single" w:color="E9ECEF" w:sz="4"/>
+            </w:tcBorders>
+            <w:shd w:fill="FFFFFF" w:val="clear"/>
+            <w:tcMar>
+              <w:top w:type="dxa" w:w="100"/>
+              <w:left w:type="dxa" w:w="140"/>
+              <w:bottom w:type="dxa" w:w="100"/>
+              <w:right w:type="dxa" w:w="140"/>
+            </w:tcMar>
+            <w:vAlign w:val="center"/>
+          </w:tcPr>
+          <w:p>
+            <w:pPr>
+              <w:jc w:val="left"/>
+            </w:pPr>
+            <w:r>
+              <w:rPr>
+                <w:rFonts w:ascii="Open Sans" w:cs="Open Sans" w:eastAsia="Open Sans" w:hAnsi="Open Sans"/>
+                <w:b w:val="false"/>
+                <w:bCs w:val="false"/>
+                <w:color w:val="59595B"/>
+                <w:sz w:val="20"/>
+                <w:szCs w:val="20"/>
+              </w:rPr>
+              <w:t xml:space="preserve">After-hours SMS intake + photo-to-quote flow (one-time build, deployed in the pilot)</w:t>
+            </w:r>
+          </w:p>
+        </w:tc>
+        <w:tc>
+          <w:tcPr>
+            <w:tcW w:type="dxa" w:w="2031"/>
+            <w:tcBorders>
+              <w:top w:val="single" w:color="E9ECEF" w:sz="4"/>
+              <w:left w:val="single" w:color="E9ECEF" w:sz="4"/>
+              <w:bottom w:val="single" w:color="E9ECEF" w:sz="4"/>
+              <w:right w:val="single" w:color="E9ECEF" w:sz="4"/>
+            </w:tcBorders>
+            <w:shd w:fill="FFFFFF" w:val="clear"/>
+            <w:tcMar>
+              <w:top w:type="dxa" w:w="100"/>
+              <w:left w:type="dxa" w:w="140"/>
+              <w:bottom w:type="dxa" w:w="100"/>
+              <w:right w:type="dxa" w:w="140"/>
+            </w:tcMar>
+            <w:vAlign w:val="center"/>
+          </w:tcPr>
+          <w:p>
+            <w:pPr>
+              <w:jc w:val="left"/>
+            </w:pPr>
+            <w:r>
+              <w:rPr>
+                <w:rFonts w:ascii="Open Sans" w:cs="Open Sans" w:eastAsia="Open Sans" w:hAnsi="Open Sans"/>
+                <w:b w:val="false"/>
+                <w:bCs w:val="false"/>
+                <w:color w:val="59595B"/>
+                <w:sz w:val="20"/>
+                <w:szCs w:val="20"/>
+              </w:rPr>
+              <w:t xml:space="preserve">$15,000 build</w:t>
+            </w:r>
+          </w:p>
+        </w:tc>
+      </w:tr>
+      <w:tr>
+        <w:trPr>
+          <w:cantSplit/>
+        </w:trPr>
+        <w:tc>
+          <w:tcPr>
+            <w:tcW w:type="dxa" w:w="2819"/>
+            <w:tcBorders>
+              <w:top w:val="single" w:color="E9ECEF" w:sz="4"/>
+              <w:left w:val="single" w:color="E9ECEF" w:sz="4"/>
+              <w:bottom w:val="single" w:color="E9ECEF" w:sz="4"/>
+              <w:right w:val="single" w:color="E9ECEF" w:sz="4"/>
+            </w:tcBorders>
+            <w:shd w:fill="F8F9FA" w:val="clear"/>
+            <w:tcMar>
+              <w:top w:type="dxa" w:w="100"/>
+              <w:left w:type="dxa" w:w="140"/>
+              <w:bottom w:type="dxa" w:w="100"/>
+              <w:right w:type="dxa" w:w="140"/>
+            </w:tcMar>
+            <w:vAlign w:val="center"/>
+          </w:tcPr>
+          <w:p>
+            <w:pPr>
+              <w:jc w:val="left"/>
+            </w:pPr>
+            <w:r>
+              <w:rPr>
+                <w:rFonts w:ascii="Open Sans" w:cs="Open Sans" w:eastAsia="Open Sans" w:hAnsi="Open Sans"/>
+                <w:b/>
+                <w:bCs/>
+                <w:color w:val="59595B"/>
+                <w:sz w:val="20"/>
+                <w:szCs w:val="20"/>
+              </w:rPr>
+              <w:t xml:space="preserve">ENTRY PILOT — 90 DAYS</w:t>
+            </w:r>
+          </w:p>
+        </w:tc>
+        <w:tc>
+          <w:tcPr>
+            <w:tcW w:type="dxa" w:w="4510"/>
+            <w:tcBorders>
+              <w:top w:val="single" w:color="E9ECEF" w:sz="4"/>
+              <w:left w:val="single" w:color="E9ECEF" w:sz="4"/>
+              <w:bottom w:val="single" w:color="E9ECEF" w:sz="4"/>
+              <w:right w:val="single" w:color="E9ECEF" w:sz="4"/>
+            </w:tcBorders>
+            <w:shd w:fill="F8F9FA" w:val="clear"/>
+            <w:tcMar>
+              <w:top w:type="dxa" w:w="100"/>
+              <w:left w:type="dxa" w:w="140"/>
+              <w:bottom w:type="dxa" w:w="100"/>
+              <w:right w:type="dxa" w:w="140"/>
+            </w:tcMar>
+            <w:vAlign w:val="center"/>
+          </w:tcPr>
+          <w:p>
+            <w:pPr>
+              <w:jc w:val="left"/>
+            </w:pPr>
+            <w:r>
+              <w:rPr>
+                <w:rFonts w:ascii="Open Sans" w:cs="Open Sans" w:eastAsia="Open Sans" w:hAnsi="Open Sans"/>
+                <w:b w:val="false"/>
+                <w:bCs w:val="false"/>
+                <w:color w:val="59595B"/>
+                <w:sz w:val="20"/>
+                <w:szCs w:val="20"/>
+              </w:rPr>
+              <w:t xml:space="preserve">Fixed scope, published rates, month-to-month after the initial term</w:t>
+            </w:r>
+          </w:p>
+        </w:tc>
+        <w:tc>
+          <w:tcPr>
+            <w:tcW w:type="dxa" w:w="2031"/>
+            <w:tcBorders>
+              <w:top w:val="single" w:color="E9ECEF" w:sz="4"/>
+              <w:left w:val="single" w:color="E9ECEF" w:sz="4"/>
+              <w:bottom w:val="single" w:color="E9ECEF" w:sz="4"/>
+              <w:right w:val="single" w:color="E9ECEF" w:sz="4"/>
+            </w:tcBorders>
+            <w:shd w:fill="F8F9FA" w:val="clear"/>
+            <w:tcMar>
+              <w:top w:type="dxa" w:w="100"/>
+              <w:left w:type="dxa" w:w="140"/>
+              <w:bottom w:type="dxa" w:w="100"/>
+              <w:right w:type="dxa" w:w="140"/>
+            </w:tcMar>
+            <w:vAlign w:val="center"/>
+          </w:tcPr>
+          <w:p>
+            <w:pPr>
+              <w:jc w:val="left"/>
+            </w:pPr>
+            <w:r>
+              <w:rPr>
+                <w:rFonts w:ascii="Open Sans" w:cs="Open Sans" w:eastAsia="Open Sans" w:hAnsi="Open Sans"/>
+                <w:b/>
+                <w:bCs/>
+                <w:color w:val="006DB6"/>
+                <w:sz w:val="20"/>
+                <w:szCs w:val="20"/>
+              </w:rPr>
+              <w:t xml:space="preserve">~$15K build + $1,500/mo</w:t>
+            </w:r>
+          </w:p>
+        </w:tc>
+      </w:tr>
+    </w:tbl>
+    <w:p>
+      <w:pPr>
+        <w:spacing w:after="0" w:before="120"/>
+      </w:pPr>
+      <w:r>
+        <w:t xml:space="preserve"/>
+      </w:r>
+    </w:p>
+    <w:tbl>
+      <w:tblPr>
+        <w:tblW w:type="dxa" w:w="9360"/>
+        <w:tblBorders>
+          <w:top w:val="single" w:color="auto" w:sz="4"/>
+          <w:left w:val="single" w:color="auto" w:sz="4"/>
+          <w:bottom w:val="single" w:color="auto" w:sz="4"/>
+          <w:right w:val="single" w:color="auto" w:sz="4"/>
+          <w:insideH w:val="single" w:color="auto" w:sz="4"/>
+          <w:insideV w:val="single" w:color="auto" w:sz="4"/>
+        </w:tblBorders>
+      </w:tblPr>
+      <w:tblGrid>
+        <w:gridCol w:w="80"/>
+        <w:gridCol w:w="9280"/>
+      </w:tblGrid>
+      <w:tr>
+        <w:trPr>
+          <w:cantSplit/>
+        </w:trPr>
+        <w:tc>
+          <w:tcPr>
+            <w:tcW w:type="dxa" w:w="80"/>
+            <w:tcBorders>
+              <w:top w:val="none" w:color="FFFFFF" w:sz="0"/>
+              <w:left w:val="none" w:color="FFFFFF" w:sz="0"/>
+              <w:bottom w:val="none" w:color="FFFFFF" w:sz="0"/>
+              <w:right w:val="none" w:color="FFFFFF" w:sz="0"/>
+            </w:tcBorders>
+            <w:shd w:fill="F67D4B" w:val="clear"/>
+          </w:tcPr>
+          <w:p>
+            <w:r>
+              <w:t xml:space="preserve"/>
+            </w:r>
+          </w:p>
+        </w:tc>
+        <w:tc>
+          <w:tcPr>
+            <w:tcW w:type="dxa" w:w="9280"/>
+            <w:tcBorders>
+              <w:top w:val="none" w:color="FFFFFF" w:sz="0"/>
+              <w:left w:val="none" w:color="FFFFFF" w:sz="0"/>
+              <w:bottom w:val="none" w:color="FFFFFF" w:sz="0"/>
+              <w:right w:val="none" w:color="FFFFFF" w:sz="0"/>
+            </w:tcBorders>
+            <w:shd w:fill="F8F9FA" w:val="clear"/>
+            <w:tcMar>
+              <w:top w:type="dxa" w:w="160"/>
+              <w:left w:type="dxa" w:w="240"/>
+              <w:bottom w:type="dxa" w:w="160"/>
+              <w:right w:type="dxa" w:w="200"/>
+            </w:tcMar>
+          </w:tcPr>
+          <w:p>
+            <w:pPr>
+              <w:keepNext/>
+              <w:keepLines/>
+              <w:spacing w:after="80" w:before="80"/>
+            </w:pPr>
+            <w:r>
+              <w:rPr>
+                <w:rFonts w:ascii="Open Sans" w:cs="Open Sans" w:eastAsia="Open Sans" w:hAnsi="Open Sans"/>
+                <w:b/>
+                <w:bCs/>
+                <w:color w:val="F67D4B"/>
+                <w:sz w:val="22"/>
+                <w:szCs w:val="22"/>
+              </w:rPr>
+              <w:t xml:space="preserve">The Pilot Bar — and Our Commitment</w:t>
+            </w:r>
+          </w:p>
+          <w:p>
+            <w:pPr>
+              <w:keepNext/>
+              <w:keepLines/>
+              <w:spacing w:after="60" w:before="40" w:line="300"/>
+            </w:pPr>
+            <w:r>
+              <w:rPr>
+                <w:rFonts w:ascii="Open Sans" w:cs="Open Sans" w:eastAsia="Open Sans" w:hAnsi="Open Sans"/>
+                <w:color w:val="59595B"/>
+                <w:sz w:val="20"/>
+                <w:szCs w:val="20"/>
+              </w:rPr>
+              <w:t xml:space="preserve">Success metric: within 90 days, Monaco is capturing after-hours and weekend inquiries that previously went to voicemail (target: 80%+ of inbound inquiries answered and quoted), with a measurable lift in booked jobs over the pre-pilot baseline.</w:t>
+            </w:r>
+          </w:p>
+          <w:p>
+            <w:pPr>
+              <w:keepNext w:val="false"/>
+              <w:keepLines/>
+              <w:spacing w:after="60" w:before="40" w:line="300"/>
+            </w:pPr>
+            <w:r>
+              <w:rPr>
+                <w:rFonts w:ascii="Open Sans" w:cs="Open Sans" w:eastAsia="Open Sans" w:hAnsi="Open Sans"/>
+                <w:color w:val="59595B"/>
+                <w:sz w:val="20"/>
+                <w:szCs w:val="20"/>
+              </w:rPr>
+              <w:t xml:space="preserve">Our commitment: the entry pilot is month-to-month after the initial term — no long lock-in, no obligation to continue if it doesn't hit the metric by day 90. If it hasn't moved the needle, you are free to stop, and we will tell you honestly whether it is worth continuing. You carry the upside, not the risk.</w:t>
+            </w:r>
+          </w:p>
+        </w:tc>
+      </w:tr>
+    </w:tbl>
+    <w:p>
+      <w:pPr>
+        <w:spacing w:after="0" w:before="200"/>
+      </w:pPr>
+      <w:r>
+        <w:t xml:space="preserve"/>
+      </w:r>
+    </w:p>
+    <w:p>
+      <w:pPr>
+        <w:pStyle w:val="Heading2"/>
+        <w:keepNext/>
+        <w:keepLines/>
+        <w:spacing w:after="120" w:before="280"/>
+      </w:pPr>
+      <w:r>
+        <w:rPr>
+          <w:rFonts w:ascii="Open Sans" w:cs="Open Sans" w:eastAsia="Open Sans" w:hAnsi="Open Sans"/>
+          <w:b/>
+          <w:bCs/>
           <w:color w:val="006DB6"/>
           <w:sz w:val="26"/>
           <w:szCs w:val="26"/>
         </w:rPr>
-        <w:t xml:space="preserve">Technijian Service Investment Map</w:t>
+        <w:t xml:space="preserve">Full Program — Year 1 Service Investment Map</w:t>
       </w:r>
     </w:p>
     <w:tbl>
@@ -16443,7 +20141,8 @@
       <w:pPr>
         <w:pStyle w:val="Heading1"/>
         <w:keepNext/>
-        <w:spacing w:after="120" w:before="480" w:line="240"/>
+        <w:pageBreakBefore/>
+        <w:spacing w:after="120" w:before="0" w:line="240"/>
       </w:pPr>
       <w:r>
         <w:rPr>
@@ -16452,7 +20151,7 @@
           <w:sz w:val="2"/>
           <w:szCs w:val="2"/>
         </w:rPr>
-        <w:t xml:space="preserve">10  Subscription &amp; Membership Pricing Strategy</w:t>
+        <w:t xml:space="preserve">11  Subscription &amp; Membership Pricing Strategy</w:t>
       </w:r>
     </w:p>
     <w:tbl>
@@ -16516,7 +20215,7 @@
                 <w:sz w:val="34"/>
                 <w:szCs w:val="34"/>
               </w:rPr>
-              <w:t xml:space="preserve">10  Subscription &amp; Membership Pricing Strategy</w:t>
+              <w:t xml:space="preserve">11  Subscription &amp; Membership Pricing Strategy</w:t>
             </w:r>
           </w:p>
         </w:tc>
@@ -20110,7 +23809,8 @@
       <w:pPr>
         <w:pStyle w:val="Heading1"/>
         <w:keepNext/>
-        <w:spacing w:after="120" w:before="480" w:line="240"/>
+        <w:pageBreakBefore/>
+        <w:spacing w:after="120" w:before="0" w:line="240"/>
       </w:pPr>
       <w:r>
         <w:rPr>
@@ -20119,7 +23819,7 @@
           <w:sz w:val="2"/>
           <w:szCs w:val="2"/>
         </w:rPr>
-        <w:t xml:space="preserve">11  Implementation Roadmap</w:t>
+        <w:t xml:space="preserve">12  Implementation Roadmap</w:t>
       </w:r>
     </w:p>
     <w:tbl>
@@ -20183,7 +23883,7 @@
                 <w:sz w:val="34"/>
                 <w:szCs w:val="34"/>
               </w:rPr>
-              <w:t xml:space="preserve">11  Implementation Roadmap</w:t>
+              <w:t xml:space="preserve">12  Implementation Roadmap</w:t>
             </w:r>
           </w:p>
         </w:tc>
@@ -20284,7 +23984,7 @@
           <w:sz w:val="18"/>
           <w:szCs w:val="18"/>
         </w:rPr>
-        <w:t xml:space="preserve">Figure 11.0 — Monaco AI Growth Program: 30/60/90 Day Roadmap</w:t>
+        <w:t xml:space="preserve">Figure 12.0 — Monaco AI Growth Program: 30/60/90 Day Roadmap</w:t>
       </w:r>
     </w:p>
     <w:p>
@@ -21158,7 +24858,8 @@
       <w:pPr>
         <w:pStyle w:val="Heading1"/>
         <w:keepNext/>
-        <w:spacing w:after="120" w:before="480" w:line="240"/>
+        <w:pageBreakBefore/>
+        <w:spacing w:after="120" w:before="0" w:line="240"/>
       </w:pPr>
       <w:r>
         <w:rPr>
@@ -21167,7 +24868,7 @@
           <w:sz w:val="2"/>
           <w:szCs w:val="2"/>
         </w:rPr>
-        <w:t xml:space="preserve">12  Quick Wins — Start This Week</w:t>
+        <w:t xml:space="preserve">13  Quick Wins — Start This Week</w:t>
       </w:r>
     </w:p>
     <w:tbl>
@@ -21231,7 +24932,7 @@
                 <w:sz w:val="34"/>
                 <w:szCs w:val="34"/>
               </w:rPr>
-              <w:t xml:space="preserve">12  Quick Wins — Start This Week</w:t>
+              <w:t xml:space="preserve">13  Quick Wins — Start This Week</w:t>
             </w:r>
           </w:p>
         </w:tc>
@@ -21763,7 +25464,8 @@
       <w:pPr>
         <w:pStyle w:val="Heading1"/>
         <w:keepNext/>
-        <w:spacing w:after="120" w:before="480" w:line="240"/>
+        <w:pageBreakBefore/>
+        <w:spacing w:after="120" w:before="0" w:line="240"/>
       </w:pPr>
       <w:r>
         <w:rPr>
@@ -21772,7 +25474,7 @@
           <w:sz w:val="2"/>
           <w:szCs w:val="2"/>
         </w:rPr>
-        <w:t xml:space="preserve">13  What Happens Next</w:t>
+        <w:t xml:space="preserve">14  Questions We Usually Get</w:t>
       </w:r>
     </w:p>
     <w:tbl>
@@ -21801,6 +25503,668 @@
               <w:bottom w:val="none" w:color="FFFFFF" w:sz="0"/>
               <w:right w:val="none" w:color="FFFFFF" w:sz="0"/>
             </w:tcBorders>
+            <w:shd w:fill="006DB6" w:val="clear"/>
+          </w:tcPr>
+          <w:p>
+            <w:r>
+              <w:t xml:space="preserve"/>
+            </w:r>
+          </w:p>
+        </w:tc>
+        <w:tc>
+          <w:tcPr>
+            <w:tcW w:type="dxa" w:w="9240"/>
+            <w:tcBorders>
+              <w:top w:val="none" w:color="FFFFFF" w:sz="0"/>
+              <w:left w:val="none" w:color="FFFFFF" w:sz="0"/>
+              <w:bottom w:val="none" w:color="FFFFFF" w:sz="0"/>
+              <w:right w:val="none" w:color="FFFFFF" w:sz="0"/>
+            </w:tcBorders>
+            <w:tcMar>
+              <w:top w:type="dxa" w:w="100"/>
+              <w:left w:type="dxa" w:w="200"/>
+              <w:bottom w:type="dxa" w:w="100"/>
+              <w:right w:type="dxa" w:w="0"/>
+            </w:tcMar>
+            <w:vAlign w:val="center"/>
+          </w:tcPr>
+          <w:p>
+            <w:r>
+              <w:rPr>
+                <w:rFonts w:ascii="Open Sans" w:cs="Open Sans" w:eastAsia="Open Sans" w:hAnsi="Open Sans"/>
+                <w:b/>
+                <w:bCs/>
+                <w:color w:val="006DB6"/>
+                <w:sz w:val="34"/>
+                <w:szCs w:val="34"/>
+              </w:rPr>
+              <w:t xml:space="preserve">14  Questions We Usually Get</w:t>
+            </w:r>
+          </w:p>
+        </w:tc>
+      </w:tr>
+    </w:tbl>
+    <w:p>
+      <w:pPr>
+        <w:spacing w:after="0" w:before="100"/>
+      </w:pPr>
+      <w:r>
+        <w:t xml:space="preserve"/>
+      </w:r>
+    </w:p>
+    <w:p>
+      <w:pPr>
+        <w:spacing w:after="140" w:before="0" w:line="320"/>
+        <w:jc w:val="both"/>
+      </w:pPr>
+      <w:r>
+        <w:rPr>
+          <w:rFonts w:ascii="Open Sans" w:cs="Open Sans" w:eastAsia="Open Sans" w:hAnsi="Open Sans"/>
+          <w:b w:val="false"/>
+          <w:bCs w:val="false"/>
+          <w:i w:val="false"/>
+          <w:iCs w:val="false"/>
+          <w:color w:val="59595B"/>
+          <w:sz w:val="22"/>
+          <w:szCs w:val="22"/>
+        </w:rPr>
+        <w:t xml:space="preserve">The honest answers to the questions Monaco is most likely asking right now.</w:t>
+      </w:r>
+    </w:p>
+    <w:p>
+      <w:pPr>
+        <w:spacing w:after="0" w:before="120"/>
+      </w:pPr>
+      <w:r>
+        <w:t xml:space="preserve"/>
+      </w:r>
+    </w:p>
+    <w:tbl>
+      <w:tblPr>
+        <w:tblW w:type="dxa" w:w="9360"/>
+        <w:tblBorders>
+          <w:top w:val="single" w:color="auto" w:sz="4"/>
+          <w:left w:val="single" w:color="auto" w:sz="4"/>
+          <w:bottom w:val="single" w:color="auto" w:sz="4"/>
+          <w:right w:val="single" w:color="auto" w:sz="4"/>
+          <w:insideH w:val="single" w:color="auto" w:sz="4"/>
+          <w:insideV w:val="single" w:color="auto" w:sz="4"/>
+        </w:tblBorders>
+      </w:tblPr>
+      <w:tblGrid>
+        <w:gridCol w:w="3510"/>
+        <w:gridCol w:w="5850"/>
+      </w:tblGrid>
+      <w:tr>
+        <w:trPr>
+          <w:cantSplit/>
+          <w:tblHeader/>
+        </w:trPr>
+        <w:tc>
+          <w:tcPr>
+            <w:tcW w:type="dxa" w:w="3510"/>
+            <w:tcBorders>
+              <w:top w:val="single" w:color="E9ECEF" w:sz="4"/>
+              <w:left w:val="single" w:color="E9ECEF" w:sz="4"/>
+              <w:bottom w:val="single" w:color="E9ECEF" w:sz="4"/>
+              <w:right w:val="single" w:color="E9ECEF" w:sz="4"/>
+            </w:tcBorders>
+            <w:shd w:fill="006DB6" w:val="clear"/>
+            <w:tcMar>
+              <w:top w:type="dxa" w:w="120"/>
+              <w:left w:type="dxa" w:w="140"/>
+              <w:bottom w:type="dxa" w:w="120"/>
+              <w:right w:type="dxa" w:w="140"/>
+            </w:tcMar>
+            <w:vAlign w:val="center"/>
+          </w:tcPr>
+          <w:p>
+            <w:pPr>
+              <w:jc w:val="left"/>
+            </w:pPr>
+            <w:r>
+              <w:rPr>
+                <w:rFonts w:ascii="Open Sans" w:cs="Open Sans" w:eastAsia="Open Sans" w:hAnsi="Open Sans"/>
+                <w:b/>
+                <w:bCs/>
+                <w:color w:val="FFFFFF"/>
+                <w:sz w:val="20"/>
+                <w:szCs w:val="20"/>
+              </w:rPr>
+              <w:t xml:space="preserve">Question</w:t>
+            </w:r>
+          </w:p>
+        </w:tc>
+        <w:tc>
+          <w:tcPr>
+            <w:tcW w:type="dxa" w:w="5850"/>
+            <w:tcBorders>
+              <w:top w:val="single" w:color="E9ECEF" w:sz="4"/>
+              <w:left w:val="single" w:color="E9ECEF" w:sz="4"/>
+              <w:bottom w:val="single" w:color="E9ECEF" w:sz="4"/>
+              <w:right w:val="single" w:color="E9ECEF" w:sz="4"/>
+            </w:tcBorders>
+            <w:shd w:fill="006DB6" w:val="clear"/>
+            <w:tcMar>
+              <w:top w:type="dxa" w:w="120"/>
+              <w:left w:type="dxa" w:w="140"/>
+              <w:bottom w:type="dxa" w:w="120"/>
+              <w:right w:type="dxa" w:w="140"/>
+            </w:tcMar>
+            <w:vAlign w:val="center"/>
+          </w:tcPr>
+          <w:p>
+            <w:pPr>
+              <w:jc w:val="left"/>
+            </w:pPr>
+            <w:r>
+              <w:rPr>
+                <w:rFonts w:ascii="Open Sans" w:cs="Open Sans" w:eastAsia="Open Sans" w:hAnsi="Open Sans"/>
+                <w:b/>
+                <w:bCs/>
+                <w:color w:val="FFFFFF"/>
+                <w:sz w:val="20"/>
+                <w:szCs w:val="20"/>
+              </w:rPr>
+              <w:t xml:space="preserve">Our Honest Answer</w:t>
+            </w:r>
+          </w:p>
+        </w:tc>
+      </w:tr>
+      <w:tr>
+        <w:trPr>
+          <w:cantSplit/>
+        </w:trPr>
+        <w:tc>
+          <w:tcPr>
+            <w:tcW w:type="dxa" w:w="3510"/>
+            <w:tcBorders>
+              <w:top w:val="single" w:color="E9ECEF" w:sz="4"/>
+              <w:left w:val="single" w:color="E9ECEF" w:sz="4"/>
+              <w:bottom w:val="single" w:color="E9ECEF" w:sz="4"/>
+              <w:right w:val="single" w:color="E9ECEF" w:sz="4"/>
+            </w:tcBorders>
+            <w:shd w:fill="FFFFFF" w:val="clear"/>
+            <w:tcMar>
+              <w:top w:type="dxa" w:w="100"/>
+              <w:left w:type="dxa" w:w="140"/>
+              <w:bottom w:type="dxa" w:w="100"/>
+              <w:right w:type="dxa" w:w="140"/>
+            </w:tcMar>
+            <w:vAlign w:val="center"/>
+          </w:tcPr>
+          <w:p>
+            <w:pPr>
+              <w:jc w:val="left"/>
+            </w:pPr>
+            <w:r>
+              <w:rPr>
+                <w:rFonts w:ascii="Open Sans" w:cs="Open Sans" w:eastAsia="Open Sans" w:hAnsi="Open Sans"/>
+                <w:b/>
+                <w:bCs/>
+                <w:color w:val="59595B"/>
+                <w:sz w:val="20"/>
+                <w:szCs w:val="20"/>
+              </w:rPr>
+              <w:t xml:space="preserve">We already do our own marketing and social. Why add Technijian?</w:t>
+            </w:r>
+          </w:p>
+        </w:tc>
+        <w:tc>
+          <w:tcPr>
+            <w:tcW w:type="dxa" w:w="5850"/>
+            <w:tcBorders>
+              <w:top w:val="single" w:color="E9ECEF" w:sz="4"/>
+              <w:left w:val="single" w:color="E9ECEF" w:sz="4"/>
+              <w:bottom w:val="single" w:color="E9ECEF" w:sz="4"/>
+              <w:right w:val="single" w:color="E9ECEF" w:sz="4"/>
+            </w:tcBorders>
+            <w:shd w:fill="FFFFFF" w:val="clear"/>
+            <w:tcMar>
+              <w:top w:type="dxa" w:w="100"/>
+              <w:left w:type="dxa" w:w="140"/>
+              <w:bottom w:type="dxa" w:w="100"/>
+              <w:right w:type="dxa" w:w="140"/>
+            </w:tcMar>
+            <w:vAlign w:val="center"/>
+          </w:tcPr>
+          <w:p>
+            <w:pPr>
+              <w:jc w:val="left"/>
+            </w:pPr>
+            <w:r>
+              <w:rPr>
+                <w:rFonts w:ascii="Open Sans" w:cs="Open Sans" w:eastAsia="Open Sans" w:hAnsi="Open Sans"/>
+                <w:b w:val="false"/>
+                <w:bCs w:val="false"/>
+                <w:color w:val="59595B"/>
+                <w:sz w:val="20"/>
+                <w:szCs w:val="20"/>
+              </w:rPr>
+              <w:t xml:space="preserve">Keep doing what works — your Instagram and reputation are real assets. We add the layer that is hard to do by hand: systematic local-search and AI-search ranking (SEO/AEO), automated review velocity, after-hours booking capture, and a content engine that runs without you sitting at a phone. We run alongside what you do, not over it.</w:t>
+            </w:r>
+          </w:p>
+        </w:tc>
+      </w:tr>
+      <w:tr>
+        <w:trPr>
+          <w:cantSplit/>
+        </w:trPr>
+        <w:tc>
+          <w:tcPr>
+            <w:tcW w:type="dxa" w:w="3510"/>
+            <w:tcBorders>
+              <w:top w:val="single" w:color="E9ECEF" w:sz="4"/>
+              <w:left w:val="single" w:color="E9ECEF" w:sz="4"/>
+              <w:bottom w:val="single" w:color="E9ECEF" w:sz="4"/>
+              <w:right w:val="single" w:color="E9ECEF" w:sz="4"/>
+            </w:tcBorders>
+            <w:shd w:fill="F8F9FA" w:val="clear"/>
+            <w:tcMar>
+              <w:top w:type="dxa" w:w="100"/>
+              <w:left w:type="dxa" w:w="140"/>
+              <w:bottom w:type="dxa" w:w="100"/>
+              <w:right w:type="dxa" w:w="140"/>
+            </w:tcMar>
+            <w:vAlign w:val="center"/>
+          </w:tcPr>
+          <w:p>
+            <w:pPr>
+              <w:jc w:val="left"/>
+            </w:pPr>
+            <w:r>
+              <w:rPr>
+                <w:rFonts w:ascii="Open Sans" w:cs="Open Sans" w:eastAsia="Open Sans" w:hAnsi="Open Sans"/>
+                <w:b/>
+                <w:bCs/>
+                <w:color w:val="59595B"/>
+                <w:sz w:val="20"/>
+                <w:szCs w:val="20"/>
+              </w:rPr>
+              <w:t xml:space="preserve">Isn't AI mostly hype right now?</w:t>
+            </w:r>
+          </w:p>
+        </w:tc>
+        <w:tc>
+          <w:tcPr>
+            <w:tcW w:type="dxa" w:w="5850"/>
+            <w:tcBorders>
+              <w:top w:val="single" w:color="E9ECEF" w:sz="4"/>
+              <w:left w:val="single" w:color="E9ECEF" w:sz="4"/>
+              <w:bottom w:val="single" w:color="E9ECEF" w:sz="4"/>
+              <w:right w:val="single" w:color="E9ECEF" w:sz="4"/>
+            </w:tcBorders>
+            <w:shd w:fill="F8F9FA" w:val="clear"/>
+            <w:tcMar>
+              <w:top w:type="dxa" w:w="100"/>
+              <w:left w:type="dxa" w:w="140"/>
+              <w:bottom w:type="dxa" w:w="100"/>
+              <w:right w:type="dxa" w:w="140"/>
+            </w:tcMar>
+            <w:vAlign w:val="center"/>
+          </w:tcPr>
+          <w:p>
+            <w:pPr>
+              <w:jc w:val="left"/>
+            </w:pPr>
+            <w:r>
+              <w:rPr>
+                <w:rFonts w:ascii="Open Sans" w:cs="Open Sans" w:eastAsia="Open Sans" w:hAnsi="Open Sans"/>
+                <w:b w:val="false"/>
+                <w:bCs w:val="false"/>
+                <w:color w:val="59595B"/>
+                <w:sz w:val="20"/>
+                <w:szCs w:val="20"/>
+              </w:rPr>
+              <w:t xml:space="preserve">A lot of it is. That is why this blueprint starts with simple, proven automations that pay back fast — a review text when a job is done, a quote reply at 9pm Saturday — not autonomous "agents" running your shop. We use the simplest tool that works, measure it, and only expand what earns its place.</w:t>
+            </w:r>
+          </w:p>
+        </w:tc>
+      </w:tr>
+      <w:tr>
+        <w:trPr>
+          <w:cantSplit/>
+        </w:trPr>
+        <w:tc>
+          <w:tcPr>
+            <w:tcW w:type="dxa" w:w="3510"/>
+            <w:tcBorders>
+              <w:top w:val="single" w:color="E9ECEF" w:sz="4"/>
+              <w:left w:val="single" w:color="E9ECEF" w:sz="4"/>
+              <w:bottom w:val="single" w:color="E9ECEF" w:sz="4"/>
+              <w:right w:val="single" w:color="E9ECEF" w:sz="4"/>
+            </w:tcBorders>
+            <w:shd w:fill="FFFFFF" w:val="clear"/>
+            <w:tcMar>
+              <w:top w:type="dxa" w:w="100"/>
+              <w:left w:type="dxa" w:w="140"/>
+              <w:bottom w:type="dxa" w:w="100"/>
+              <w:right w:type="dxa" w:w="140"/>
+            </w:tcMar>
+            <w:vAlign w:val="center"/>
+          </w:tcPr>
+          <w:p>
+            <w:pPr>
+              <w:jc w:val="left"/>
+            </w:pPr>
+            <w:r>
+              <w:rPr>
+                <w:rFonts w:ascii="Open Sans" w:cs="Open Sans" w:eastAsia="Open Sans" w:hAnsi="Open Sans"/>
+                <w:b/>
+                <w:bCs/>
+                <w:color w:val="59595B"/>
+                <w:sz w:val="20"/>
+                <w:szCs w:val="20"/>
+              </w:rPr>
+              <w:t xml:space="preserve">Is our customer data — phone numbers, photos, addresses — safe?</w:t>
+            </w:r>
+          </w:p>
+        </w:tc>
+        <w:tc>
+          <w:tcPr>
+            <w:tcW w:type="dxa" w:w="5850"/>
+            <w:tcBorders>
+              <w:top w:val="single" w:color="E9ECEF" w:sz="4"/>
+              <w:left w:val="single" w:color="E9ECEF" w:sz="4"/>
+              <w:bottom w:val="single" w:color="E9ECEF" w:sz="4"/>
+              <w:right w:val="single" w:color="E9ECEF" w:sz="4"/>
+            </w:tcBorders>
+            <w:shd w:fill="FFFFFF" w:val="clear"/>
+            <w:tcMar>
+              <w:top w:type="dxa" w:w="100"/>
+              <w:left w:type="dxa" w:w="140"/>
+              <w:bottom w:type="dxa" w:w="100"/>
+              <w:right w:type="dxa" w:w="140"/>
+            </w:tcMar>
+            <w:vAlign w:val="center"/>
+          </w:tcPr>
+          <w:p>
+            <w:pPr>
+              <w:jc w:val="left"/>
+            </w:pPr>
+            <w:r>
+              <w:rPr>
+                <w:rFonts w:ascii="Open Sans" w:cs="Open Sans" w:eastAsia="Open Sans" w:hAnsi="Open Sans"/>
+                <w:b w:val="false"/>
+                <w:bCs w:val="false"/>
+                <w:color w:val="59595B"/>
+                <w:sz w:val="20"/>
+                <w:szCs w:val="20"/>
+              </w:rPr>
+              <w:t xml:space="preserve">Yes. Customer data never touches a public AI model; we deploy private, governed systems with human review on anything customer-facing or money-bound, led by a CISSP-certified team. Data handling is set up correctly from day one.</w:t>
+            </w:r>
+          </w:p>
+        </w:tc>
+      </w:tr>
+      <w:tr>
+        <w:trPr>
+          <w:cantSplit/>
+        </w:trPr>
+        <w:tc>
+          <w:tcPr>
+            <w:tcW w:type="dxa" w:w="3510"/>
+            <w:tcBorders>
+              <w:top w:val="single" w:color="E9ECEF" w:sz="4"/>
+              <w:left w:val="single" w:color="E9ECEF" w:sz="4"/>
+              <w:bottom w:val="single" w:color="E9ECEF" w:sz="4"/>
+              <w:right w:val="single" w:color="E9ECEF" w:sz="4"/>
+            </w:tcBorders>
+            <w:shd w:fill="F8F9FA" w:val="clear"/>
+            <w:tcMar>
+              <w:top w:type="dxa" w:w="100"/>
+              <w:left w:type="dxa" w:w="140"/>
+              <w:bottom w:type="dxa" w:w="100"/>
+              <w:right w:type="dxa" w:w="140"/>
+            </w:tcMar>
+            <w:vAlign w:val="center"/>
+          </w:tcPr>
+          <w:p>
+            <w:pPr>
+              <w:jc w:val="left"/>
+            </w:pPr>
+            <w:r>
+              <w:rPr>
+                <w:rFonts w:ascii="Open Sans" w:cs="Open Sans" w:eastAsia="Open Sans" w:hAnsi="Open Sans"/>
+                <w:b/>
+                <w:bCs/>
+                <w:color w:val="59595B"/>
+                <w:sz w:val="20"/>
+                <w:szCs w:val="20"/>
+              </w:rPr>
+              <w:t xml:space="preserve">We're a lean shop. Do we have the bandwidth to manage this?</w:t>
+            </w:r>
+          </w:p>
+        </w:tc>
+        <w:tc>
+          <w:tcPr>
+            <w:tcW w:type="dxa" w:w="5850"/>
+            <w:tcBorders>
+              <w:top w:val="single" w:color="E9ECEF" w:sz="4"/>
+              <w:left w:val="single" w:color="E9ECEF" w:sz="4"/>
+              <w:bottom w:val="single" w:color="E9ECEF" w:sz="4"/>
+              <w:right w:val="single" w:color="E9ECEF" w:sz="4"/>
+            </w:tcBorders>
+            <w:shd w:fill="F8F9FA" w:val="clear"/>
+            <w:tcMar>
+              <w:top w:type="dxa" w:w="100"/>
+              <w:left w:type="dxa" w:w="140"/>
+              <w:bottom w:type="dxa" w:w="100"/>
+              <w:right w:type="dxa" w:w="140"/>
+            </w:tcMar>
+            <w:vAlign w:val="center"/>
+          </w:tcPr>
+          <w:p>
+            <w:pPr>
+              <w:jc w:val="left"/>
+            </w:pPr>
+            <w:r>
+              <w:rPr>
+                <w:rFonts w:ascii="Open Sans" w:cs="Open Sans" w:eastAsia="Open Sans" w:hAnsi="Open Sans"/>
+                <w:b w:val="false"/>
+                <w:bCs w:val="false"/>
+                <w:color w:val="59595B"/>
+                <w:sz w:val="20"/>
+                <w:szCs w:val="20"/>
+              </w:rPr>
+              <w:t xml:space="preserve">The point is the opposite — to give you back hours, not add work. Technijian runs the build and the cadence; your involvement is a short monthly check-in plus a quick approve on what we draft. No new hire to manage.</w:t>
+            </w:r>
+          </w:p>
+        </w:tc>
+      </w:tr>
+      <w:tr>
+        <w:trPr>
+          <w:cantSplit/>
+        </w:trPr>
+        <w:tc>
+          <w:tcPr>
+            <w:tcW w:type="dxa" w:w="3510"/>
+            <w:tcBorders>
+              <w:top w:val="single" w:color="E9ECEF" w:sz="4"/>
+              <w:left w:val="single" w:color="E9ECEF" w:sz="4"/>
+              <w:bottom w:val="single" w:color="E9ECEF" w:sz="4"/>
+              <w:right w:val="single" w:color="E9ECEF" w:sz="4"/>
+            </w:tcBorders>
+            <w:shd w:fill="FFFFFF" w:val="clear"/>
+            <w:tcMar>
+              <w:top w:type="dxa" w:w="100"/>
+              <w:left w:type="dxa" w:w="140"/>
+              <w:bottom w:type="dxa" w:w="100"/>
+              <w:right w:type="dxa" w:w="140"/>
+            </w:tcMar>
+            <w:vAlign w:val="center"/>
+          </w:tcPr>
+          <w:p>
+            <w:pPr>
+              <w:jc w:val="left"/>
+            </w:pPr>
+            <w:r>
+              <w:rPr>
+                <w:rFonts w:ascii="Open Sans" w:cs="Open Sans" w:eastAsia="Open Sans" w:hAnsi="Open Sans"/>
+                <w:b/>
+                <w:bCs/>
+                <w:color w:val="59595B"/>
+                <w:sz w:val="20"/>
+                <w:szCs w:val="20"/>
+              </w:rPr>
+              <w:t xml:space="preserve">What if it doesn't work?</w:t>
+            </w:r>
+          </w:p>
+        </w:tc>
+        <w:tc>
+          <w:tcPr>
+            <w:tcW w:type="dxa" w:w="5850"/>
+            <w:tcBorders>
+              <w:top w:val="single" w:color="E9ECEF" w:sz="4"/>
+              <w:left w:val="single" w:color="E9ECEF" w:sz="4"/>
+              <w:bottom w:val="single" w:color="E9ECEF" w:sz="4"/>
+              <w:right w:val="single" w:color="E9ECEF" w:sz="4"/>
+            </w:tcBorders>
+            <w:shd w:fill="FFFFFF" w:val="clear"/>
+            <w:tcMar>
+              <w:top w:type="dxa" w:w="100"/>
+              <w:left w:type="dxa" w:w="140"/>
+              <w:bottom w:type="dxa" w:w="100"/>
+              <w:right w:type="dxa" w:w="140"/>
+            </w:tcMar>
+            <w:vAlign w:val="center"/>
+          </w:tcPr>
+          <w:p>
+            <w:pPr>
+              <w:jc w:val="left"/>
+            </w:pPr>
+            <w:r>
+              <w:rPr>
+                <w:rFonts w:ascii="Open Sans" w:cs="Open Sans" w:eastAsia="Open Sans" w:hAnsi="Open Sans"/>
+                <w:b w:val="false"/>
+                <w:bCs w:val="false"/>
+                <w:color w:val="59595B"/>
+                <w:sz w:val="20"/>
+                <w:szCs w:val="20"/>
+              </w:rPr>
+              <w:t xml:space="preserve">The entry pilot is a fixed-price 90-day program with a defined success metric (Section 10), month-to-month with no long lock-in. If it has not moved the needle by day 90, you are under no obligation to continue — and we will tell you honestly whether it is worth it.</w:t>
+            </w:r>
+          </w:p>
+        </w:tc>
+      </w:tr>
+      <w:tr>
+        <w:trPr>
+          <w:cantSplit/>
+        </w:trPr>
+        <w:tc>
+          <w:tcPr>
+            <w:tcW w:type="dxa" w:w="3510"/>
+            <w:tcBorders>
+              <w:top w:val="single" w:color="E9ECEF" w:sz="4"/>
+              <w:left w:val="single" w:color="E9ECEF" w:sz="4"/>
+              <w:bottom w:val="single" w:color="E9ECEF" w:sz="4"/>
+              <w:right w:val="single" w:color="E9ECEF" w:sz="4"/>
+            </w:tcBorders>
+            <w:shd w:fill="F8F9FA" w:val="clear"/>
+            <w:tcMar>
+              <w:top w:type="dxa" w:w="100"/>
+              <w:left w:type="dxa" w:w="140"/>
+              <w:bottom w:type="dxa" w:w="100"/>
+              <w:right w:type="dxa" w:w="140"/>
+            </w:tcMar>
+            <w:vAlign w:val="center"/>
+          </w:tcPr>
+          <w:p>
+            <w:pPr>
+              <w:jc w:val="left"/>
+            </w:pPr>
+            <w:r>
+              <w:rPr>
+                <w:rFonts w:ascii="Open Sans" w:cs="Open Sans" w:eastAsia="Open Sans" w:hAnsi="Open Sans"/>
+                <w:b/>
+                <w:bCs/>
+                <w:color w:val="59595B"/>
+                <w:sz w:val="20"/>
+                <w:szCs w:val="20"/>
+              </w:rPr>
+              <w:t xml:space="preserve">What does it really cost?</w:t>
+            </w:r>
+          </w:p>
+        </w:tc>
+        <w:tc>
+          <w:tcPr>
+            <w:tcW w:type="dxa" w:w="5850"/>
+            <w:tcBorders>
+              <w:top w:val="single" w:color="E9ECEF" w:sz="4"/>
+              <w:left w:val="single" w:color="E9ECEF" w:sz="4"/>
+              <w:bottom w:val="single" w:color="E9ECEF" w:sz="4"/>
+              <w:right w:val="single" w:color="E9ECEF" w:sz="4"/>
+            </w:tcBorders>
+            <w:shd w:fill="F8F9FA" w:val="clear"/>
+            <w:tcMar>
+              <w:top w:type="dxa" w:w="100"/>
+              <w:left w:type="dxa" w:w="140"/>
+              <w:bottom w:type="dxa" w:w="100"/>
+              <w:right w:type="dxa" w:w="140"/>
+            </w:tcMar>
+            <w:vAlign w:val="center"/>
+          </w:tcPr>
+          <w:p>
+            <w:pPr>
+              <w:jc w:val="left"/>
+            </w:pPr>
+            <w:r>
+              <w:rPr>
+                <w:rFonts w:ascii="Open Sans" w:cs="Open Sans" w:eastAsia="Open Sans" w:hAnsi="Open Sans"/>
+                <w:b w:val="false"/>
+                <w:bCs w:val="false"/>
+                <w:color w:val="59595B"/>
+                <w:sz w:val="20"/>
+                <w:szCs w:val="20"/>
+              </w:rPr>
+              <w:t xml:space="preserve">The entry pilot is roughly a $15K one-time bot build plus $1,500/mo at published rates — no hidden fees. The full Year-1 program is profiled in Section 10 (~$36K), but only after the pilot proves the lift. At a $140 blended ticket, ~2 extra wheels a day covers the full monthly program.</w:t>
+            </w:r>
+          </w:p>
+        </w:tc>
+      </w:tr>
+    </w:tbl>
+    <w:p>
+      <w:pPr>
+        <w:pStyle w:val="Heading1"/>
+        <w:keepNext/>
+        <w:pageBreakBefore/>
+        <w:spacing w:after="120" w:before="0" w:line="240"/>
+      </w:pPr>
+      <w:r>
+        <w:rPr>
+          <w:rFonts w:ascii="Open Sans" w:cs="Open Sans" w:eastAsia="Open Sans" w:hAnsi="Open Sans"/>
+          <w:color w:val="FFFFFF"/>
+          <w:sz w:val="2"/>
+          <w:szCs w:val="2"/>
+        </w:rPr>
+        <w:t xml:space="preserve">15  What Happens Next</w:t>
+      </w:r>
+    </w:p>
+    <w:tbl>
+      <w:tblPr>
+        <w:tblW w:type="dxa" w:w="9360"/>
+        <w:tblBorders>
+          <w:top w:val="none" w:color="FFFFFF" w:sz="0"/>
+          <w:left w:val="none" w:color="FFFFFF" w:sz="0"/>
+          <w:bottom w:val="none" w:color="FFFFFF" w:sz="0"/>
+          <w:right w:val="none" w:color="FFFFFF" w:sz="0"/>
+          <w:insideH w:val="single" w:color="auto" w:sz="4"/>
+          <w:insideV w:val="single" w:color="auto" w:sz="4"/>
+        </w:tblBorders>
+      </w:tblPr>
+      <w:tblGrid>
+        <w:gridCol w:w="120"/>
+        <w:gridCol w:w="9240"/>
+      </w:tblGrid>
+      <w:tr>
+        <w:tc>
+          <w:tcPr>
+            <w:tcW w:type="dxa" w:w="120"/>
+            <w:tcBorders>
+              <w:top w:val="none" w:color="FFFFFF" w:sz="0"/>
+              <w:left w:val="none" w:color="FFFFFF" w:sz="0"/>
+              <w:bottom w:val="none" w:color="FFFFFF" w:sz="0"/>
+              <w:right w:val="none" w:color="FFFFFF" w:sz="0"/>
+            </w:tcBorders>
             <w:shd w:fill="1A1A2E" w:val="clear"/>
           </w:tcPr>
           <w:p>
@@ -21836,7 +26200,7 @@
                 <w:sz w:val="34"/>
                 <w:szCs w:val="34"/>
               </w:rPr>
-              <w:t xml:space="preserve">13  What Happens Next</w:t>
+              <w:t xml:space="preserve">15  What Happens Next</w:t>
             </w:r>
           </w:p>
         </w:tc>
@@ -22112,7 +26476,8 @@
       <w:pPr>
         <w:pStyle w:val="Heading1"/>
         <w:keepNext/>
-        <w:spacing w:after="120" w:before="480" w:line="240"/>
+        <w:pageBreakBefore/>
+        <w:spacing w:after="120" w:before="0" w:line="240"/>
       </w:pPr>
       <w:r>
         <w:rPr>
@@ -22121,7 +26486,7 @@
           <w:sz w:val="2"/>
           <w:szCs w:val="2"/>
         </w:rPr>
-        <w:t xml:space="preserve">14  About Technijian</w:t>
+        <w:t xml:space="preserve">16  About Technijian</w:t>
       </w:r>
     </w:p>
     <w:tbl>
@@ -22185,7 +26550,7 @@
                 <w:sz w:val="34"/>
                 <w:szCs w:val="34"/>
               </w:rPr>
-              <w:t xml:space="preserve">14  About Technijian</w:t>
+              <w:t xml:space="preserve">16  About Technijian</w:t>
             </w:r>
           </w:p>
         </w:tc>
@@ -22949,7 +27314,8 @@
       <w:pPr>
         <w:pStyle w:val="Heading1"/>
         <w:keepNext/>
-        <w:spacing w:after="120" w:before="480" w:line="240"/>
+        <w:pageBreakBefore/>
+        <w:spacing w:after="120" w:before="0" w:line="240"/>
       </w:pPr>
       <w:r>
         <w:rPr>
